--- a/ServiceGate Protocol Socket实验文档.docx
+++ b/ServiceGate Protocol Socket实验文档.docx
@@ -4,106 +4,125 @@
   <w:body>
     <w:p>
       <w:pPr>
-        <w:spacing w:after="160"/>
-        <w:jc w:val="center"/>
+        <w:pStyle w:val="Title"/>
       </w:pPr>
       <w:r>
-        <w:rPr>
-          <w:rFonts w:ascii="Arial" w:hAnsi="Arial" w:eastAsia="Arial"/>
-          <w:b w:val="0"/>
-          <w:color w:val="666666"/>
-          <w:sz w:val="24"/>
-        </w:rPr>
-        <w:t>2025年春季学期《计算机网络原理》课程实验</w:t>
-      </w:r>
-    </w:p>
-    <w:p>
-      <w:pPr>
-        <w:spacing w:after="80"/>
-        <w:jc w:val="center"/>
-      </w:pPr>
-      <w:r>
-        <w:rPr>
-          <w:rFonts w:ascii="Arial" w:hAnsi="Arial" w:eastAsia="Arial"/>
-          <w:b/>
-          <w:color w:val="1F4E79"/>
-          <w:sz w:val="44"/>
-        </w:rPr>
         <w:t>网络 Socket 编程实验文档</w:t>
       </w:r>
     </w:p>
     <w:p>
       <w:pPr>
-        <w:jc w:val="center"/>
+        <w:pStyle w:val="Heading1"/>
       </w:pPr>
       <w:r>
-        <w:rPr>
-          <w:rFonts w:ascii="Arial" w:hAnsi="Arial" w:eastAsia="Arial"/>
-          <w:b w:val="0"/>
-          <w:color w:val="404040"/>
-          <w:sz w:val="26"/>
-        </w:rPr>
-        <w:t>ServiceGate Protocol：面向个人跨设备服务发现与受控调用的应用层协议</w:t>
+        <w:t>ServiceGate Protocol 实验说明</w:t>
+      </w:r>
+    </w:p>
+    <w:p>
+      <w:pPr>
+        <w:pStyle w:val="Heading2"/>
+      </w:pPr>
+      <w:r>
+        <w:t>1. 实验目的</w:t>
+      </w:r>
+    </w:p>
+    <w:p>
+      <w:r>
+        <w:t>本实验使用 Python 标准库 `socket` 实现一个小型应用层协议 ServiceGate Protocol（SGP）。实验重点不是做一个生产可用的远程调用平台，而是把 TCP 字节流上的几个基本问题做完整：</w:t>
+      </w:r>
+    </w:p>
+    <w:p>
+      <w:pPr>
+        <w:pStyle w:val="ListBullet"/>
+      </w:pPr>
+      <w:r>
+        <w:t>如何在 TCP 上划分消息边界。</w:t>
+      </w:r>
+    </w:p>
+    <w:p>
+      <w:pPr>
+        <w:pStyle w:val="ListBullet"/>
+      </w:pPr>
+      <w:r>
+        <w:t>如何设计固定帧头和 JSON 消息体。</w:t>
+      </w:r>
+    </w:p>
+    <w:p>
+      <w:pPr>
+        <w:pStyle w:val="ListBullet"/>
+      </w:pPr>
+      <w:r>
+        <w:t>如何让 Client、Relay、Agent 三类程序协同工作。</w:t>
+      </w:r>
+    </w:p>
+    <w:p>
+      <w:pPr>
+        <w:pStyle w:val="ListBullet"/>
+      </w:pPr>
+      <w:r>
+        <w:t>如何完成登录、服务发布、服务发现、服务调用和错误返回。</w:t>
+      </w:r>
+    </w:p>
+    <w:p>
+      <w:pPr>
+        <w:pStyle w:val="ListBullet"/>
+      </w:pPr>
+      <w:r>
+        <w:t>如何把具体服务逻辑放到 handler 中，而不是写死在协议或 Relay 里。</w:t>
+      </w:r>
+    </w:p>
+    <w:p>
+      <w:pPr>
+        <w:pStyle w:val="Heading2"/>
+      </w:pPr>
+      <w:r>
+        <w:t>2. 程序角色</w:t>
+      </w:r>
+    </w:p>
+    <w:p>
+      <w:r>
+        <w:t>本实验有三个角色：</w:t>
       </w:r>
     </w:p>
     <w:tbl>
       <w:tblPr>
         <w:tblStyle w:val="TableGrid"/>
-        <w:tblW w:type="dxa" w:w="9200"/>
-        <w:jc w:val="center"/>
-        <w:tblLayout w:type="fixed"/>
+        <w:tblW w:type="auto" w:w="0"/>
         <w:tblLook w:firstColumn="1" w:firstRow="1" w:lastColumn="0" w:lastRow="0" w:noHBand="0" w:noVBand="1" w:val="04A0"/>
       </w:tblPr>
       <w:tblGrid>
-        <w:gridCol w:w="2200"/>
-        <w:gridCol w:w="7000"/>
+        <w:gridCol w:w="2880"/>
+        <w:gridCol w:w="2880"/>
+        <w:gridCol w:w="2880"/>
       </w:tblGrid>
       <w:tr>
         <w:tc>
           <w:tcPr>
-            <w:tcW w:type="dxa" w:w="2200"/>
-            <w:shd w:fill="1F4E79"/>
-            <w:vAlign w:val="center"/>
-            <w:tcMar>
-              <w:top w:w="80" w:type="dxa"/>
-              <w:start w:w="120" w:type="dxa"/>
-              <w:bottom w:w="80" w:type="dxa"/>
-              <w:end w:w="120" w:type="dxa"/>
-            </w:tcMar>
+            <w:tcW w:type="dxa" w:w="2880"/>
           </w:tcPr>
           <w:p>
-            <w:r/>
             <w:r>
-              <w:rPr>
-                <w:rFonts w:ascii="Arial" w:hAnsi="Arial" w:eastAsia="Arial"/>
-                <w:b/>
-                <w:color w:val="FFFFFF"/>
-              </w:rPr>
-              <w:t>项目</w:t>
+              <w:t>角色</w:t>
             </w:r>
           </w:p>
         </w:tc>
         <w:tc>
           <w:tcPr>
-            <w:tcW w:type="dxa" w:w="7000"/>
-            <w:shd w:fill="1F4E79"/>
-            <w:vAlign w:val="center"/>
-            <w:tcMar>
-              <w:top w:w="80" w:type="dxa"/>
-              <w:start w:w="120" w:type="dxa"/>
-              <w:bottom w:w="80" w:type="dxa"/>
-              <w:end w:w="120" w:type="dxa"/>
-            </w:tcMar>
+            <w:tcW w:type="dxa" w:w="2880"/>
           </w:tcPr>
           <w:p>
-            <w:r/>
             <w:r>
-              <w:rPr>
-                <w:rFonts w:ascii="Arial" w:hAnsi="Arial" w:eastAsia="Arial"/>
-                <w:b/>
-                <w:color w:val="FFFFFF"/>
-              </w:rPr>
-              <w:t>内容</w:t>
+              <w:t>程序</w:t>
+            </w:r>
+          </w:p>
+        </w:tc>
+        <w:tc>
+          <w:tcPr>
+            <w:tcW w:type="dxa" w:w="2880"/>
+          </w:tcPr>
+          <w:p>
+            <w:r>
+              <w:t>作用</w:t>
             </w:r>
           </w:p>
         </w:tc>
@@ -111,47 +130,31 @@
       <w:tr>
         <w:tc>
           <w:tcPr>
-            <w:tcW w:type="dxa" w:w="2200"/>
-            <w:vAlign w:val="center"/>
-            <w:tcMar>
-              <w:top w:w="80" w:type="dxa"/>
-              <w:start w:w="120" w:type="dxa"/>
-              <w:bottom w:w="80" w:type="dxa"/>
-              <w:end w:w="120" w:type="dxa"/>
-            </w:tcMar>
+            <w:tcW w:type="dxa" w:w="2880"/>
           </w:tcPr>
           <w:p>
-            <w:r/>
             <w:r>
-              <w:rPr>
-                <w:rFonts w:ascii="Arial" w:hAnsi="Arial" w:eastAsia="Arial"/>
-                <w:b w:val="0"/>
-                <w:sz w:val="20"/>
-              </w:rPr>
-              <w:t>协议名称</w:t>
+              <w:t>Relay</w:t>
             </w:r>
           </w:p>
         </w:tc>
         <w:tc>
           <w:tcPr>
-            <w:tcW w:type="dxa" w:w="7000"/>
-            <w:vAlign w:val="center"/>
-            <w:tcMar>
-              <w:top w:w="80" w:type="dxa"/>
-              <w:start w:w="120" w:type="dxa"/>
-              <w:bottom w:w="80" w:type="dxa"/>
-              <w:end w:w="120" w:type="dxa"/>
-            </w:tcMar>
+            <w:tcW w:type="dxa" w:w="2880"/>
           </w:tcPr>
           <w:p>
-            <w:r/>
             <w:r>
-              <w:rPr>
-                <w:rFonts w:ascii="Arial" w:hAnsi="Arial" w:eastAsia="Arial"/>
-                <w:b w:val="0"/>
-                <w:sz w:val="20"/>
-              </w:rPr>
-              <w:t>ServiceGate Protocol，简称 SGP</w:t>
+              <w:t>`relay.py`</w:t>
+            </w:r>
+          </w:p>
+        </w:tc>
+        <w:tc>
+          <w:tcPr>
+            <w:tcW w:type="dxa" w:w="2880"/>
+          </w:tcPr>
+          <w:p>
+            <w:r>
+              <w:t>接收 Agent 和 Client 连接，维护服务目录，校验通用权限和 schema，并转发 `CALL`</w:t>
             </w:r>
           </w:p>
         </w:tc>
@@ -159,47 +162,31 @@
       <w:tr>
         <w:tc>
           <w:tcPr>
-            <w:tcW w:type="dxa" w:w="2200"/>
-            <w:vAlign w:val="center"/>
-            <w:tcMar>
-              <w:top w:w="80" w:type="dxa"/>
-              <w:start w:w="120" w:type="dxa"/>
-              <w:bottom w:w="80" w:type="dxa"/>
-              <w:end w:w="120" w:type="dxa"/>
-            </w:tcMar>
+            <w:tcW w:type="dxa" w:w="2880"/>
           </w:tcPr>
           <w:p>
-            <w:r/>
             <w:r>
-              <w:rPr>
-                <w:rFonts w:ascii="Arial" w:hAnsi="Arial" w:eastAsia="Arial"/>
-                <w:b w:val="0"/>
-                <w:sz w:val="20"/>
-              </w:rPr>
-              <w:t>实现语言</w:t>
+              <w:t>Agent</w:t>
             </w:r>
           </w:p>
         </w:tc>
         <w:tc>
           <w:tcPr>
-            <w:tcW w:type="dxa" w:w="7000"/>
-            <w:vAlign w:val="center"/>
-            <w:tcMar>
-              <w:top w:w="80" w:type="dxa"/>
-              <w:start w:w="120" w:type="dxa"/>
-              <w:bottom w:w="80" w:type="dxa"/>
-              <w:end w:w="120" w:type="dxa"/>
-            </w:tcMar>
+            <w:tcW w:type="dxa" w:w="2880"/>
           </w:tcPr>
           <w:p>
-            <w:r/>
             <w:r>
-              <w:rPr>
-                <w:rFonts w:ascii="Arial" w:hAnsi="Arial" w:eastAsia="Arial"/>
-                <w:b w:val="0"/>
-                <w:sz w:val="20"/>
-              </w:rPr>
-              <w:t>Python 3，基于标准库 socket</w:t>
+              <w:t>`agent.py`</w:t>
+            </w:r>
+          </w:p>
+        </w:tc>
+        <w:tc>
+          <w:tcPr>
+            <w:tcW w:type="dxa" w:w="2880"/>
+          </w:tcPr>
+          <w:p>
+            <w:r>
+              <w:t>主动连接 Relay，读取配置文件发布服务，并把调用分发给本地 handler</w:t>
             </w:r>
           </w:p>
         </w:tc>
@@ -207,47 +194,77 @@
       <w:tr>
         <w:tc>
           <w:tcPr>
-            <w:tcW w:type="dxa" w:w="2200"/>
-            <w:vAlign w:val="center"/>
-            <w:tcMar>
-              <w:top w:w="80" w:type="dxa"/>
-              <w:start w:w="120" w:type="dxa"/>
-              <w:bottom w:w="80" w:type="dxa"/>
-              <w:end w:w="120" w:type="dxa"/>
-            </w:tcMar>
+            <w:tcW w:type="dxa" w:w="2880"/>
           </w:tcPr>
           <w:p>
-            <w:r/>
             <w:r>
-              <w:rPr>
-                <w:rFonts w:ascii="Arial" w:hAnsi="Arial" w:eastAsia="Arial"/>
-                <w:b w:val="0"/>
-                <w:sz w:val="20"/>
-              </w:rPr>
-              <w:t>通信模型</w:t>
+              <w:t>Client</w:t>
             </w:r>
           </w:p>
         </w:tc>
         <w:tc>
           <w:tcPr>
-            <w:tcW w:type="dxa" w:w="7000"/>
-            <w:vAlign w:val="center"/>
-            <w:tcMar>
-              <w:top w:w="80" w:type="dxa"/>
-              <w:start w:w="120" w:type="dxa"/>
-              <w:bottom w:w="80" w:type="dxa"/>
-              <w:end w:w="120" w:type="dxa"/>
-            </w:tcMar>
+            <w:tcW w:type="dxa" w:w="2880"/>
           </w:tcPr>
           <w:p>
-            <w:r/>
             <w:r>
-              <w:rPr>
-                <w:rFonts w:ascii="Arial" w:hAnsi="Arial" w:eastAsia="Arial"/>
-                <w:b w:val="0"/>
-                <w:sz w:val="20"/>
-              </w:rPr>
-              <w:t>Node 主动连接 Relay，发布或调用 Service</w:t>
+              <w:t>`client.py`</w:t>
+            </w:r>
+          </w:p>
+        </w:tc>
+        <w:tc>
+          <w:tcPr>
+            <w:tcW w:type="dxa" w:w="2880"/>
+          </w:tcPr>
+          <w:p>
+            <w:r>
+              <w:t>登录 Relay，查看服务列表，并调用某个服务</w:t>
+            </w:r>
+          </w:p>
+        </w:tc>
+      </w:tr>
+    </w:tbl>
+    <w:p>
+      <w:r>
+        <w:t>Relay 不执行具体业务逻辑。比如文件读取、命令执行、HTTP 转发都在 Agent 端 handler 中完成。</w:t>
+      </w:r>
+    </w:p>
+    <w:p>
+      <w:pPr>
+        <w:pStyle w:val="Heading2"/>
+      </w:pPr>
+      <w:r>
+        <w:t>3. 文件结构</w:t>
+      </w:r>
+    </w:p>
+    <w:tbl>
+      <w:tblPr>
+        <w:tblStyle w:val="TableGrid"/>
+        <w:tblW w:type="auto" w:w="0"/>
+        <w:tblLook w:firstColumn="1" w:firstRow="1" w:lastColumn="0" w:lastRow="0" w:noHBand="0" w:noVBand="1" w:val="04A0"/>
+      </w:tblPr>
+      <w:tblGrid>
+        <w:gridCol w:w="4320"/>
+        <w:gridCol w:w="4320"/>
+      </w:tblGrid>
+      <w:tr>
+        <w:tc>
+          <w:tcPr>
+            <w:tcW w:type="dxa" w:w="4320"/>
+          </w:tcPr>
+          <w:p>
+            <w:r>
+              <w:t>文件</w:t>
+            </w:r>
+          </w:p>
+        </w:tc>
+        <w:tc>
+          <w:tcPr>
+            <w:tcW w:type="dxa" w:w="4320"/>
+          </w:tcPr>
+          <w:p>
+            <w:r>
+              <w:t>作用</w:t>
             </w:r>
           </w:p>
         </w:tc>
@@ -255,47 +272,21 @@
       <w:tr>
         <w:tc>
           <w:tcPr>
-            <w:tcW w:type="dxa" w:w="2200"/>
-            <w:vAlign w:val="center"/>
-            <w:tcMar>
-              <w:top w:w="80" w:type="dxa"/>
-              <w:start w:w="120" w:type="dxa"/>
-              <w:bottom w:w="80" w:type="dxa"/>
-              <w:end w:w="120" w:type="dxa"/>
-            </w:tcMar>
+            <w:tcW w:type="dxa" w:w="4320"/>
           </w:tcPr>
           <w:p>
-            <w:r/>
             <w:r>
-              <w:rPr>
-                <w:rFonts w:ascii="Arial" w:hAnsi="Arial" w:eastAsia="Arial"/>
-                <w:b w:val="0"/>
-                <w:sz w:val="20"/>
-              </w:rPr>
-              <w:t>消息格式</w:t>
+              <w:t>`protocol.py`</w:t>
             </w:r>
           </w:p>
         </w:tc>
         <w:tc>
           <w:tcPr>
-            <w:tcW w:type="dxa" w:w="7000"/>
-            <w:vAlign w:val="center"/>
-            <w:tcMar>
-              <w:top w:w="80" w:type="dxa"/>
-              <w:start w:w="120" w:type="dxa"/>
-              <w:bottom w:w="80" w:type="dxa"/>
-              <w:end w:w="120" w:type="dxa"/>
-            </w:tcMar>
+            <w:tcW w:type="dxa" w:w="4320"/>
           </w:tcPr>
           <w:p>
-            <w:r/>
             <w:r>
-              <w:rPr>
-                <w:rFonts w:ascii="Arial" w:hAnsi="Arial" w:eastAsia="Arial"/>
-                <w:b w:val="0"/>
-                <w:sz w:val="20"/>
-              </w:rPr>
-              <w:t>4 字节大端长度前缀 + UTF-8 JSON</w:t>
+              <w:t>帧头编码/解码、消息收发、认证 proof、简化加密、schema 校验和响应构造</w:t>
             </w:r>
           </w:p>
         </w:tc>
@@ -303,236 +294,21 @@
       <w:tr>
         <w:tc>
           <w:tcPr>
-            <w:tcW w:type="dxa" w:w="2200"/>
-            <w:vAlign w:val="center"/>
-            <w:tcMar>
-              <w:top w:w="80" w:type="dxa"/>
-              <w:start w:w="120" w:type="dxa"/>
-              <w:bottom w:w="80" w:type="dxa"/>
-              <w:end w:w="120" w:type="dxa"/>
-            </w:tcMar>
+            <w:tcW w:type="dxa" w:w="4320"/>
           </w:tcPr>
           <w:p>
-            <w:r/>
             <w:r>
-              <w:rPr>
-                <w:rFonts w:ascii="Arial" w:hAnsi="Arial" w:eastAsia="Arial"/>
-                <w:b w:val="0"/>
-                <w:sz w:val="20"/>
-              </w:rPr>
-              <w:t>核心命令</w:t>
+              <w:t>`relay.py`</w:t>
             </w:r>
           </w:p>
         </w:tc>
         <w:tc>
           <w:tcPr>
-            <w:tcW w:type="dxa" w:w="7000"/>
-            <w:vAlign w:val="center"/>
-            <w:tcMar>
-              <w:top w:w="80" w:type="dxa"/>
-              <w:start w:w="120" w:type="dxa"/>
-              <w:bottom w:w="80" w:type="dxa"/>
-              <w:end w:w="120" w:type="dxa"/>
-            </w:tcMar>
+            <w:tcW w:type="dxa" w:w="4320"/>
           </w:tcPr>
           <w:p>
-            <w:r/>
             <w:r>
-              <w:rPr>
-                <w:rFonts w:ascii="Arial" w:hAnsi="Arial" w:eastAsia="Arial"/>
-                <w:b w:val="0"/>
-                <w:sz w:val="20"/>
-              </w:rPr>
-              <w:t>HELLO、AUTH、PUBLISH、LIST、CALL、PING、ERROR</w:t>
-            </w:r>
-          </w:p>
-        </w:tc>
-      </w:tr>
-    </w:tbl>
-    <w:p/>
-    <w:p>
-      <w:r>
-        <w:br w:type="page"/>
-      </w:r>
-    </w:p>
-    <w:p>
-      <w:pPr>
-        <w:pStyle w:val="Heading1"/>
-      </w:pPr>
-      <w:r>
-        <w:rPr>
-          <w:rFonts w:ascii="Arial" w:hAnsi="Arial" w:eastAsia="Arial"/>
-          <w:b w:val="0"/>
-        </w:rPr>
-        <w:t>摘要</w:t>
-      </w:r>
-    </w:p>
-    <w:p>
-      <w:r>
-        <w:rPr>
-          <w:rFonts w:ascii="Arial" w:hAnsi="Arial" w:eastAsia="Arial"/>
-          <w:b w:val="0"/>
-        </w:rPr>
-        <w:t>本实验设计并实现了 ServiceGate Protocol（SGP），一个基于 TCP socket 的轻量应用层协议。SGP 采用 RPC-style 的请求响应模型，但协议重点不是远程调用固定函数，而是让 NAT 后的个人设备主动连接 Relay，声明本机可提供的 Service；另一台设备先通过协议发现服务，再根据 Service 的 contract、auth 和 policy 发起受控调用。</w:t>
-      </w:r>
-    </w:p>
-    <w:p>
-      <w:r>
-        <w:rPr>
-          <w:rFonts w:ascii="Arial" w:hAnsi="Arial" w:eastAsia="Arial"/>
-          <w:b w:val="0"/>
-        </w:rPr>
-        <w:t>SGP 的核心命令包括 HELLO、AUTH、PUBLISH、LIST、CALL、PING 和 ERROR。Relay 只负责连接认证、服务目录、策略检查、错误响应和调用路由，不解释具体业务语义。文本、命令、HTTP、文件服务均作为协议之上的示例或扩展 Service，用来展示协议的可维护性和扩展性。</w:t>
-      </w:r>
-    </w:p>
-    <w:p>
-      <w:pPr>
-        <w:pStyle w:val="Heading1"/>
-      </w:pPr>
-      <w:r>
-        <w:rPr>
-          <w:rFonts w:ascii="Arial" w:hAnsi="Arial" w:eastAsia="Arial"/>
-          <w:b w:val="0"/>
-        </w:rPr>
-        <w:t>1. 实验目的</w:t>
-      </w:r>
-    </w:p>
-    <w:p>
-      <w:pPr>
-        <w:pStyle w:val="ListBullet"/>
-      </w:pPr>
-      <w:r>
-        <w:rPr>
-          <w:rFonts w:ascii="Arial" w:hAnsi="Arial" w:eastAsia="Arial"/>
-          <w:b w:val="0"/>
-        </w:rPr>
-        <w:t>理解 TCP socket 提供的是可靠字节流，应用层协议需要自行定义消息边界和消息格式。</w:t>
-      </w:r>
-    </w:p>
-    <w:p>
-      <w:pPr>
-        <w:pStyle w:val="ListBullet"/>
-      </w:pPr>
-      <w:r>
-        <w:rPr>
-          <w:rFonts w:ascii="Arial" w:hAnsi="Arial" w:eastAsia="Arial"/>
-          <w:b w:val="0"/>
-        </w:rPr>
-        <w:t>围绕真实跨设备开发场景，设计一个具备认证、服务发现、服务调用和错误处理能力的应用层协议。</w:t>
-      </w:r>
-    </w:p>
-    <w:p>
-      <w:pPr>
-        <w:pStyle w:val="ListBullet"/>
-      </w:pPr>
-      <w:r>
-        <w:rPr>
-          <w:rFonts w:ascii="Arial" w:hAnsi="Arial" w:eastAsia="Arial"/>
-          <w:b w:val="0"/>
-        </w:rPr>
-        <w:t>使用 Python socket 实现协议原型，并完成可演示的 Relay、服务发布 Node 和服务调用 Node。</w:t>
-      </w:r>
-    </w:p>
-    <w:p>
-      <w:pPr>
-        <w:pStyle w:val="ListBullet"/>
-      </w:pPr>
-      <w:r>
-        <w:rPr>
-          <w:rFonts w:ascii="Arial" w:hAnsi="Arial" w:eastAsia="Arial"/>
-          <w:b w:val="0"/>
-        </w:rPr>
-        <w:t>通过测试用例验证正常流程、错误 token、服务不存在、Agent 离线、payload 限制等协议行为。</w:t>
-      </w:r>
-    </w:p>
-    <w:p>
-      <w:pPr>
-        <w:pStyle w:val="Heading1"/>
-      </w:pPr>
-      <w:r>
-        <w:rPr>
-          <w:rFonts w:ascii="Arial" w:hAnsi="Arial" w:eastAsia="Arial"/>
-          <w:b w:val="0"/>
-        </w:rPr>
-        <w:t>2. 应用场景与需求分析</w:t>
-      </w:r>
-    </w:p>
-    <w:p>
-      <w:r>
-        <w:rPr>
-          <w:rFonts w:ascii="Arial" w:hAnsi="Arial" w:eastAsia="Arial"/>
-          <w:b w:val="0"/>
-        </w:rPr>
-        <w:t>目标场景是个人跨设备开发：Windows 主机放在寝室或内网环境中，Mac 是随身设备。用户希望在外部设备上发现并访问 Windows 上的开发服务，例如短文本投递、受控命令执行、本地 HTTP 页面预览或受限文件读取。</w:t>
-      </w:r>
-    </w:p>
-    <w:p>
-      <w:r>
-        <w:rPr>
-          <w:rFonts w:ascii="Arial" w:hAnsi="Arial" w:eastAsia="Arial"/>
-          <w:b w:val="0"/>
-        </w:rPr>
-        <w:t>传统 SSH 更偏远程终端，frp/ngrok 更偏端口映射。SGP 将这些能力抽象为 Service，由发布方声明服务能力、访问策略和调用约定，由 Relay 统一维护服务目录并完成受控调用。</w:t>
-      </w:r>
-    </w:p>
-    <w:tbl>
-      <w:tblPr>
-        <w:tblStyle w:val="TableGrid"/>
-        <w:tblW w:type="dxa" w:w="9200"/>
-        <w:jc w:val="center"/>
-        <w:tblLayout w:type="fixed"/>
-        <w:tblLook w:firstColumn="1" w:firstRow="1" w:lastColumn="0" w:lastRow="0" w:noHBand="0" w:noVBand="1" w:val="04A0"/>
-      </w:tblPr>
-      <w:tblGrid>
-        <w:gridCol w:w="2600"/>
-        <w:gridCol w:w="6600"/>
-      </w:tblGrid>
-      <w:tr>
-        <w:tc>
-          <w:tcPr>
-            <w:tcW w:type="dxa" w:w="2600"/>
-            <w:shd w:fill="1F4E79"/>
-            <w:vAlign w:val="center"/>
-            <w:tcMar>
-              <w:top w:w="80" w:type="dxa"/>
-              <w:start w:w="120" w:type="dxa"/>
-              <w:bottom w:w="80" w:type="dxa"/>
-              <w:end w:w="120" w:type="dxa"/>
-            </w:tcMar>
-          </w:tcPr>
-          <w:p>
-            <w:r/>
-            <w:r>
-              <w:rPr>
-                <w:rFonts w:ascii="Arial" w:hAnsi="Arial" w:eastAsia="Arial"/>
-                <w:b/>
-                <w:color w:val="FFFFFF"/>
-              </w:rPr>
-              <w:t>需求</w:t>
-            </w:r>
-          </w:p>
-        </w:tc>
-        <w:tc>
-          <w:tcPr>
-            <w:tcW w:type="dxa" w:w="6600"/>
-            <w:shd w:fill="1F4E79"/>
-            <w:vAlign w:val="center"/>
-            <w:tcMar>
-              <w:top w:w="80" w:type="dxa"/>
-              <w:start w:w="120" w:type="dxa"/>
-              <w:bottom w:w="80" w:type="dxa"/>
-              <w:end w:w="120" w:type="dxa"/>
-            </w:tcMar>
-          </w:tcPr>
-          <w:p>
-            <w:r/>
-            <w:r>
-              <w:rPr>
-                <w:rFonts w:ascii="Arial" w:hAnsi="Arial" w:eastAsia="Arial"/>
-                <w:b/>
-                <w:color w:val="FFFFFF"/>
-              </w:rPr>
-              <w:t>SGP 设计</w:t>
+              <w:t>中继服务，负责登录、服务目录、权限校验、schema 校验、转发和日志</w:t>
             </w:r>
           </w:p>
         </w:tc>
@@ -540,47 +316,21 @@
       <w:tr>
         <w:tc>
           <w:tcPr>
-            <w:tcW w:type="dxa" w:w="2600"/>
-            <w:vAlign w:val="center"/>
-            <w:tcMar>
-              <w:top w:w="80" w:type="dxa"/>
-              <w:start w:w="120" w:type="dxa"/>
-              <w:bottom w:w="80" w:type="dxa"/>
-              <w:end w:w="120" w:type="dxa"/>
-            </w:tcMar>
+            <w:tcW w:type="dxa" w:w="4320"/>
           </w:tcPr>
           <w:p>
-            <w:r/>
             <w:r>
-              <w:rPr>
-                <w:rFonts w:ascii="Arial" w:hAnsi="Arial" w:eastAsia="Arial"/>
-                <w:b w:val="0"/>
-                <w:sz w:val="20"/>
-              </w:rPr>
-              <w:t>真实需求</w:t>
+              <w:t>`agent.py`</w:t>
             </w:r>
           </w:p>
         </w:tc>
         <w:tc>
           <w:tcPr>
-            <w:tcW w:type="dxa" w:w="6600"/>
-            <w:vAlign w:val="center"/>
-            <w:tcMar>
-              <w:top w:w="80" w:type="dxa"/>
-              <w:start w:w="120" w:type="dxa"/>
-              <w:bottom w:w="80" w:type="dxa"/>
-              <w:end w:w="120" w:type="dxa"/>
-            </w:tcMar>
+            <w:tcW w:type="dxa" w:w="4320"/>
           </w:tcPr>
           <w:p>
-            <w:r/>
             <w:r>
-              <w:rPr>
-                <w:rFonts w:ascii="Arial" w:hAnsi="Arial" w:eastAsia="Arial"/>
-                <w:b w:val="0"/>
-                <w:sz w:val="20"/>
-              </w:rPr>
-              <w:t>Mac 在外访问 NAT 后 Windows 上的开发或课程服务</w:t>
+              <w:t>服务发布端，读取 `agent.config.json` 和 `services.json`，加载 handler</w:t>
             </w:r>
           </w:p>
         </w:tc>
@@ -588,47 +338,21 @@
       <w:tr>
         <w:tc>
           <w:tcPr>
-            <w:tcW w:type="dxa" w:w="2600"/>
-            <w:vAlign w:val="center"/>
-            <w:tcMar>
-              <w:top w:w="80" w:type="dxa"/>
-              <w:start w:w="120" w:type="dxa"/>
-              <w:bottom w:w="80" w:type="dxa"/>
-              <w:end w:w="120" w:type="dxa"/>
-            </w:tcMar>
+            <w:tcW w:type="dxa" w:w="4320"/>
           </w:tcPr>
           <w:p>
-            <w:r/>
             <w:r>
-              <w:rPr>
-                <w:rFonts w:ascii="Arial" w:hAnsi="Arial" w:eastAsia="Arial"/>
-                <w:b w:val="0"/>
-                <w:sz w:val="20"/>
-              </w:rPr>
-              <w:t>新颖性</w:t>
+              <w:t>`client.py`</w:t>
             </w:r>
           </w:p>
         </w:tc>
         <w:tc>
           <w:tcPr>
-            <w:tcW w:type="dxa" w:w="6600"/>
-            <w:vAlign w:val="center"/>
-            <w:tcMar>
-              <w:top w:w="80" w:type="dxa"/>
-              <w:start w:w="120" w:type="dxa"/>
-              <w:bottom w:w="80" w:type="dxa"/>
-              <w:end w:w="120" w:type="dxa"/>
-            </w:tcMar>
+            <w:tcW w:type="dxa" w:w="4320"/>
           </w:tcPr>
           <w:p>
-            <w:r/>
             <w:r>
-              <w:rPr>
-                <w:rFonts w:ascii="Arial" w:hAnsi="Arial" w:eastAsia="Arial"/>
-                <w:b w:val="0"/>
-                <w:sz w:val="20"/>
-              </w:rPr>
-              <w:t>把服务发布、服务发现、中继路由、服务级授权和策略限制统一进一个轻量协议</w:t>
+              <w:t>交互式客户端，支持 `list`、`help &lt;service&gt;`、`text`、`cmd`、`http`、`file` 等命令</w:t>
             </w:r>
           </w:p>
         </w:tc>
@@ -636,47 +360,21 @@
       <w:tr>
         <w:tc>
           <w:tcPr>
-            <w:tcW w:type="dxa" w:w="2600"/>
-            <w:vAlign w:val="center"/>
-            <w:tcMar>
-              <w:top w:w="80" w:type="dxa"/>
-              <w:start w:w="120" w:type="dxa"/>
-              <w:bottom w:w="80" w:type="dxa"/>
-              <w:end w:w="120" w:type="dxa"/>
-            </w:tcMar>
+            <w:tcW w:type="dxa" w:w="4320"/>
           </w:tcPr>
           <w:p>
-            <w:r/>
             <w:r>
-              <w:rPr>
-                <w:rFonts w:ascii="Arial" w:hAnsi="Arial" w:eastAsia="Arial"/>
-                <w:b w:val="0"/>
-                <w:sz w:val="20"/>
-              </w:rPr>
-              <w:t>安全性</w:t>
+              <w:t>`agent.config.example.json`</w:t>
             </w:r>
           </w:p>
         </w:tc>
         <w:tc>
           <w:tcPr>
-            <w:tcW w:type="dxa" w:w="6600"/>
-            <w:vAlign w:val="center"/>
-            <w:tcMar>
-              <w:top w:w="80" w:type="dxa"/>
-              <w:start w:w="120" w:type="dxa"/>
-              <w:bottom w:w="80" w:type="dxa"/>
-              <w:end w:w="120" w:type="dxa"/>
-            </w:tcMar>
+            <w:tcW w:type="dxa" w:w="4320"/>
           </w:tcPr>
           <w:p>
-            <w:r/>
             <w:r>
-              <w:rPr>
-                <w:rFonts w:ascii="Arial" w:hAnsi="Arial" w:eastAsia="Arial"/>
-                <w:b w:val="0"/>
-                <w:sz w:val="20"/>
-              </w:rPr>
-              <w:t>Relay 共享密钥认证、session token、Service access token、命令白名单</w:t>
+              <w:t>Agent 配置示例</w:t>
             </w:r>
           </w:p>
         </w:tc>
@@ -684,215 +382,190 @@
       <w:tr>
         <w:tc>
           <w:tcPr>
-            <w:tcW w:type="dxa" w:w="2600"/>
-            <w:vAlign w:val="center"/>
-            <w:tcMar>
-              <w:top w:w="80" w:type="dxa"/>
-              <w:start w:w="120" w:type="dxa"/>
-              <w:bottom w:w="80" w:type="dxa"/>
-              <w:end w:w="120" w:type="dxa"/>
-            </w:tcMar>
+            <w:tcW w:type="dxa" w:w="4320"/>
           </w:tcPr>
           <w:p>
-            <w:r/>
             <w:r>
-              <w:rPr>
-                <w:rFonts w:ascii="Arial" w:hAnsi="Arial" w:eastAsia="Arial"/>
-                <w:b w:val="0"/>
-                <w:sz w:val="20"/>
-              </w:rPr>
-              <w:t>扩展性</w:t>
+              <w:t>`client.config.example.json`</w:t>
             </w:r>
           </w:p>
         </w:tc>
         <w:tc>
           <w:tcPr>
-            <w:tcW w:type="dxa" w:w="6600"/>
-            <w:vAlign w:val="center"/>
-            <w:tcMar>
-              <w:top w:w="80" w:type="dxa"/>
-              <w:start w:w="120" w:type="dxa"/>
-              <w:bottom w:w="80" w:type="dxa"/>
-              <w:end w:w="120" w:type="dxa"/>
-            </w:tcMar>
+            <w:tcW w:type="dxa" w:w="4320"/>
           </w:tcPr>
           <w:p>
-            <w:r/>
             <w:r>
-              <w:rPr>
-                <w:rFonts w:ascii="Arial" w:hAnsi="Arial" w:eastAsia="Arial"/>
-                <w:b w:val="0"/>
-                <w:sz w:val="20"/>
-              </w:rPr>
-              <w:t>通过 version、service_type、contract、metadata、ext 扩展，不增加协议核心命令</w:t>
+              <w:t>Client 配置示例</w:t>
+            </w:r>
+          </w:p>
+        </w:tc>
+      </w:tr>
+      <w:tr>
+        <w:tc>
+          <w:tcPr>
+            <w:tcW w:type="dxa" w:w="4320"/>
+          </w:tcPr>
+          <w:p>
+            <w:r>
+              <w:t>`services.example.json`</w:t>
+            </w:r>
+          </w:p>
+        </w:tc>
+        <w:tc>
+          <w:tcPr>
+            <w:tcW w:type="dxa" w:w="4320"/>
+          </w:tcPr>
+          <w:p>
+            <w:r>
+              <w:t>Service 配置示例</w:t>
+            </w:r>
+          </w:p>
+        </w:tc>
+      </w:tr>
+      <w:tr>
+        <w:tc>
+          <w:tcPr>
+            <w:tcW w:type="dxa" w:w="4320"/>
+          </w:tcPr>
+          <w:p>
+            <w:r>
+              <w:t>`handlers/text_echo.py`</w:t>
+            </w:r>
+          </w:p>
+        </w:tc>
+        <w:tc>
+          <w:tcPr>
+            <w:tcW w:type="dxa" w:w="4320"/>
+          </w:tcPr>
+          <w:p>
+            <w:r>
+              <w:t>文本回显 handler</w:t>
+            </w:r>
+          </w:p>
+        </w:tc>
+      </w:tr>
+      <w:tr>
+        <w:tc>
+          <w:tcPr>
+            <w:tcW w:type="dxa" w:w="4320"/>
+          </w:tcPr>
+          <w:p>
+            <w:r>
+              <w:t>`handlers/command_exec.py`</w:t>
+            </w:r>
+          </w:p>
+        </w:tc>
+        <w:tc>
+          <w:tcPr>
+            <w:tcW w:type="dxa" w:w="4320"/>
+          </w:tcPr>
+          <w:p>
+            <w:r>
+              <w:t>白名单命令 handler</w:t>
+            </w:r>
+          </w:p>
+        </w:tc>
+      </w:tr>
+      <w:tr>
+        <w:tc>
+          <w:tcPr>
+            <w:tcW w:type="dxa" w:w="4320"/>
+          </w:tcPr>
+          <w:p>
+            <w:r>
+              <w:t>`handlers/http_bundle.py`</w:t>
+            </w:r>
+          </w:p>
+        </w:tc>
+        <w:tc>
+          <w:tcPr>
+            <w:tcW w:type="dxa" w:w="4320"/>
+          </w:tcPr>
+          <w:p>
+            <w:r>
+              <w:t>HTTP 转发 handler</w:t>
+            </w:r>
+          </w:p>
+        </w:tc>
+      </w:tr>
+      <w:tr>
+        <w:tc>
+          <w:tcPr>
+            <w:tcW w:type="dxa" w:w="4320"/>
+          </w:tcPr>
+          <w:p>
+            <w:r>
+              <w:t>`handlers/file_transfer.py`</w:t>
+            </w:r>
+          </w:p>
+        </w:tc>
+        <w:tc>
+          <w:tcPr>
+            <w:tcW w:type="dxa" w:w="4320"/>
+          </w:tcPr>
+          <w:p>
+            <w:r>
+              <w:t>受限文件访问 handler</w:t>
             </w:r>
           </w:p>
         </w:tc>
       </w:tr>
     </w:tbl>
-    <w:p/>
-    <w:p>
-      <w:pPr>
-        <w:pStyle w:val="Heading1"/>
-      </w:pPr>
-      <w:r>
-        <w:rPr>
-          <w:rFonts w:ascii="Arial" w:hAnsi="Arial" w:eastAsia="Arial"/>
-          <w:b w:val="0"/>
-        </w:rPr>
-        <w:t>3. 协议总体设计</w:t>
-      </w:r>
-    </w:p>
     <w:p>
       <w:pPr>
         <w:pStyle w:val="Heading2"/>
       </w:pPr>
       <w:r>
-        <w:rPr>
-          <w:rFonts w:ascii="Arial" w:hAnsi="Arial" w:eastAsia="Arial"/>
-          <w:b w:val="0"/>
-        </w:rPr>
-        <w:t>3.1 体系结构</w:t>
+        <w:t>4. 协议帧格式</w:t>
       </w:r>
     </w:p>
     <w:p>
-      <w:pPr>
-        <w:spacing w:after="40"/>
-        <w:ind w:left="360"/>
-      </w:pPr>
       <w:r>
-        <w:rPr>
-          <w:rFonts w:ascii="Consolas" w:hAnsi="Consolas" w:eastAsia="Consolas"/>
-          <w:color w:val="333333"/>
-          <w:sz w:val="18"/>
-        </w:rPr>
-        <w:t>Windows Agent / Node  -&gt;  Public Relay  &lt;-  Mac Client / Node</w:t>
-      </w:r>
-    </w:p>
-    <w:p>
-      <w:pPr>
-        <w:spacing w:after="40"/>
-        <w:ind w:left="360"/>
-      </w:pPr>
-      <w:r>
-        <w:rPr>
-          <w:rFonts w:ascii="Consolas" w:hAnsi="Consolas" w:eastAsia="Consolas"/>
-          <w:color w:val="333333"/>
-          <w:sz w:val="18"/>
-        </w:rPr>
-        <w:t xml:space="preserve">       发布 Service            维护目录与路由          发现并调用 Service</w:t>
+        <w:t>SGP 在 TCP 字节流上增加 24 字节帧头：</w:t>
       </w:r>
     </w:p>
     <w:p>
       <w:r>
         <w:rPr>
-          <w:rFonts w:ascii="Arial" w:hAnsi="Arial" w:eastAsia="Arial"/>
-          <w:b w:val="0"/>
+          <w:rFonts w:ascii="Courier New" w:hAnsi="Courier New"/>
+          <w:sz w:val="18"/>
         </w:rPr>
-        <w:t>SGP 的对等性是逻辑对等、物理中继。协议中的设备都可以抽象为 Node，但为了演示清晰，代码中保留 agent.py 和 client.py 两个入口。Agent 演示服务发布行为，Client 演示服务调用行为。</w:t>
-      </w:r>
-    </w:p>
-    <w:p>
-      <w:pPr>
-        <w:pStyle w:val="Heading2"/>
-      </w:pPr>
-      <w:r>
-        <w:rPr>
-          <w:rFonts w:ascii="Arial" w:hAnsi="Arial" w:eastAsia="Arial"/>
-          <w:b w:val="0"/>
-        </w:rPr>
-        <w:t>3.2 消息边界与通用格式</w:t>
+        <w:t>24 字节 Frame Header + Body</w:t>
       </w:r>
     </w:p>
     <w:p>
       <w:r>
-        <w:rPr>
-          <w:rFonts w:ascii="Arial" w:hAnsi="Arial" w:eastAsia="Arial"/>
-          <w:b w:val="0"/>
-        </w:rPr>
-        <w:t>TCP 不保留消息边界，因此 SGP 使用固定应用层帧格式：</w:t>
-      </w:r>
-    </w:p>
-    <w:p>
-      <w:pPr>
-        <w:spacing w:after="40"/>
-        <w:ind w:left="360"/>
-      </w:pPr>
-      <w:r>
-        <w:rPr>
-          <w:rFonts w:ascii="Consolas" w:hAnsi="Consolas" w:eastAsia="Consolas"/>
-          <w:color w:val="333333"/>
-          <w:sz w:val="18"/>
-        </w:rPr>
-        <w:t>4 字节大端整数 length + length 字节 UTF-8 JSON</w:t>
-      </w:r>
-    </w:p>
-    <w:p>
-      <w:r>
-        <w:rPr>
-          <w:rFonts w:ascii="Arial" w:hAnsi="Arial" w:eastAsia="Arial"/>
-          <w:b w:val="0"/>
-        </w:rPr>
-        <w:t>通用消息字段如下：</w:t>
+        <w:t>帧头字段：</w:t>
       </w:r>
     </w:p>
     <w:tbl>
       <w:tblPr>
         <w:tblStyle w:val="TableGrid"/>
-        <w:tblW w:type="dxa" w:w="9200"/>
-        <w:jc w:val="center"/>
-        <w:tblLayout w:type="fixed"/>
+        <w:tblW w:type="auto" w:w="0"/>
         <w:tblLook w:firstColumn="1" w:firstRow="1" w:lastColumn="0" w:lastRow="0" w:noHBand="0" w:noVBand="1" w:val="04A0"/>
       </w:tblPr>
       <w:tblGrid>
-        <w:gridCol w:w="1800"/>
-        <w:gridCol w:w="7400"/>
+        <w:gridCol w:w="4320"/>
+        <w:gridCol w:w="4320"/>
       </w:tblGrid>
       <w:tr>
         <w:tc>
           <w:tcPr>
-            <w:tcW w:type="dxa" w:w="1800"/>
-            <w:shd w:fill="1F4E79"/>
-            <w:vAlign w:val="center"/>
-            <w:tcMar>
-              <w:top w:w="80" w:type="dxa"/>
-              <w:start w:w="120" w:type="dxa"/>
-              <w:bottom w:w="80" w:type="dxa"/>
-              <w:end w:w="120" w:type="dxa"/>
-            </w:tcMar>
+            <w:tcW w:type="dxa" w:w="4320"/>
           </w:tcPr>
           <w:p>
-            <w:r/>
             <w:r>
-              <w:rPr>
-                <w:rFonts w:ascii="Arial" w:hAnsi="Arial" w:eastAsia="Arial"/>
-                <w:b/>
-                <w:color w:val="FFFFFF"/>
-              </w:rPr>
               <w:t>字段</w:t>
             </w:r>
           </w:p>
         </w:tc>
         <w:tc>
           <w:tcPr>
-            <w:tcW w:type="dxa" w:w="7400"/>
-            <w:shd w:fill="1F4E79"/>
-            <w:vAlign w:val="center"/>
-            <w:tcMar>
-              <w:top w:w="80" w:type="dxa"/>
-              <w:start w:w="120" w:type="dxa"/>
-              <w:bottom w:w="80" w:type="dxa"/>
-              <w:end w:w="120" w:type="dxa"/>
-            </w:tcMar>
+            <w:tcW w:type="dxa" w:w="4320"/>
           </w:tcPr>
           <w:p>
-            <w:r/>
             <w:r>
-              <w:rPr>
-                <w:rFonts w:ascii="Arial" w:hAnsi="Arial" w:eastAsia="Arial"/>
-                <w:b/>
-                <w:color w:val="FFFFFF"/>
-              </w:rPr>
               <w:t>说明</w:t>
             </w:r>
           </w:p>
@@ -901,47 +574,21 @@
       <w:tr>
         <w:tc>
           <w:tcPr>
-            <w:tcW w:type="dxa" w:w="1800"/>
-            <w:vAlign w:val="center"/>
-            <w:tcMar>
-              <w:top w:w="80" w:type="dxa"/>
-              <w:start w:w="120" w:type="dxa"/>
-              <w:bottom w:w="80" w:type="dxa"/>
-              <w:end w:w="120" w:type="dxa"/>
-            </w:tcMar>
+            <w:tcW w:type="dxa" w:w="4320"/>
           </w:tcPr>
           <w:p>
-            <w:r/>
             <w:r>
-              <w:rPr>
-                <w:rFonts w:ascii="Arial" w:hAnsi="Arial" w:eastAsia="Arial"/>
-                <w:b w:val="0"/>
-                <w:sz w:val="20"/>
-              </w:rPr>
-              <w:t>version</w:t>
+              <w:t>`magic`</w:t>
             </w:r>
           </w:p>
         </w:tc>
         <w:tc>
           <w:tcPr>
-            <w:tcW w:type="dxa" w:w="7400"/>
-            <w:vAlign w:val="center"/>
-            <w:tcMar>
-              <w:top w:w="80" w:type="dxa"/>
-              <w:start w:w="120" w:type="dxa"/>
-              <w:bottom w:w="80" w:type="dxa"/>
-              <w:end w:w="120" w:type="dxa"/>
-            </w:tcMar>
+            <w:tcW w:type="dxa" w:w="4320"/>
           </w:tcPr>
           <w:p>
-            <w:r/>
             <w:r>
-              <w:rPr>
-                <w:rFonts w:ascii="Arial" w:hAnsi="Arial" w:eastAsia="Arial"/>
-                <w:b w:val="0"/>
-                <w:sz w:val="20"/>
-              </w:rPr>
-              <w:t>协议版本，第一版为 1.0</w:t>
+              <w:t>固定为 `SGP1`</w:t>
             </w:r>
           </w:p>
         </w:tc>
@@ -949,47 +596,21 @@
       <w:tr>
         <w:tc>
           <w:tcPr>
-            <w:tcW w:type="dxa" w:w="1800"/>
-            <w:vAlign w:val="center"/>
-            <w:tcMar>
-              <w:top w:w="80" w:type="dxa"/>
-              <w:start w:w="120" w:type="dxa"/>
-              <w:bottom w:w="80" w:type="dxa"/>
-              <w:end w:w="120" w:type="dxa"/>
-            </w:tcMar>
+            <w:tcW w:type="dxa" w:w="4320"/>
           </w:tcPr>
           <w:p>
-            <w:r/>
             <w:r>
-              <w:rPr>
-                <w:rFonts w:ascii="Arial" w:hAnsi="Arial" w:eastAsia="Arial"/>
-                <w:b w:val="0"/>
-                <w:sz w:val="20"/>
-              </w:rPr>
-              <w:t>type</w:t>
+              <w:t>`major/minor`</w:t>
             </w:r>
           </w:p>
         </w:tc>
         <w:tc>
           <w:tcPr>
-            <w:tcW w:type="dxa" w:w="7400"/>
-            <w:vAlign w:val="center"/>
-            <w:tcMar>
-              <w:top w:w="80" w:type="dxa"/>
-              <w:start w:w="120" w:type="dxa"/>
-              <w:bottom w:w="80" w:type="dxa"/>
-              <w:end w:w="120" w:type="dxa"/>
-            </w:tcMar>
+            <w:tcW w:type="dxa" w:w="4320"/>
           </w:tcPr>
           <w:p>
-            <w:r/>
             <w:r>
-              <w:rPr>
-                <w:rFonts w:ascii="Arial" w:hAnsi="Arial" w:eastAsia="Arial"/>
-                <w:b w:val="0"/>
-                <w:sz w:val="20"/>
-              </w:rPr>
-              <w:t>REQ、RESP 或 EVENT</w:t>
+              <w:t>帧格式版本</w:t>
             </w:r>
           </w:p>
         </w:tc>
@@ -997,47 +618,21 @@
       <w:tr>
         <w:tc>
           <w:tcPr>
-            <w:tcW w:type="dxa" w:w="1800"/>
-            <w:vAlign w:val="center"/>
-            <w:tcMar>
-              <w:top w:w="80" w:type="dxa"/>
-              <w:start w:w="120" w:type="dxa"/>
-              <w:bottom w:w="80" w:type="dxa"/>
-              <w:end w:w="120" w:type="dxa"/>
-            </w:tcMar>
+            <w:tcW w:type="dxa" w:w="4320"/>
           </w:tcPr>
           <w:p>
-            <w:r/>
             <w:r>
-              <w:rPr>
-                <w:rFonts w:ascii="Arial" w:hAnsi="Arial" w:eastAsia="Arial"/>
-                <w:b w:val="0"/>
-                <w:sz w:val="20"/>
-              </w:rPr>
-              <w:t>id</w:t>
+              <w:t>`header_len`</w:t>
             </w:r>
           </w:p>
         </w:tc>
         <w:tc>
           <w:tcPr>
-            <w:tcW w:type="dxa" w:w="7400"/>
-            <w:vAlign w:val="center"/>
-            <w:tcMar>
-              <w:top w:w="80" w:type="dxa"/>
-              <w:start w:w="120" w:type="dxa"/>
-              <w:bottom w:w="80" w:type="dxa"/>
-              <w:end w:w="120" w:type="dxa"/>
-            </w:tcMar>
+            <w:tcW w:type="dxa" w:w="4320"/>
           </w:tcPr>
           <w:p>
-            <w:r/>
             <w:r>
-              <w:rPr>
-                <w:rFonts w:ascii="Arial" w:hAnsi="Arial" w:eastAsia="Arial"/>
-                <w:b w:val="0"/>
-                <w:sz w:val="20"/>
-              </w:rPr>
-              <w:t>消息编号，用于匹配请求和响应</w:t>
+              <w:t>当前为 24</w:t>
             </w:r>
           </w:p>
         </w:tc>
@@ -1045,47 +640,21 @@
       <w:tr>
         <w:tc>
           <w:tcPr>
-            <w:tcW w:type="dxa" w:w="1800"/>
-            <w:vAlign w:val="center"/>
-            <w:tcMar>
-              <w:top w:w="80" w:type="dxa"/>
-              <w:start w:w="120" w:type="dxa"/>
-              <w:bottom w:w="80" w:type="dxa"/>
-              <w:end w:w="120" w:type="dxa"/>
-            </w:tcMar>
+            <w:tcW w:type="dxa" w:w="4320"/>
           </w:tcPr>
           <w:p>
-            <w:r/>
             <w:r>
-              <w:rPr>
-                <w:rFonts w:ascii="Arial" w:hAnsi="Arial" w:eastAsia="Arial"/>
-                <w:b w:val="0"/>
-                <w:sz w:val="20"/>
-              </w:rPr>
-              <w:t>role</w:t>
+              <w:t>`body_type`</w:t>
             </w:r>
           </w:p>
         </w:tc>
         <w:tc>
           <w:tcPr>
-            <w:tcW w:type="dxa" w:w="7400"/>
-            <w:vAlign w:val="center"/>
-            <w:tcMar>
-              <w:top w:w="80" w:type="dxa"/>
-              <w:start w:w="120" w:type="dxa"/>
-              <w:bottom w:w="80" w:type="dxa"/>
-              <w:end w:w="120" w:type="dxa"/>
-            </w:tcMar>
+            <w:tcW w:type="dxa" w:w="4320"/>
           </w:tcPr>
           <w:p>
-            <w:r/>
             <w:r>
-              <w:rPr>
-                <w:rFonts w:ascii="Arial" w:hAnsi="Arial" w:eastAsia="Arial"/>
-                <w:b w:val="0"/>
-                <w:sz w:val="20"/>
-              </w:rPr>
-              <w:t>发送方角色，如 agent、client、relay</w:t>
+              <w:t>`1` 表示 JSON，`2` 表示认证后的加密 JSON</w:t>
             </w:r>
           </w:p>
         </w:tc>
@@ -1093,47 +662,21 @@
       <w:tr>
         <w:tc>
           <w:tcPr>
-            <w:tcW w:type="dxa" w:w="1800"/>
-            <w:vAlign w:val="center"/>
-            <w:tcMar>
-              <w:top w:w="80" w:type="dxa"/>
-              <w:start w:w="120" w:type="dxa"/>
-              <w:bottom w:w="80" w:type="dxa"/>
-              <w:end w:w="120" w:type="dxa"/>
-            </w:tcMar>
+            <w:tcW w:type="dxa" w:w="4320"/>
           </w:tcPr>
           <w:p>
-            <w:r/>
             <w:r>
-              <w:rPr>
-                <w:rFonts w:ascii="Arial" w:hAnsi="Arial" w:eastAsia="Arial"/>
-                <w:b w:val="0"/>
-                <w:sz w:val="20"/>
-              </w:rPr>
-              <w:t>cmd</w:t>
+              <w:t>`flags/reserved`</w:t>
             </w:r>
           </w:p>
         </w:tc>
         <w:tc>
           <w:tcPr>
-            <w:tcW w:type="dxa" w:w="7400"/>
-            <w:vAlign w:val="center"/>
-            <w:tcMar>
-              <w:top w:w="80" w:type="dxa"/>
-              <w:start w:w="120" w:type="dxa"/>
-              <w:bottom w:w="80" w:type="dxa"/>
-              <w:end w:w="120" w:type="dxa"/>
-            </w:tcMar>
+            <w:tcW w:type="dxa" w:w="4320"/>
           </w:tcPr>
           <w:p>
-            <w:r/>
             <w:r>
-              <w:rPr>
-                <w:rFonts w:ascii="Arial" w:hAnsi="Arial" w:eastAsia="Arial"/>
-                <w:b w:val="0"/>
-                <w:sz w:val="20"/>
-              </w:rPr>
-              <w:t>协议命令，如 HELLO、AUTH、PUBLISH、LIST、CALL</w:t>
+              <w:t>预留字段</w:t>
             </w:r>
           </w:p>
         </w:tc>
@@ -1141,47 +684,21 @@
       <w:tr>
         <w:tc>
           <w:tcPr>
-            <w:tcW w:type="dxa" w:w="1800"/>
-            <w:vAlign w:val="center"/>
-            <w:tcMar>
-              <w:top w:w="80" w:type="dxa"/>
-              <w:start w:w="120" w:type="dxa"/>
-              <w:bottom w:w="80" w:type="dxa"/>
-              <w:end w:w="120" w:type="dxa"/>
-            </w:tcMar>
+            <w:tcW w:type="dxa" w:w="4320"/>
           </w:tcPr>
           <w:p>
-            <w:r/>
             <w:r>
-              <w:rPr>
-                <w:rFonts w:ascii="Arial" w:hAnsi="Arial" w:eastAsia="Arial"/>
-                <w:b w:val="0"/>
-                <w:sz w:val="20"/>
-              </w:rPr>
-              <w:t>token</w:t>
+              <w:t>`body_len`</w:t>
             </w:r>
           </w:p>
         </w:tc>
         <w:tc>
           <w:tcPr>
-            <w:tcW w:type="dxa" w:w="7400"/>
-            <w:vAlign w:val="center"/>
-            <w:tcMar>
-              <w:top w:w="80" w:type="dxa"/>
-              <w:start w:w="120" w:type="dxa"/>
-              <w:bottom w:w="80" w:type="dxa"/>
-              <w:end w:w="120" w:type="dxa"/>
-            </w:tcMar>
+            <w:tcW w:type="dxa" w:w="4320"/>
           </w:tcPr>
           <w:p>
-            <w:r/>
             <w:r>
-              <w:rPr>
-                <w:rFonts w:ascii="Arial" w:hAnsi="Arial" w:eastAsia="Arial"/>
-                <w:b w:val="0"/>
-                <w:sz w:val="20"/>
-              </w:rPr>
-              <w:t>Relay 登录后得到的 session token</w:t>
+              <w:t>body 字节长度，用于处理 TCP 粘包和半包</w:t>
             </w:r>
           </w:p>
         </w:tc>
@@ -1189,47 +706,21 @@
       <w:tr>
         <w:tc>
           <w:tcPr>
-            <w:tcW w:type="dxa" w:w="1800"/>
-            <w:vAlign w:val="center"/>
-            <w:tcMar>
-              <w:top w:w="80" w:type="dxa"/>
-              <w:start w:w="120" w:type="dxa"/>
-              <w:bottom w:w="80" w:type="dxa"/>
-              <w:end w:w="120" w:type="dxa"/>
-            </w:tcMar>
+            <w:tcW w:type="dxa" w:w="4320"/>
           </w:tcPr>
           <w:p>
-            <w:r/>
             <w:r>
-              <w:rPr>
-                <w:rFonts w:ascii="Arial" w:hAnsi="Arial" w:eastAsia="Arial"/>
-                <w:b w:val="0"/>
-                <w:sz w:val="20"/>
-              </w:rPr>
-              <w:t>service_id</w:t>
+              <w:t>`seq`</w:t>
             </w:r>
           </w:p>
         </w:tc>
         <w:tc>
           <w:tcPr>
-            <w:tcW w:type="dxa" w:w="7400"/>
-            <w:vAlign w:val="center"/>
-            <w:tcMar>
-              <w:top w:w="80" w:type="dxa"/>
-              <w:start w:w="120" w:type="dxa"/>
-              <w:bottom w:w="80" w:type="dxa"/>
-              <w:end w:w="120" w:type="dxa"/>
-            </w:tcMar>
+            <w:tcW w:type="dxa" w:w="4320"/>
           </w:tcPr>
           <w:p>
-            <w:r/>
             <w:r>
-              <w:rPr>
-                <w:rFonts w:ascii="Arial" w:hAnsi="Arial" w:eastAsia="Arial"/>
-                <w:b w:val="0"/>
-                <w:sz w:val="20"/>
-              </w:rPr>
-              <w:t>被调用或发布的服务编号</w:t>
+              <w:t>帧序号，主要用于调试</w:t>
             </w:r>
           </w:p>
         </w:tc>
@@ -1237,47 +728,81 @@
       <w:tr>
         <w:tc>
           <w:tcPr>
-            <w:tcW w:type="dxa" w:w="1800"/>
-            <w:vAlign w:val="center"/>
-            <w:tcMar>
-              <w:top w:w="80" w:type="dxa"/>
-              <w:start w:w="120" w:type="dxa"/>
-              <w:bottom w:w="80" w:type="dxa"/>
-              <w:end w:w="120" w:type="dxa"/>
-            </w:tcMar>
+            <w:tcW w:type="dxa" w:w="4320"/>
           </w:tcPr>
           <w:p>
-            <w:r/>
             <w:r>
-              <w:rPr>
-                <w:rFonts w:ascii="Arial" w:hAnsi="Arial" w:eastAsia="Arial"/>
-                <w:b w:val="0"/>
-                <w:sz w:val="20"/>
-              </w:rPr>
-              <w:t>payload</w:t>
+              <w:t>`header_crc32`</w:t>
             </w:r>
           </w:p>
         </w:tc>
         <w:tc>
           <w:tcPr>
-            <w:tcW w:type="dxa" w:w="7400"/>
-            <w:vAlign w:val="center"/>
-            <w:tcMar>
-              <w:top w:w="80" w:type="dxa"/>
-              <w:start w:w="120" w:type="dxa"/>
-              <w:bottom w:w="80" w:type="dxa"/>
-              <w:end w:w="120" w:type="dxa"/>
-            </w:tcMar>
+            <w:tcW w:type="dxa" w:w="4320"/>
           </w:tcPr>
           <w:p>
-            <w:r/>
             <w:r>
-              <w:rPr>
-                <w:rFonts w:ascii="Arial" w:hAnsi="Arial" w:eastAsia="Arial"/>
-                <w:b w:val="0"/>
-                <w:sz w:val="20"/>
-              </w:rPr>
-              <w:t>命令参数或返回数据</w:t>
+              <w:t>帧头 CRC32 校验</w:t>
+            </w:r>
+          </w:p>
+        </w:tc>
+      </w:tr>
+    </w:tbl>
+    <w:p>
+      <w:r>
+        <w:t>Body 是 JSON，常见字段如下：</w:t>
+      </w:r>
+    </w:p>
+    <w:p>
+      <w:r>
+        <w:rPr>
+          <w:rFonts w:ascii="Courier New" w:hAnsi="Courier New"/>
+          <w:sz w:val="18"/>
+        </w:rPr>
+        <w:t>version, type, id, role, cmd, token, service_id, payload, status, message, ext</w:t>
+      </w:r>
+    </w:p>
+    <w:p>
+      <w:r>
+        <w:t>其中 `id` 用于匹配请求和响应。</w:t>
+      </w:r>
+    </w:p>
+    <w:p>
+      <w:pPr>
+        <w:pStyle w:val="Heading2"/>
+      </w:pPr>
+      <w:r>
+        <w:t>5. 核心命令</w:t>
+      </w:r>
+    </w:p>
+    <w:tbl>
+      <w:tblPr>
+        <w:tblStyle w:val="TableGrid"/>
+        <w:tblW w:type="auto" w:w="0"/>
+        <w:tblLook w:firstColumn="1" w:firstRow="1" w:lastColumn="0" w:lastRow="0" w:noHBand="0" w:noVBand="1" w:val="04A0"/>
+      </w:tblPr>
+      <w:tblGrid>
+        <w:gridCol w:w="4320"/>
+        <w:gridCol w:w="4320"/>
+      </w:tblGrid>
+      <w:tr>
+        <w:tc>
+          <w:tcPr>
+            <w:tcW w:type="dxa" w:w="4320"/>
+          </w:tcPr>
+          <w:p>
+            <w:r>
+              <w:t>命令</w:t>
+            </w:r>
+          </w:p>
+        </w:tc>
+        <w:tc>
+          <w:tcPr>
+            <w:tcW w:type="dxa" w:w="4320"/>
+          </w:tcPr>
+          <w:p>
+            <w:r>
+              <w:t>用途</w:t>
             </w:r>
           </w:p>
         </w:tc>
@@ -1285,47 +810,21 @@
       <w:tr>
         <w:tc>
           <w:tcPr>
-            <w:tcW w:type="dxa" w:w="1800"/>
-            <w:vAlign w:val="center"/>
-            <w:tcMar>
-              <w:top w:w="80" w:type="dxa"/>
-              <w:start w:w="120" w:type="dxa"/>
-              <w:bottom w:w="80" w:type="dxa"/>
-              <w:end w:w="120" w:type="dxa"/>
-            </w:tcMar>
+            <w:tcW w:type="dxa" w:w="4320"/>
           </w:tcPr>
           <w:p>
-            <w:r/>
             <w:r>
-              <w:rPr>
-                <w:rFonts w:ascii="Arial" w:hAnsi="Arial" w:eastAsia="Arial"/>
-                <w:b w:val="0"/>
-                <w:sz w:val="20"/>
-              </w:rPr>
-              <w:t>status/message</w:t>
+              <w:t>`HELLO`</w:t>
             </w:r>
           </w:p>
         </w:tc>
         <w:tc>
           <w:tcPr>
-            <w:tcW w:type="dxa" w:w="7400"/>
-            <w:vAlign w:val="center"/>
-            <w:tcMar>
-              <w:top w:w="80" w:type="dxa"/>
-              <w:start w:w="120" w:type="dxa"/>
-              <w:bottom w:w="80" w:type="dxa"/>
-              <w:end w:w="120" w:type="dxa"/>
-            </w:tcMar>
+            <w:tcW w:type="dxa" w:w="4320"/>
           </w:tcPr>
           <w:p>
-            <w:r/>
             <w:r>
-              <w:rPr>
-                <w:rFonts w:ascii="Arial" w:hAnsi="Arial" w:eastAsia="Arial"/>
-                <w:b w:val="0"/>
-                <w:sz w:val="20"/>
-              </w:rPr>
-              <w:t>响应状态码和状态说明</w:t>
+              <w:t>连接后声明角色，Relay 返回 challenge</w:t>
             </w:r>
           </w:p>
         </w:tc>
@@ -1333,148 +832,21 @@
       <w:tr>
         <w:tc>
           <w:tcPr>
-            <w:tcW w:type="dxa" w:w="1800"/>
-            <w:vAlign w:val="center"/>
-            <w:tcMar>
-              <w:top w:w="80" w:type="dxa"/>
-              <w:start w:w="120" w:type="dxa"/>
-              <w:bottom w:w="80" w:type="dxa"/>
-              <w:end w:w="120" w:type="dxa"/>
-            </w:tcMar>
+            <w:tcW w:type="dxa" w:w="4320"/>
           </w:tcPr>
           <w:p>
-            <w:r/>
             <w:r>
-              <w:rPr>
-                <w:rFonts w:ascii="Arial" w:hAnsi="Arial" w:eastAsia="Arial"/>
-                <w:b w:val="0"/>
-                <w:sz w:val="20"/>
-              </w:rPr>
-              <w:t>ext</w:t>
+              <w:t>`AUTH`</w:t>
             </w:r>
           </w:p>
         </w:tc>
         <w:tc>
           <w:tcPr>
-            <w:tcW w:type="dxa" w:w="7400"/>
-            <w:vAlign w:val="center"/>
-            <w:tcMar>
-              <w:top w:w="80" w:type="dxa"/>
-              <w:start w:w="120" w:type="dxa"/>
-              <w:bottom w:w="80" w:type="dxa"/>
-              <w:end w:w="120" w:type="dxa"/>
-            </w:tcMar>
+            <w:tcW w:type="dxa" w:w="4320"/>
           </w:tcPr>
           <w:p>
-            <w:r/>
             <w:r>
-              <w:rPr>
-                <w:rFonts w:ascii="Arial" w:hAnsi="Arial" w:eastAsia="Arial"/>
-                <w:b w:val="0"/>
-                <w:sz w:val="20"/>
-              </w:rPr>
-              <w:t>保留扩展字段</w:t>
-            </w:r>
-          </w:p>
-        </w:tc>
-      </w:tr>
-    </w:tbl>
-    <w:p/>
-    <w:p>
-      <w:pPr>
-        <w:pStyle w:val="Heading2"/>
-      </w:pPr>
-      <w:r>
-        <w:rPr>
-          <w:rFonts w:ascii="Arial" w:hAnsi="Arial" w:eastAsia="Arial"/>
-          <w:b w:val="0"/>
-        </w:rPr>
-        <w:t>3.3 核心命令</w:t>
-      </w:r>
-    </w:p>
-    <w:tbl>
-      <w:tblPr>
-        <w:tblStyle w:val="TableGrid"/>
-        <w:tblW w:type="dxa" w:w="9200"/>
-        <w:jc w:val="center"/>
-        <w:tblLayout w:type="fixed"/>
-        <w:tblLook w:firstColumn="1" w:firstRow="1" w:lastColumn="0" w:lastRow="0" w:noHBand="0" w:noVBand="1" w:val="04A0"/>
-      </w:tblPr>
-      <w:tblGrid>
-        <w:gridCol w:w="1600"/>
-        <w:gridCol w:w="2800"/>
-        <w:gridCol w:w="4800"/>
-      </w:tblGrid>
-      <w:tr>
-        <w:tc>
-          <w:tcPr>
-            <w:tcW w:type="dxa" w:w="1600"/>
-            <w:shd w:fill="1F4E79"/>
-            <w:vAlign w:val="center"/>
-            <w:tcMar>
-              <w:top w:w="80" w:type="dxa"/>
-              <w:start w:w="120" w:type="dxa"/>
-              <w:bottom w:w="80" w:type="dxa"/>
-              <w:end w:w="120" w:type="dxa"/>
-            </w:tcMar>
-          </w:tcPr>
-          <w:p>
-            <w:r/>
-            <w:r>
-              <w:rPr>
-                <w:rFonts w:ascii="Arial" w:hAnsi="Arial" w:eastAsia="Arial"/>
-                <w:b/>
-                <w:color w:val="FFFFFF"/>
-              </w:rPr>
-              <w:t>命令</w:t>
-            </w:r>
-          </w:p>
-        </w:tc>
-        <w:tc>
-          <w:tcPr>
-            <w:tcW w:type="dxa" w:w="2800"/>
-            <w:shd w:fill="1F4E79"/>
-            <w:vAlign w:val="center"/>
-            <w:tcMar>
-              <w:top w:w="80" w:type="dxa"/>
-              <w:start w:w="120" w:type="dxa"/>
-              <w:bottom w:w="80" w:type="dxa"/>
-              <w:end w:w="120" w:type="dxa"/>
-            </w:tcMar>
-          </w:tcPr>
-          <w:p>
-            <w:r/>
-            <w:r>
-              <w:rPr>
-                <w:rFonts w:ascii="Arial" w:hAnsi="Arial" w:eastAsia="Arial"/>
-                <w:b/>
-                <w:color w:val="FFFFFF"/>
-              </w:rPr>
-              <w:t>方向</w:t>
-            </w:r>
-          </w:p>
-        </w:tc>
-        <w:tc>
-          <w:tcPr>
-            <w:tcW w:type="dxa" w:w="4800"/>
-            <w:shd w:fill="1F4E79"/>
-            <w:vAlign w:val="center"/>
-            <w:tcMar>
-              <w:top w:w="80" w:type="dxa"/>
-              <w:start w:w="120" w:type="dxa"/>
-              <w:bottom w:w="80" w:type="dxa"/>
-              <w:end w:w="120" w:type="dxa"/>
-            </w:tcMar>
-          </w:tcPr>
-          <w:p>
-            <w:r/>
-            <w:r>
-              <w:rPr>
-                <w:rFonts w:ascii="Arial" w:hAnsi="Arial" w:eastAsia="Arial"/>
-                <w:b/>
-                <w:color w:val="FFFFFF"/>
-              </w:rPr>
-              <w:t>功能</w:t>
+              <w:t>使用共享密钥和 challenge 生成 proof 完成登录</w:t>
             </w:r>
           </w:p>
         </w:tc>
@@ -1482,70 +854,21 @@
       <w:tr>
         <w:tc>
           <w:tcPr>
-            <w:tcW w:type="dxa" w:w="1600"/>
-            <w:vAlign w:val="center"/>
-            <w:tcMar>
-              <w:top w:w="80" w:type="dxa"/>
-              <w:start w:w="120" w:type="dxa"/>
-              <w:bottom w:w="80" w:type="dxa"/>
-              <w:end w:w="120" w:type="dxa"/>
-            </w:tcMar>
+            <w:tcW w:type="dxa" w:w="4320"/>
           </w:tcPr>
           <w:p>
-            <w:r/>
             <w:r>
-              <w:rPr>
-                <w:rFonts w:ascii="Arial" w:hAnsi="Arial" w:eastAsia="Arial"/>
-                <w:b w:val="0"/>
-                <w:sz w:val="20"/>
-              </w:rPr>
-              <w:t>HELLO</w:t>
+              <w:t>`PUBLISH`</w:t>
             </w:r>
           </w:p>
         </w:tc>
         <w:tc>
           <w:tcPr>
-            <w:tcW w:type="dxa" w:w="2800"/>
-            <w:vAlign w:val="center"/>
-            <w:tcMar>
-              <w:top w:w="80" w:type="dxa"/>
-              <w:start w:w="120" w:type="dxa"/>
-              <w:bottom w:w="80" w:type="dxa"/>
-              <w:end w:w="120" w:type="dxa"/>
-            </w:tcMar>
+            <w:tcW w:type="dxa" w:w="4320"/>
           </w:tcPr>
           <w:p>
-            <w:r/>
             <w:r>
-              <w:rPr>
-                <w:rFonts w:ascii="Arial" w:hAnsi="Arial" w:eastAsia="Arial"/>
-                <w:b w:val="0"/>
-                <w:sz w:val="20"/>
-              </w:rPr>
-              <w:t>Node -&gt; Relay</w:t>
-            </w:r>
-          </w:p>
-        </w:tc>
-        <w:tc>
-          <w:tcPr>
-            <w:tcW w:type="dxa" w:w="4800"/>
-            <w:vAlign w:val="center"/>
-            <w:tcMar>
-              <w:top w:w="80" w:type="dxa"/>
-              <w:start w:w="120" w:type="dxa"/>
-              <w:bottom w:w="80" w:type="dxa"/>
-              <w:end w:w="120" w:type="dxa"/>
-            </w:tcMar>
-          </w:tcPr>
-          <w:p>
-            <w:r/>
-            <w:r>
-              <w:rPr>
-                <w:rFonts w:ascii="Arial" w:hAnsi="Arial" w:eastAsia="Arial"/>
-                <w:b w:val="0"/>
-                <w:sz w:val="20"/>
-              </w:rPr>
-              <w:t>声明角色、名称和协议版本</w:t>
+              <w:t>Agent 发布服务列表</w:t>
             </w:r>
           </w:p>
         </w:tc>
@@ -1553,70 +876,21 @@
       <w:tr>
         <w:tc>
           <w:tcPr>
-            <w:tcW w:type="dxa" w:w="1600"/>
-            <w:vAlign w:val="center"/>
-            <w:tcMar>
-              <w:top w:w="80" w:type="dxa"/>
-              <w:start w:w="120" w:type="dxa"/>
-              <w:bottom w:w="80" w:type="dxa"/>
-              <w:end w:w="120" w:type="dxa"/>
-            </w:tcMar>
+            <w:tcW w:type="dxa" w:w="4320"/>
           </w:tcPr>
           <w:p>
-            <w:r/>
             <w:r>
-              <w:rPr>
-                <w:rFonts w:ascii="Arial" w:hAnsi="Arial" w:eastAsia="Arial"/>
-                <w:b w:val="0"/>
-                <w:sz w:val="20"/>
-              </w:rPr>
-              <w:t>AUTH</w:t>
+              <w:t>`LIST`</w:t>
             </w:r>
           </w:p>
         </w:tc>
         <w:tc>
           <w:tcPr>
-            <w:tcW w:type="dxa" w:w="2800"/>
-            <w:vAlign w:val="center"/>
-            <w:tcMar>
-              <w:top w:w="80" w:type="dxa"/>
-              <w:start w:w="120" w:type="dxa"/>
-              <w:bottom w:w="80" w:type="dxa"/>
-              <w:end w:w="120" w:type="dxa"/>
-            </w:tcMar>
+            <w:tcW w:type="dxa" w:w="4320"/>
           </w:tcPr>
           <w:p>
-            <w:r/>
             <w:r>
-              <w:rPr>
-                <w:rFonts w:ascii="Arial" w:hAnsi="Arial" w:eastAsia="Arial"/>
-                <w:b w:val="0"/>
-                <w:sz w:val="20"/>
-              </w:rPr>
-              <w:t>Node -&gt; Relay</w:t>
-            </w:r>
-          </w:p>
-        </w:tc>
-        <w:tc>
-          <w:tcPr>
-            <w:tcW w:type="dxa" w:w="4800"/>
-            <w:vAlign w:val="center"/>
-            <w:tcMar>
-              <w:top w:w="80" w:type="dxa"/>
-              <w:start w:w="120" w:type="dxa"/>
-              <w:bottom w:w="80" w:type="dxa"/>
-              <w:end w:w="120" w:type="dxa"/>
-            </w:tcMar>
-          </w:tcPr>
-          <w:p>
-            <w:r/>
-            <w:r>
-              <w:rPr>
-                <w:rFonts w:ascii="Arial" w:hAnsi="Arial" w:eastAsia="Arial"/>
-                <w:b w:val="0"/>
-                <w:sz w:val="20"/>
-              </w:rPr>
-              <w:t>使用共享密钥哈希登录 Relay</w:t>
+              <w:t>Client 查询服务列表</w:t>
             </w:r>
           </w:p>
         </w:tc>
@@ -1624,70 +898,21 @@
       <w:tr>
         <w:tc>
           <w:tcPr>
-            <w:tcW w:type="dxa" w:w="1600"/>
-            <w:vAlign w:val="center"/>
-            <w:tcMar>
-              <w:top w:w="80" w:type="dxa"/>
-              <w:start w:w="120" w:type="dxa"/>
-              <w:bottom w:w="80" w:type="dxa"/>
-              <w:end w:w="120" w:type="dxa"/>
-            </w:tcMar>
+            <w:tcW w:type="dxa" w:w="4320"/>
           </w:tcPr>
           <w:p>
-            <w:r/>
             <w:r>
-              <w:rPr>
-                <w:rFonts w:ascii="Arial" w:hAnsi="Arial" w:eastAsia="Arial"/>
-                <w:b w:val="0"/>
-                <w:sz w:val="20"/>
-              </w:rPr>
-              <w:t>PUBLISH</w:t>
+              <w:t>`CALL`</w:t>
             </w:r>
           </w:p>
         </w:tc>
         <w:tc>
           <w:tcPr>
-            <w:tcW w:type="dxa" w:w="2800"/>
-            <w:vAlign w:val="center"/>
-            <w:tcMar>
-              <w:top w:w="80" w:type="dxa"/>
-              <w:start w:w="120" w:type="dxa"/>
-              <w:bottom w:w="80" w:type="dxa"/>
-              <w:end w:w="120" w:type="dxa"/>
-            </w:tcMar>
+            <w:tcW w:type="dxa" w:w="4320"/>
           </w:tcPr>
           <w:p>
-            <w:r/>
             <w:r>
-              <w:rPr>
-                <w:rFonts w:ascii="Arial" w:hAnsi="Arial" w:eastAsia="Arial"/>
-                <w:b w:val="0"/>
-                <w:sz w:val="20"/>
-              </w:rPr>
-              <w:t>Agent -&gt; Relay</w:t>
-            </w:r>
-          </w:p>
-        </w:tc>
-        <w:tc>
-          <w:tcPr>
-            <w:tcW w:type="dxa" w:w="4800"/>
-            <w:vAlign w:val="center"/>
-            <w:tcMar>
-              <w:top w:w="80" w:type="dxa"/>
-              <w:start w:w="120" w:type="dxa"/>
-              <w:bottom w:w="80" w:type="dxa"/>
-              <w:end w:w="120" w:type="dxa"/>
-            </w:tcMar>
-          </w:tcPr>
-          <w:p>
-            <w:r/>
-            <w:r>
-              <w:rPr>
-                <w:rFonts w:ascii="Arial" w:hAnsi="Arial" w:eastAsia="Arial"/>
-                <w:b w:val="0"/>
-                <w:sz w:val="20"/>
-              </w:rPr>
-              <w:t>发布 Service 列表、contract 和 policy</w:t>
+              <w:t>Client 调用服务</w:t>
             </w:r>
           </w:p>
         </w:tc>
@@ -1695,528 +920,29 @@
       <w:tr>
         <w:tc>
           <w:tcPr>
-            <w:tcW w:type="dxa" w:w="1600"/>
-            <w:vAlign w:val="center"/>
-            <w:tcMar>
-              <w:top w:w="80" w:type="dxa"/>
-              <w:start w:w="120" w:type="dxa"/>
-              <w:bottom w:w="80" w:type="dxa"/>
-              <w:end w:w="120" w:type="dxa"/>
-            </w:tcMar>
+            <w:tcW w:type="dxa" w:w="4320"/>
           </w:tcPr>
           <w:p>
-            <w:r/>
             <w:r>
-              <w:rPr>
-                <w:rFonts w:ascii="Arial" w:hAnsi="Arial" w:eastAsia="Arial"/>
-                <w:b w:val="0"/>
-                <w:sz w:val="20"/>
-              </w:rPr>
-              <w:t>LIST</w:t>
+              <w:t>`PING`</w:t>
             </w:r>
           </w:p>
         </w:tc>
         <w:tc>
           <w:tcPr>
-            <w:tcW w:type="dxa" w:w="2800"/>
-            <w:vAlign w:val="center"/>
-            <w:tcMar>
-              <w:top w:w="80" w:type="dxa"/>
-              <w:start w:w="120" w:type="dxa"/>
-              <w:bottom w:w="80" w:type="dxa"/>
-              <w:end w:w="120" w:type="dxa"/>
-            </w:tcMar>
+            <w:tcW w:type="dxa" w:w="4320"/>
           </w:tcPr>
           <w:p>
-            <w:r/>
             <w:r>
-              <w:rPr>
-                <w:rFonts w:ascii="Arial" w:hAnsi="Arial" w:eastAsia="Arial"/>
-                <w:b w:val="0"/>
-                <w:sz w:val="20"/>
-              </w:rPr>
-              <w:t>Client -&gt; Relay</w:t>
-            </w:r>
-          </w:p>
-        </w:tc>
-        <w:tc>
-          <w:tcPr>
-            <w:tcW w:type="dxa" w:w="4800"/>
-            <w:vAlign w:val="center"/>
-            <w:tcMar>
-              <w:top w:w="80" w:type="dxa"/>
-              <w:start w:w="120" w:type="dxa"/>
-              <w:bottom w:w="80" w:type="dxa"/>
-              <w:end w:w="120" w:type="dxa"/>
-            </w:tcMar>
-          </w:tcPr>
-          <w:p>
-            <w:r/>
-            <w:r>
-              <w:rPr>
-                <w:rFonts w:ascii="Arial" w:hAnsi="Arial" w:eastAsia="Arial"/>
-                <w:b w:val="0"/>
-                <w:sz w:val="20"/>
-              </w:rPr>
-              <w:t>查询可见服务目录</w:t>
-            </w:r>
-          </w:p>
-        </w:tc>
-      </w:tr>
-      <w:tr>
-        <w:tc>
-          <w:tcPr>
-            <w:tcW w:type="dxa" w:w="1600"/>
-            <w:vAlign w:val="center"/>
-            <w:tcMar>
-              <w:top w:w="80" w:type="dxa"/>
-              <w:start w:w="120" w:type="dxa"/>
-              <w:bottom w:w="80" w:type="dxa"/>
-              <w:end w:w="120" w:type="dxa"/>
-            </w:tcMar>
-          </w:tcPr>
-          <w:p>
-            <w:r/>
-            <w:r>
-              <w:rPr>
-                <w:rFonts w:ascii="Arial" w:hAnsi="Arial" w:eastAsia="Arial"/>
-                <w:b w:val="0"/>
-                <w:sz w:val="20"/>
-              </w:rPr>
-              <w:t>CALL</w:t>
-            </w:r>
-          </w:p>
-        </w:tc>
-        <w:tc>
-          <w:tcPr>
-            <w:tcW w:type="dxa" w:w="2800"/>
-            <w:vAlign w:val="center"/>
-            <w:tcMar>
-              <w:top w:w="80" w:type="dxa"/>
-              <w:start w:w="120" w:type="dxa"/>
-              <w:bottom w:w="80" w:type="dxa"/>
-              <w:end w:w="120" w:type="dxa"/>
-            </w:tcMar>
-          </w:tcPr>
-          <w:p>
-            <w:r/>
-            <w:r>
-              <w:rPr>
-                <w:rFonts w:ascii="Arial" w:hAnsi="Arial" w:eastAsia="Arial"/>
-                <w:b w:val="0"/>
-                <w:sz w:val="20"/>
-              </w:rPr>
-              <w:t>Client -&gt; Relay -&gt; Agent</w:t>
-            </w:r>
-          </w:p>
-        </w:tc>
-        <w:tc>
-          <w:tcPr>
-            <w:tcW w:type="dxa" w:w="4800"/>
-            <w:vAlign w:val="center"/>
-            <w:tcMar>
-              <w:top w:w="80" w:type="dxa"/>
-              <w:start w:w="120" w:type="dxa"/>
-              <w:bottom w:w="80" w:type="dxa"/>
-              <w:end w:w="120" w:type="dxa"/>
-            </w:tcMar>
-          </w:tcPr>
-          <w:p>
-            <w:r/>
-            <w:r>
-              <w:rPr>
-                <w:rFonts w:ascii="Arial" w:hAnsi="Arial" w:eastAsia="Arial"/>
-                <w:b w:val="0"/>
-                <w:sz w:val="20"/>
-              </w:rPr>
-              <w:t>按 service_id 路由一次服务调用</w:t>
-            </w:r>
-          </w:p>
-        </w:tc>
-      </w:tr>
-      <w:tr>
-        <w:tc>
-          <w:tcPr>
-            <w:tcW w:type="dxa" w:w="1600"/>
-            <w:vAlign w:val="center"/>
-            <w:tcMar>
-              <w:top w:w="80" w:type="dxa"/>
-              <w:start w:w="120" w:type="dxa"/>
-              <w:bottom w:w="80" w:type="dxa"/>
-              <w:end w:w="120" w:type="dxa"/>
-            </w:tcMar>
-          </w:tcPr>
-          <w:p>
-            <w:r/>
-            <w:r>
-              <w:rPr>
-                <w:rFonts w:ascii="Arial" w:hAnsi="Arial" w:eastAsia="Arial"/>
-                <w:b w:val="0"/>
-                <w:sz w:val="20"/>
-              </w:rPr>
-              <w:t>PING</w:t>
-            </w:r>
-          </w:p>
-        </w:tc>
-        <w:tc>
-          <w:tcPr>
-            <w:tcW w:type="dxa" w:w="2800"/>
-            <w:vAlign w:val="center"/>
-            <w:tcMar>
-              <w:top w:w="80" w:type="dxa"/>
-              <w:start w:w="120" w:type="dxa"/>
-              <w:bottom w:w="80" w:type="dxa"/>
-              <w:end w:w="120" w:type="dxa"/>
-            </w:tcMar>
-          </w:tcPr>
-          <w:p>
-            <w:r/>
-            <w:r>
-              <w:rPr>
-                <w:rFonts w:ascii="Arial" w:hAnsi="Arial" w:eastAsia="Arial"/>
-                <w:b w:val="0"/>
-                <w:sz w:val="20"/>
-              </w:rPr>
-              <w:t>任意方向</w:t>
-            </w:r>
-          </w:p>
-        </w:tc>
-        <w:tc>
-          <w:tcPr>
-            <w:tcW w:type="dxa" w:w="4800"/>
-            <w:vAlign w:val="center"/>
-            <w:tcMar>
-              <w:top w:w="80" w:type="dxa"/>
-              <w:start w:w="120" w:type="dxa"/>
-              <w:bottom w:w="80" w:type="dxa"/>
-              <w:end w:w="120" w:type="dxa"/>
-            </w:tcMar>
-          </w:tcPr>
-          <w:p>
-            <w:r/>
-            <w:r>
-              <w:rPr>
-                <w:rFonts w:ascii="Arial" w:hAnsi="Arial" w:eastAsia="Arial"/>
-                <w:b w:val="0"/>
-                <w:sz w:val="20"/>
-              </w:rPr>
-              <w:t>心跳和连接保活</w:t>
-            </w:r>
-          </w:p>
-        </w:tc>
-      </w:tr>
-      <w:tr>
-        <w:tc>
-          <w:tcPr>
-            <w:tcW w:type="dxa" w:w="1600"/>
-            <w:vAlign w:val="center"/>
-            <w:tcMar>
-              <w:top w:w="80" w:type="dxa"/>
-              <w:start w:w="120" w:type="dxa"/>
-              <w:bottom w:w="80" w:type="dxa"/>
-              <w:end w:w="120" w:type="dxa"/>
-            </w:tcMar>
-          </w:tcPr>
-          <w:p>
-            <w:r/>
-            <w:r>
-              <w:rPr>
-                <w:rFonts w:ascii="Arial" w:hAnsi="Arial" w:eastAsia="Arial"/>
-                <w:b w:val="0"/>
-                <w:sz w:val="20"/>
-              </w:rPr>
-              <w:t>ERROR</w:t>
-            </w:r>
-          </w:p>
-        </w:tc>
-        <w:tc>
-          <w:tcPr>
-            <w:tcW w:type="dxa" w:w="2800"/>
-            <w:vAlign w:val="center"/>
-            <w:tcMar>
-              <w:top w:w="80" w:type="dxa"/>
-              <w:start w:w="120" w:type="dxa"/>
-              <w:bottom w:w="80" w:type="dxa"/>
-              <w:end w:w="120" w:type="dxa"/>
-            </w:tcMar>
-          </w:tcPr>
-          <w:p>
-            <w:r/>
-            <w:r>
-              <w:rPr>
-                <w:rFonts w:ascii="Arial" w:hAnsi="Arial" w:eastAsia="Arial"/>
-                <w:b w:val="0"/>
-                <w:sz w:val="20"/>
-              </w:rPr>
-              <w:t>任意方向</w:t>
-            </w:r>
-          </w:p>
-        </w:tc>
-        <w:tc>
-          <w:tcPr>
-            <w:tcW w:type="dxa" w:w="4800"/>
-            <w:vAlign w:val="center"/>
-            <w:tcMar>
-              <w:top w:w="80" w:type="dxa"/>
-              <w:start w:w="120" w:type="dxa"/>
-              <w:bottom w:w="80" w:type="dxa"/>
-              <w:end w:w="120" w:type="dxa"/>
-            </w:tcMar>
-          </w:tcPr>
-          <w:p>
-            <w:r/>
-            <w:r>
-              <w:rPr>
-                <w:rFonts w:ascii="Arial" w:hAnsi="Arial" w:eastAsia="Arial"/>
-                <w:b w:val="0"/>
-                <w:sz w:val="20"/>
-              </w:rPr>
-              <w:t>保留错误事件类型</w:t>
+              <w:t>Relay 和 Agent 间的保活</w:t>
             </w:r>
           </w:p>
         </w:tc>
       </w:tr>
     </w:tbl>
-    <w:p/>
-    <w:p>
-      <w:pPr>
-        <w:pStyle w:val="Heading2"/>
-      </w:pPr>
-      <w:r>
-        <w:rPr>
-          <w:rFonts w:ascii="Arial" w:hAnsi="Arial" w:eastAsia="Arial"/>
-          <w:b w:val="0"/>
-        </w:rPr>
-        <w:t>3.4 Service 抽象</w:t>
-      </w:r>
-    </w:p>
     <w:p>
       <w:r>
-        <w:rPr>
-          <w:rFonts w:ascii="Arial" w:hAnsi="Arial" w:eastAsia="Arial"/>
-          <w:b w:val="0"/>
-        </w:rPr>
-        <w:t>Service 是 SGP 的一等对象，表示发布方对外声明的一项能力或一组能力。协议层只处理 Service 的通用元信息、认证、策略和调用路由，不理解 Service 的具体业务字段。</w:t>
-      </w:r>
-    </w:p>
-    <w:tbl>
-      <w:tblPr>
-        <w:tblStyle w:val="TableGrid"/>
-        <w:tblW w:type="dxa" w:w="9200"/>
-        <w:jc w:val="center"/>
-        <w:tblLayout w:type="fixed"/>
-        <w:tblLook w:firstColumn="1" w:firstRow="1" w:lastColumn="0" w:lastRow="0" w:noHBand="0" w:noVBand="1" w:val="04A0"/>
-      </w:tblPr>
-      <w:tblGrid>
-        <w:gridCol w:w="2200"/>
-        <w:gridCol w:w="7000"/>
-      </w:tblGrid>
-      <w:tr>
-        <w:tc>
-          <w:tcPr>
-            <w:tcW w:type="dxa" w:w="2200"/>
-            <w:shd w:fill="1F4E79"/>
-            <w:vAlign w:val="center"/>
-            <w:tcMar>
-              <w:top w:w="80" w:type="dxa"/>
-              <w:start w:w="120" w:type="dxa"/>
-              <w:bottom w:w="80" w:type="dxa"/>
-              <w:end w:w="120" w:type="dxa"/>
-            </w:tcMar>
-          </w:tcPr>
-          <w:p>
-            <w:r/>
-            <w:r>
-              <w:rPr>
-                <w:rFonts w:ascii="Arial" w:hAnsi="Arial" w:eastAsia="Arial"/>
-                <w:b/>
-                <w:color w:val="FFFFFF"/>
-              </w:rPr>
-              <w:t>组成</w:t>
-            </w:r>
-          </w:p>
-        </w:tc>
-        <w:tc>
-          <w:tcPr>
-            <w:tcW w:type="dxa" w:w="7000"/>
-            <w:shd w:fill="1F4E79"/>
-            <w:vAlign w:val="center"/>
-            <w:tcMar>
-              <w:top w:w="80" w:type="dxa"/>
-              <w:start w:w="120" w:type="dxa"/>
-              <w:bottom w:w="80" w:type="dxa"/>
-              <w:end w:w="120" w:type="dxa"/>
-            </w:tcMar>
-          </w:tcPr>
-          <w:p>
-            <w:r/>
-            <w:r>
-              <w:rPr>
-                <w:rFonts w:ascii="Arial" w:hAnsi="Arial" w:eastAsia="Arial"/>
-                <w:b/>
-                <w:color w:val="FFFFFF"/>
-              </w:rPr>
-              <w:t>典型字段</w:t>
-            </w:r>
-          </w:p>
-        </w:tc>
-      </w:tr>
-      <w:tr>
-        <w:tc>
-          <w:tcPr>
-            <w:tcW w:type="dxa" w:w="2200"/>
-            <w:vAlign w:val="center"/>
-            <w:tcMar>
-              <w:top w:w="80" w:type="dxa"/>
-              <w:start w:w="120" w:type="dxa"/>
-              <w:bottom w:w="80" w:type="dxa"/>
-              <w:end w:w="120" w:type="dxa"/>
-            </w:tcMar>
-          </w:tcPr>
-          <w:p>
-            <w:r/>
-            <w:r>
-              <w:rPr>
-                <w:rFonts w:ascii="Arial" w:hAnsi="Arial" w:eastAsia="Arial"/>
-                <w:b w:val="0"/>
-                <w:sz w:val="20"/>
-              </w:rPr>
-              <w:t>元信息</w:t>
-            </w:r>
-          </w:p>
-        </w:tc>
-        <w:tc>
-          <w:tcPr>
-            <w:tcW w:type="dxa" w:w="7000"/>
-            <w:vAlign w:val="center"/>
-            <w:tcMar>
-              <w:top w:w="80" w:type="dxa"/>
-              <w:start w:w="120" w:type="dxa"/>
-              <w:bottom w:w="80" w:type="dxa"/>
-              <w:end w:w="120" w:type="dxa"/>
-            </w:tcMar>
-          </w:tcPr>
-          <w:p>
-            <w:r/>
-            <w:r>
-              <w:rPr>
-                <w:rFonts w:ascii="Arial" w:hAnsi="Arial" w:eastAsia="Arial"/>
-                <w:b w:val="0"/>
-                <w:sz w:val="20"/>
-              </w:rPr>
-              <w:t>service_id、name、service_type、description</w:t>
-            </w:r>
-          </w:p>
-        </w:tc>
-      </w:tr>
-      <w:tr>
-        <w:tc>
-          <w:tcPr>
-            <w:tcW w:type="dxa" w:w="2200"/>
-            <w:vAlign w:val="center"/>
-            <w:tcMar>
-              <w:top w:w="80" w:type="dxa"/>
-              <w:start w:w="120" w:type="dxa"/>
-              <w:bottom w:w="80" w:type="dxa"/>
-              <w:end w:w="120" w:type="dxa"/>
-            </w:tcMar>
-          </w:tcPr>
-          <w:p>
-            <w:r/>
-            <w:r>
-              <w:rPr>
-                <w:rFonts w:ascii="Arial" w:hAnsi="Arial" w:eastAsia="Arial"/>
-                <w:b w:val="0"/>
-                <w:sz w:val="20"/>
-              </w:rPr>
-              <w:t>访问策略</w:t>
-            </w:r>
-          </w:p>
-        </w:tc>
-        <w:tc>
-          <w:tcPr>
-            <w:tcW w:type="dxa" w:w="7000"/>
-            <w:vAlign w:val="center"/>
-            <w:tcMar>
-              <w:top w:w="80" w:type="dxa"/>
-              <w:start w:w="120" w:type="dxa"/>
-              <w:bottom w:w="80" w:type="dxa"/>
-              <w:end w:w="120" w:type="dxa"/>
-            </w:tcMar>
-          </w:tcPr>
-          <w:p>
-            <w:r/>
-            <w:r>
-              <w:rPr>
-                <w:rFonts w:ascii="Arial" w:hAnsi="Arial" w:eastAsia="Arial"/>
-                <w:b w:val="0"/>
-                <w:sz w:val="20"/>
-              </w:rPr>
-              <w:t>access_token_hash、max_payload_size、timeout_sec、max_calls_per_minute</w:t>
-            </w:r>
-          </w:p>
-        </w:tc>
-      </w:tr>
-      <w:tr>
-        <w:tc>
-          <w:tcPr>
-            <w:tcW w:type="dxa" w:w="2200"/>
-            <w:vAlign w:val="center"/>
-            <w:tcMar>
-              <w:top w:w="80" w:type="dxa"/>
-              <w:start w:w="120" w:type="dxa"/>
-              <w:bottom w:w="80" w:type="dxa"/>
-              <w:end w:w="120" w:type="dxa"/>
-            </w:tcMar>
-          </w:tcPr>
-          <w:p>
-            <w:r/>
-            <w:r>
-              <w:rPr>
-                <w:rFonts w:ascii="Arial" w:hAnsi="Arial" w:eastAsia="Arial"/>
-                <w:b w:val="0"/>
-                <w:sz w:val="20"/>
-              </w:rPr>
-              <w:t>调用约定</w:t>
-            </w:r>
-          </w:p>
-        </w:tc>
-        <w:tc>
-          <w:tcPr>
-            <w:tcW w:type="dxa" w:w="7000"/>
-            <w:vAlign w:val="center"/>
-            <w:tcMar>
-              <w:top w:w="80" w:type="dxa"/>
-              <w:start w:w="120" w:type="dxa"/>
-              <w:bottom w:w="80" w:type="dxa"/>
-              <w:end w:w="120" w:type="dxa"/>
-            </w:tcMar>
-          </w:tcPr>
-          <w:p>
-            <w:r/>
-            <w:r>
-              <w:rPr>
-                <w:rFonts w:ascii="Arial" w:hAnsi="Arial" w:eastAsia="Arial"/>
-                <w:b w:val="0"/>
-                <w:sz w:val="20"/>
-              </w:rPr>
-              <w:t>contract.example_input、contract.example_output、endpoints、metadata</w:t>
-            </w:r>
-          </w:p>
-        </w:tc>
-      </w:tr>
-    </w:tbl>
-    <w:p/>
-    <w:p>
-      <w:pPr>
-        <w:pStyle w:val="Heading1"/>
-      </w:pPr>
-      <w:r>
-        <w:rPr>
-          <w:rFonts w:ascii="Arial" w:hAnsi="Arial" w:eastAsia="Arial"/>
-          <w:b w:val="0"/>
-        </w:rPr>
-        <w:t>4. 交互流程</w:t>
+        <w:t>协议层命令只有这些。`text.echo`、`command.exec`、`http.bundle`、`file.transfer` 都是服务类型，不是协议命令。</w:t>
       </w:r>
     </w:p>
     <w:p>
@@ -2224,2063 +950,46 @@
         <w:pStyle w:val="Heading2"/>
       </w:pPr>
       <w:r>
-        <w:rPr>
-          <w:rFonts w:ascii="Arial" w:hAnsi="Arial" w:eastAsia="Arial"/>
-          <w:b w:val="0"/>
-        </w:rPr>
-        <w:t>4.1 Agent 上线和服务发布</w:t>
+        <w:t>6. 服务配置</w:t>
       </w:r>
     </w:p>
     <w:p>
-      <w:pPr>
-        <w:spacing w:after="40"/>
-        <w:ind w:left="360"/>
-      </w:pPr>
       <w:r>
-        <w:rPr>
-          <w:rFonts w:ascii="Consolas" w:hAnsi="Consolas" w:eastAsia="Consolas"/>
-          <w:color w:val="333333"/>
-          <w:sz w:val="18"/>
-        </w:rPr>
-        <w:t>Agent -&gt; Relay: TCP connect</w:t>
+        <w:t>Agent 不再默认发布服务。要发布什么服务，由 `agent.config.json` 中的 `services_config` 指向的 JSON 文件决定。</w:t>
       </w:r>
     </w:p>
     <w:p>
-      <w:pPr>
-        <w:spacing w:after="40"/>
-        <w:ind w:left="360"/>
-      </w:pPr>
       <w:r>
-        <w:rPr>
-          <w:rFonts w:ascii="Consolas" w:hAnsi="Consolas" w:eastAsia="Consolas"/>
-          <w:color w:val="333333"/>
-          <w:sz w:val="18"/>
-        </w:rPr>
-        <w:t>Agent -&gt; Relay: HELLO(role=agent)</w:t>
-      </w:r>
-    </w:p>
-    <w:p>
-      <w:pPr>
-        <w:spacing w:after="40"/>
-        <w:ind w:left="360"/>
-      </w:pPr>
-      <w:r>
-        <w:rPr>
-          <w:rFonts w:ascii="Consolas" w:hAnsi="Consolas" w:eastAsia="Consolas"/>
-          <w:color w:val="333333"/>
-          <w:sz w:val="18"/>
-        </w:rPr>
-        <w:t>Relay -&gt; Agent: 200 HELLO_OK</w:t>
-      </w:r>
-    </w:p>
-    <w:p>
-      <w:pPr>
-        <w:spacing w:after="40"/>
-        <w:ind w:left="360"/>
-      </w:pPr>
-      <w:r>
-        <w:rPr>
-          <w:rFonts w:ascii="Consolas" w:hAnsi="Consolas" w:eastAsia="Consolas"/>
-          <w:color w:val="333333"/>
-          <w:sz w:val="18"/>
-        </w:rPr>
-        <w:t>Agent -&gt; Relay: AUTH(auth_hash)</w:t>
-      </w:r>
-    </w:p>
-    <w:p>
-      <w:pPr>
-        <w:spacing w:after="40"/>
-        <w:ind w:left="360"/>
-      </w:pPr>
-      <w:r>
-        <w:rPr>
-          <w:rFonts w:ascii="Consolas" w:hAnsi="Consolas" w:eastAsia="Consolas"/>
-          <w:color w:val="333333"/>
-          <w:sz w:val="18"/>
-        </w:rPr>
-        <w:t>Relay -&gt; Agent: 200 AUTH_OK(token)</w:t>
-      </w:r>
-    </w:p>
-    <w:p>
-      <w:pPr>
-        <w:spacing w:after="40"/>
-        <w:ind w:left="360"/>
-      </w:pPr>
-      <w:r>
-        <w:rPr>
-          <w:rFonts w:ascii="Consolas" w:hAnsi="Consolas" w:eastAsia="Consolas"/>
-          <w:color w:val="333333"/>
-          <w:sz w:val="18"/>
-        </w:rPr>
-        <w:t>Agent -&gt; Relay: PUBLISH(services)</w:t>
-      </w:r>
-    </w:p>
-    <w:p>
-      <w:pPr>
-        <w:spacing w:after="40"/>
-        <w:ind w:left="360"/>
-      </w:pPr>
-      <w:r>
-        <w:rPr>
-          <w:rFonts w:ascii="Consolas" w:hAnsi="Consolas" w:eastAsia="Consolas"/>
-          <w:color w:val="333333"/>
-          <w:sz w:val="18"/>
-        </w:rPr>
-        <w:t>Relay -&gt; Agent: 201 PUBLISH_OK</w:t>
-      </w:r>
-    </w:p>
-    <w:p>
-      <w:pPr>
-        <w:pStyle w:val="Heading2"/>
-      </w:pPr>
-      <w:r>
-        <w:rPr>
-          <w:rFonts w:ascii="Arial" w:hAnsi="Arial" w:eastAsia="Arial"/>
-          <w:b w:val="0"/>
-        </w:rPr>
-        <w:t>4.2 Client 查看服务</w:t>
-      </w:r>
-    </w:p>
-    <w:p>
-      <w:pPr>
-        <w:spacing w:after="40"/>
-        <w:ind w:left="360"/>
-      </w:pPr>
-      <w:r>
-        <w:rPr>
-          <w:rFonts w:ascii="Consolas" w:hAnsi="Consolas" w:eastAsia="Consolas"/>
-          <w:color w:val="333333"/>
-          <w:sz w:val="18"/>
-        </w:rPr>
-        <w:t>Client -&gt; Relay: TCP connect</w:t>
-      </w:r>
-    </w:p>
-    <w:p>
-      <w:pPr>
-        <w:spacing w:after="40"/>
-        <w:ind w:left="360"/>
-      </w:pPr>
-      <w:r>
-        <w:rPr>
-          <w:rFonts w:ascii="Consolas" w:hAnsi="Consolas" w:eastAsia="Consolas"/>
-          <w:color w:val="333333"/>
-          <w:sz w:val="18"/>
-        </w:rPr>
-        <w:t>Client -&gt; Relay: HELLO(role=client)</w:t>
-      </w:r>
-    </w:p>
-    <w:p>
-      <w:pPr>
-        <w:spacing w:after="40"/>
-        <w:ind w:left="360"/>
-      </w:pPr>
-      <w:r>
-        <w:rPr>
-          <w:rFonts w:ascii="Consolas" w:hAnsi="Consolas" w:eastAsia="Consolas"/>
-          <w:color w:val="333333"/>
-          <w:sz w:val="18"/>
-        </w:rPr>
-        <w:t>Client -&gt; Relay: AUTH(auth_hash)</w:t>
-      </w:r>
-    </w:p>
-    <w:p>
-      <w:pPr>
-        <w:spacing w:after="40"/>
-        <w:ind w:left="360"/>
-      </w:pPr>
-      <w:r>
-        <w:rPr>
-          <w:rFonts w:ascii="Consolas" w:hAnsi="Consolas" w:eastAsia="Consolas"/>
-          <w:color w:val="333333"/>
-          <w:sz w:val="18"/>
-        </w:rPr>
-        <w:t>Client -&gt; Relay: LIST</w:t>
-      </w:r>
-    </w:p>
-    <w:p>
-      <w:pPr>
-        <w:spacing w:after="40"/>
-        <w:ind w:left="360"/>
-      </w:pPr>
-      <w:r>
-        <w:rPr>
-          <w:rFonts w:ascii="Consolas" w:hAnsi="Consolas" w:eastAsia="Consolas"/>
-          <w:color w:val="333333"/>
-          <w:sz w:val="18"/>
-        </w:rPr>
-        <w:t>Relay -&gt; Client: services[]</w:t>
-      </w:r>
-    </w:p>
-    <w:p>
-      <w:pPr>
-        <w:pStyle w:val="Heading2"/>
-      </w:pPr>
-      <w:r>
-        <w:rPr>
-          <w:rFonts w:ascii="Arial" w:hAnsi="Arial" w:eastAsia="Arial"/>
-          <w:b w:val="0"/>
-        </w:rPr>
-        <w:t>4.3 Client 调用服务</w:t>
-      </w:r>
-    </w:p>
-    <w:p>
-      <w:pPr>
-        <w:spacing w:after="40"/>
-        <w:ind w:left="360"/>
-      </w:pPr>
-      <w:r>
-        <w:rPr>
-          <w:rFonts w:ascii="Consolas" w:hAnsi="Consolas" w:eastAsia="Consolas"/>
-          <w:color w:val="333333"/>
-          <w:sz w:val="18"/>
-        </w:rPr>
-        <w:t>Client -&gt; Relay: CALL(service_id, access_token, input)</w:t>
-      </w:r>
-    </w:p>
-    <w:p>
-      <w:pPr>
-        <w:spacing w:after="40"/>
-        <w:ind w:left="360"/>
-      </w:pPr>
-      <w:r>
-        <w:rPr>
-          <w:rFonts w:ascii="Consolas" w:hAnsi="Consolas" w:eastAsia="Consolas"/>
-          <w:color w:val="333333"/>
-          <w:sz w:val="18"/>
-        </w:rPr>
-        <w:t>Relay: 校验 session token、service_id、access_token、payload、频率和在线状态</w:t>
-      </w:r>
-    </w:p>
-    <w:p>
-      <w:pPr>
-        <w:spacing w:after="40"/>
-        <w:ind w:left="360"/>
-      </w:pPr>
-      <w:r>
-        <w:rPr>
-          <w:rFonts w:ascii="Consolas" w:hAnsi="Consolas" w:eastAsia="Consolas"/>
-          <w:color w:val="333333"/>
-          <w:sz w:val="18"/>
-        </w:rPr>
-        <w:t>Relay -&gt; Agent: CALL(service_id, input)</w:t>
-      </w:r>
-    </w:p>
-    <w:p>
-      <w:pPr>
-        <w:spacing w:after="40"/>
-        <w:ind w:left="360"/>
-      </w:pPr>
-      <w:r>
-        <w:rPr>
-          <w:rFonts w:ascii="Consolas" w:hAnsi="Consolas" w:eastAsia="Consolas"/>
-          <w:color w:val="333333"/>
-          <w:sz w:val="18"/>
-        </w:rPr>
-        <w:t>Agent: 根据 service_type 或 handler 处理 input</w:t>
-      </w:r>
-    </w:p>
-    <w:p>
-      <w:pPr>
-        <w:spacing w:after="40"/>
-        <w:ind w:left="360"/>
-      </w:pPr>
-      <w:r>
-        <w:rPr>
-          <w:rFonts w:ascii="Consolas" w:hAnsi="Consolas" w:eastAsia="Consolas"/>
-          <w:color w:val="333333"/>
-          <w:sz w:val="18"/>
-        </w:rPr>
-        <w:t>Agent -&gt; Relay -&gt; Client: CALL result(output)</w:t>
-      </w:r>
-    </w:p>
-    <w:p>
-      <w:pPr>
-        <w:pStyle w:val="Heading1"/>
-      </w:pPr>
-      <w:r>
-        <w:rPr>
-          <w:rFonts w:ascii="Arial" w:hAnsi="Arial" w:eastAsia="Arial"/>
-          <w:b w:val="0"/>
-        </w:rPr>
-        <w:t>5. 程序实现</w:t>
+        <w:t>一个服务通常包含：</w:t>
       </w:r>
     </w:p>
     <w:tbl>
       <w:tblPr>
         <w:tblStyle w:val="TableGrid"/>
-        <w:tblW w:type="dxa" w:w="9200"/>
-        <w:jc w:val="center"/>
-        <w:tblLayout w:type="fixed"/>
+        <w:tblW w:type="auto" w:w="0"/>
         <w:tblLook w:firstColumn="1" w:firstRow="1" w:lastColumn="0" w:lastRow="0" w:noHBand="0" w:noVBand="1" w:val="04A0"/>
       </w:tblPr>
       <w:tblGrid>
-        <w:gridCol w:w="2600"/>
-        <w:gridCol w:w="6600"/>
+        <w:gridCol w:w="4320"/>
+        <w:gridCol w:w="4320"/>
       </w:tblGrid>
       <w:tr>
         <w:tc>
           <w:tcPr>
-            <w:tcW w:type="dxa" w:w="2600"/>
-            <w:shd w:fill="1F4E79"/>
-            <w:vAlign w:val="center"/>
-            <w:tcMar>
-              <w:top w:w="80" w:type="dxa"/>
-              <w:start w:w="120" w:type="dxa"/>
-              <w:bottom w:w="80" w:type="dxa"/>
-              <w:end w:w="120" w:type="dxa"/>
-            </w:tcMar>
+            <w:tcW w:type="dxa" w:w="4320"/>
           </w:tcPr>
           <w:p>
-            <w:r/>
             <w:r>
-              <w:rPr>
-                <w:rFonts w:ascii="Arial" w:hAnsi="Arial" w:eastAsia="Arial"/>
-                <w:b/>
-                <w:color w:val="FFFFFF"/>
-              </w:rPr>
-              <w:t>文件</w:t>
+              <w:t>字段</w:t>
             </w:r>
           </w:p>
         </w:tc>
         <w:tc>
           <w:tcPr>
-            <w:tcW w:type="dxa" w:w="6600"/>
-            <w:shd w:fill="1F4E79"/>
-            <w:vAlign w:val="center"/>
-            <w:tcMar>
-              <w:top w:w="80" w:type="dxa"/>
-              <w:start w:w="120" w:type="dxa"/>
-              <w:bottom w:w="80" w:type="dxa"/>
-              <w:end w:w="120" w:type="dxa"/>
-            </w:tcMar>
+            <w:tcW w:type="dxa" w:w="4320"/>
           </w:tcPr>
           <w:p>
-            <w:r/>
             <w:r>
-              <w:rPr>
-                <w:rFonts w:ascii="Arial" w:hAnsi="Arial" w:eastAsia="Arial"/>
-                <w:b/>
-                <w:color w:val="FFFFFF"/>
-              </w:rPr>
-              <w:t>职责</w:t>
-            </w:r>
-          </w:p>
-        </w:tc>
-      </w:tr>
-      <w:tr>
-        <w:tc>
-          <w:tcPr>
-            <w:tcW w:type="dxa" w:w="2600"/>
-            <w:vAlign w:val="center"/>
-            <w:tcMar>
-              <w:top w:w="80" w:type="dxa"/>
-              <w:start w:w="120" w:type="dxa"/>
-              <w:bottom w:w="80" w:type="dxa"/>
-              <w:end w:w="120" w:type="dxa"/>
-            </w:tcMar>
-          </w:tcPr>
-          <w:p>
-            <w:r/>
-            <w:r>
-              <w:rPr>
-                <w:rFonts w:ascii="Arial" w:hAnsi="Arial" w:eastAsia="Arial"/>
-                <w:b w:val="0"/>
-                <w:sz w:val="20"/>
-              </w:rPr>
-              <w:t>protocol.py</w:t>
-            </w:r>
-          </w:p>
-        </w:tc>
-        <w:tc>
-          <w:tcPr>
-            <w:tcW w:type="dxa" w:w="6600"/>
-            <w:vAlign w:val="center"/>
-            <w:tcMar>
-              <w:top w:w="80" w:type="dxa"/>
-              <w:start w:w="120" w:type="dxa"/>
-              <w:bottom w:w="80" w:type="dxa"/>
-              <w:end w:w="120" w:type="dxa"/>
-            </w:tcMar>
-          </w:tcPr>
-          <w:p>
-            <w:r/>
-            <w:r>
-              <w:rPr>
-                <w:rFonts w:ascii="Arial" w:hAnsi="Arial" w:eastAsia="Arial"/>
-                <w:b w:val="0"/>
-                <w:sz w:val="20"/>
-              </w:rPr>
-              <w:t>实现长度前缀 JSON 收发、消息构造、SHA256、base64 工具</w:t>
-            </w:r>
-          </w:p>
-        </w:tc>
-      </w:tr>
-      <w:tr>
-        <w:tc>
-          <w:tcPr>
-            <w:tcW w:type="dxa" w:w="2600"/>
-            <w:vAlign w:val="center"/>
-            <w:tcMar>
-              <w:top w:w="80" w:type="dxa"/>
-              <w:start w:w="120" w:type="dxa"/>
-              <w:bottom w:w="80" w:type="dxa"/>
-              <w:end w:w="120" w:type="dxa"/>
-            </w:tcMar>
-          </w:tcPr>
-          <w:p>
-            <w:r/>
-            <w:r>
-              <w:rPr>
-                <w:rFonts w:ascii="Arial" w:hAnsi="Arial" w:eastAsia="Arial"/>
-                <w:b w:val="0"/>
-                <w:sz w:val="20"/>
-              </w:rPr>
-              <w:t>relay.py</w:t>
-            </w:r>
-          </w:p>
-        </w:tc>
-        <w:tc>
-          <w:tcPr>
-            <w:tcW w:type="dxa" w:w="6600"/>
-            <w:vAlign w:val="center"/>
-            <w:tcMar>
-              <w:top w:w="80" w:type="dxa"/>
-              <w:start w:w="120" w:type="dxa"/>
-              <w:bottom w:w="80" w:type="dxa"/>
-              <w:end w:w="120" w:type="dxa"/>
-            </w:tcMar>
-          </w:tcPr>
-          <w:p>
-            <w:r/>
-            <w:r>
-              <w:rPr>
-                <w:rFonts w:ascii="Arial" w:hAnsi="Arial" w:eastAsia="Arial"/>
-                <w:b w:val="0"/>
-                <w:sz w:val="20"/>
-              </w:rPr>
-              <w:t>维护 session 和 services，处理 HELLO、AUTH、PUBLISH、LIST、CALL、PING</w:t>
-            </w:r>
-          </w:p>
-        </w:tc>
-      </w:tr>
-      <w:tr>
-        <w:tc>
-          <w:tcPr>
-            <w:tcW w:type="dxa" w:w="2600"/>
-            <w:vAlign w:val="center"/>
-            <w:tcMar>
-              <w:top w:w="80" w:type="dxa"/>
-              <w:start w:w="120" w:type="dxa"/>
-              <w:bottom w:w="80" w:type="dxa"/>
-              <w:end w:w="120" w:type="dxa"/>
-            </w:tcMar>
-          </w:tcPr>
-          <w:p>
-            <w:r/>
-            <w:r>
-              <w:rPr>
-                <w:rFonts w:ascii="Arial" w:hAnsi="Arial" w:eastAsia="Arial"/>
-                <w:b w:val="0"/>
-                <w:sz w:val="20"/>
-              </w:rPr>
-              <w:t>agent.py</w:t>
-            </w:r>
-          </w:p>
-        </w:tc>
-        <w:tc>
-          <w:tcPr>
-            <w:tcW w:type="dxa" w:w="6600"/>
-            <w:vAlign w:val="center"/>
-            <w:tcMar>
-              <w:top w:w="80" w:type="dxa"/>
-              <w:start w:w="120" w:type="dxa"/>
-              <w:bottom w:w="80" w:type="dxa"/>
-              <w:end w:w="120" w:type="dxa"/>
-            </w:tcMar>
-          </w:tcPr>
-          <w:p>
-            <w:r/>
-            <w:r>
-              <w:rPr>
-                <w:rFonts w:ascii="Arial" w:hAnsi="Arial" w:eastAsia="Arial"/>
-                <w:b w:val="0"/>
-                <w:sz w:val="20"/>
-              </w:rPr>
-              <w:t>登录 Relay，发布 Service，处理内置和自定义 Service 调用</w:t>
-            </w:r>
-          </w:p>
-        </w:tc>
-      </w:tr>
-      <w:tr>
-        <w:tc>
-          <w:tcPr>
-            <w:tcW w:type="dxa" w:w="2600"/>
-            <w:vAlign w:val="center"/>
-            <w:tcMar>
-              <w:top w:w="80" w:type="dxa"/>
-              <w:start w:w="120" w:type="dxa"/>
-              <w:bottom w:w="80" w:type="dxa"/>
-              <w:end w:w="120" w:type="dxa"/>
-            </w:tcMar>
-          </w:tcPr>
-          <w:p>
-            <w:r/>
-            <w:r>
-              <w:rPr>
-                <w:rFonts w:ascii="Arial" w:hAnsi="Arial" w:eastAsia="Arial"/>
-                <w:b w:val="0"/>
-                <w:sz w:val="20"/>
-              </w:rPr>
-              <w:t>client.py</w:t>
-            </w:r>
-          </w:p>
-        </w:tc>
-        <w:tc>
-          <w:tcPr>
-            <w:tcW w:type="dxa" w:w="6600"/>
-            <w:vAlign w:val="center"/>
-            <w:tcMar>
-              <w:top w:w="80" w:type="dxa"/>
-              <w:start w:w="120" w:type="dxa"/>
-              <w:bottom w:w="80" w:type="dxa"/>
-              <w:end w:w="120" w:type="dxa"/>
-            </w:tcMar>
-          </w:tcPr>
-          <w:p>
-            <w:r/>
-            <w:r>
-              <w:rPr>
-                <w:rFonts w:ascii="Arial" w:hAnsi="Arial" w:eastAsia="Arial"/>
-                <w:b w:val="0"/>
-                <w:sz w:val="20"/>
-              </w:rPr>
-              <w:t>登录 Relay，查询服务目录，提供交互菜单和非交互式调用</w:t>
-            </w:r>
-          </w:p>
-        </w:tc>
-      </w:tr>
-      <w:tr>
-        <w:tc>
-          <w:tcPr>
-            <w:tcW w:type="dxa" w:w="2600"/>
-            <w:vAlign w:val="center"/>
-            <w:tcMar>
-              <w:top w:w="80" w:type="dxa"/>
-              <w:start w:w="120" w:type="dxa"/>
-              <w:bottom w:w="80" w:type="dxa"/>
-              <w:end w:w="120" w:type="dxa"/>
-            </w:tcMar>
-          </w:tcPr>
-          <w:p>
-            <w:r/>
-            <w:r>
-              <w:rPr>
-                <w:rFonts w:ascii="Arial" w:hAnsi="Arial" w:eastAsia="Arial"/>
-                <w:b w:val="0"/>
-                <w:sz w:val="20"/>
-              </w:rPr>
-              <w:t>services.example.json</w:t>
-            </w:r>
-          </w:p>
-        </w:tc>
-        <w:tc>
-          <w:tcPr>
-            <w:tcW w:type="dxa" w:w="6600"/>
-            <w:vAlign w:val="center"/>
-            <w:tcMar>
-              <w:top w:w="80" w:type="dxa"/>
-              <w:start w:w="120" w:type="dxa"/>
-              <w:bottom w:w="80" w:type="dxa"/>
-              <w:end w:w="120" w:type="dxa"/>
-            </w:tcMar>
-          </w:tcPr>
-          <w:p>
-            <w:r/>
-            <w:r>
-              <w:rPr>
-                <w:rFonts w:ascii="Arial" w:hAnsi="Arial" w:eastAsia="Arial"/>
-                <w:b w:val="0"/>
-                <w:sz w:val="20"/>
-              </w:rPr>
-              <w:t>扩展 Service 配置示例</w:t>
-            </w:r>
-          </w:p>
-        </w:tc>
-      </w:tr>
-      <w:tr>
-        <w:tc>
-          <w:tcPr>
-            <w:tcW w:type="dxa" w:w="2600"/>
-            <w:vAlign w:val="center"/>
-            <w:tcMar>
-              <w:top w:w="80" w:type="dxa"/>
-              <w:start w:w="120" w:type="dxa"/>
-              <w:bottom w:w="80" w:type="dxa"/>
-              <w:end w:w="120" w:type="dxa"/>
-            </w:tcMar>
-          </w:tcPr>
-          <w:p>
-            <w:r/>
-            <w:r>
-              <w:rPr>
-                <w:rFonts w:ascii="Arial" w:hAnsi="Arial" w:eastAsia="Arial"/>
-                <w:b w:val="0"/>
-                <w:sz w:val="20"/>
-              </w:rPr>
-              <w:t>handlers/file_transfer.py</w:t>
-            </w:r>
-          </w:p>
-        </w:tc>
-        <w:tc>
-          <w:tcPr>
-            <w:tcW w:type="dxa" w:w="6600"/>
-            <w:vAlign w:val="center"/>
-            <w:tcMar>
-              <w:top w:w="80" w:type="dxa"/>
-              <w:start w:w="120" w:type="dxa"/>
-              <w:bottom w:w="80" w:type="dxa"/>
-              <w:end w:w="120" w:type="dxa"/>
-            </w:tcMar>
-          </w:tcPr>
-          <w:p>
-            <w:r/>
-            <w:r>
-              <w:rPr>
-                <w:rFonts w:ascii="Arial" w:hAnsi="Arial" w:eastAsia="Arial"/>
-                <w:b w:val="0"/>
-                <w:sz w:val="20"/>
-              </w:rPr>
-              <w:t>file.transfer 扩展示例 handler</w:t>
-            </w:r>
-          </w:p>
-        </w:tc>
-      </w:tr>
-    </w:tbl>
-    <w:p/>
-    <w:p>
-      <w:r>
-        <w:rPr>
-          <w:rFonts w:ascii="Arial" w:hAnsi="Arial" w:eastAsia="Arial"/>
-          <w:b w:val="0"/>
-        </w:rPr>
-        <w:t>实现中 Relay 不关心 text.echo、command.exec、http.bundle 或 file.transfer 的业务语义，只将 CALL 路由到发布服务的 Node。这样新增 Service 时不需要修改 Relay 的核心协议命令。</w:t>
-      </w:r>
-    </w:p>
-    <w:p>
-      <w:pPr>
-        <w:pStyle w:val="Heading1"/>
-      </w:pPr>
-      <w:r>
-        <w:rPr>
-          <w:rFonts w:ascii="Arial" w:hAnsi="Arial" w:eastAsia="Arial"/>
-          <w:b w:val="0"/>
-        </w:rPr>
-        <w:t>6. 运行方法</w:t>
-      </w:r>
-    </w:p>
-    <w:p>
-      <w:r>
-        <w:rPr>
-          <w:rFonts w:ascii="Arial" w:hAnsi="Arial" w:eastAsia="Arial"/>
-          <w:b w:val="0"/>
-        </w:rPr>
-        <w:t>在三个终端中分别执行以下命令。</w:t>
-      </w:r>
-    </w:p>
-    <w:p>
-      <w:pPr>
-        <w:spacing w:after="40"/>
-        <w:ind w:left="360"/>
-      </w:pPr>
-      <w:r>
-        <w:rPr>
-          <w:rFonts w:ascii="Consolas" w:hAnsi="Consolas" w:eastAsia="Consolas"/>
-          <w:color w:val="333333"/>
-          <w:sz w:val="18"/>
-        </w:rPr>
-        <w:t>python3 relay.py --host 127.0.0.1 --port 9000</w:t>
-      </w:r>
-    </w:p>
-    <w:p>
-      <w:pPr>
-        <w:spacing w:after="40"/>
-        <w:ind w:left="360"/>
-      </w:pPr>
-      <w:r>
-        <w:rPr>
-          <w:rFonts w:ascii="Consolas" w:hAnsi="Consolas" w:eastAsia="Consolas"/>
-          <w:color w:val="333333"/>
-          <w:sz w:val="18"/>
-        </w:rPr>
-        <w:t>python3 agent.py --relay-host 127.0.0.1 --relay-port 9000</w:t>
-      </w:r>
-    </w:p>
-    <w:p>
-      <w:pPr>
-        <w:spacing w:after="40"/>
-        <w:ind w:left="360"/>
-      </w:pPr>
-      <w:r>
-        <w:rPr>
-          <w:rFonts w:ascii="Consolas" w:hAnsi="Consolas" w:eastAsia="Consolas"/>
-          <w:color w:val="333333"/>
-          <w:sz w:val="18"/>
-        </w:rPr>
-        <w:t>python3 client.py --relay-host 127.0.0.1 --relay-port 9000</w:t>
-      </w:r>
-    </w:p>
-    <w:p>
-      <w:r>
-        <w:rPr>
-          <w:rFonts w:ascii="Arial" w:hAnsi="Arial" w:eastAsia="Arial"/>
-          <w:b w:val="0"/>
-        </w:rPr>
-        <w:t>也可以使用非交互式命令完成录屏中的关键演示。</w:t>
-      </w:r>
-    </w:p>
-    <w:tbl>
-      <w:tblPr>
-        <w:tblStyle w:val="TableGrid"/>
-        <w:tblW w:type="dxa" w:w="9200"/>
-        <w:jc w:val="center"/>
-        <w:tblLayout w:type="fixed"/>
-        <w:tblLook w:firstColumn="1" w:firstRow="1" w:lastColumn="0" w:lastRow="0" w:noHBand="0" w:noVBand="1" w:val="04A0"/>
-      </w:tblPr>
-      <w:tblGrid>
-        <w:gridCol w:w="2600"/>
-        <w:gridCol w:w="6600"/>
-      </w:tblGrid>
-      <w:tr>
-        <w:tc>
-          <w:tcPr>
-            <w:tcW w:type="dxa" w:w="2600"/>
-            <w:shd w:fill="1F4E79"/>
-            <w:vAlign w:val="center"/>
-            <w:tcMar>
-              <w:top w:w="80" w:type="dxa"/>
-              <w:start w:w="120" w:type="dxa"/>
-              <w:bottom w:w="80" w:type="dxa"/>
-              <w:end w:w="120" w:type="dxa"/>
-            </w:tcMar>
-          </w:tcPr>
-          <w:p>
-            <w:r/>
-            <w:r>
-              <w:rPr>
-                <w:rFonts w:ascii="Arial" w:hAnsi="Arial" w:eastAsia="Arial"/>
-                <w:b/>
-                <w:color w:val="FFFFFF"/>
-              </w:rPr>
-              <w:t>目的</w:t>
-            </w:r>
-          </w:p>
-        </w:tc>
-        <w:tc>
-          <w:tcPr>
-            <w:tcW w:type="dxa" w:w="6600"/>
-            <w:shd w:fill="1F4E79"/>
-            <w:vAlign w:val="center"/>
-            <w:tcMar>
-              <w:top w:w="80" w:type="dxa"/>
-              <w:start w:w="120" w:type="dxa"/>
-              <w:bottom w:w="80" w:type="dxa"/>
-              <w:end w:w="120" w:type="dxa"/>
-            </w:tcMar>
-          </w:tcPr>
-          <w:p>
-            <w:r/>
-            <w:r>
-              <w:rPr>
-                <w:rFonts w:ascii="Arial" w:hAnsi="Arial" w:eastAsia="Arial"/>
-                <w:b/>
-                <w:color w:val="FFFFFF"/>
-              </w:rPr>
-              <w:t>命令</w:t>
-            </w:r>
-          </w:p>
-        </w:tc>
-      </w:tr>
-      <w:tr>
-        <w:tc>
-          <w:tcPr>
-            <w:tcW w:type="dxa" w:w="2600"/>
-            <w:vAlign w:val="center"/>
-            <w:tcMar>
-              <w:top w:w="80" w:type="dxa"/>
-              <w:start w:w="120" w:type="dxa"/>
-              <w:bottom w:w="80" w:type="dxa"/>
-              <w:end w:w="120" w:type="dxa"/>
-            </w:tcMar>
-          </w:tcPr>
-          <w:p>
-            <w:r/>
-            <w:r>
-              <w:rPr>
-                <w:rFonts w:ascii="Arial" w:hAnsi="Arial" w:eastAsia="Arial"/>
-                <w:b w:val="0"/>
-                <w:sz w:val="20"/>
-              </w:rPr>
-              <w:t>列出服务目录</w:t>
-            </w:r>
-          </w:p>
-        </w:tc>
-        <w:tc>
-          <w:tcPr>
-            <w:tcW w:type="dxa" w:w="6600"/>
-            <w:vAlign w:val="center"/>
-            <w:tcMar>
-              <w:top w:w="80" w:type="dxa"/>
-              <w:start w:w="120" w:type="dxa"/>
-              <w:bottom w:w="80" w:type="dxa"/>
-              <w:end w:w="120" w:type="dxa"/>
-            </w:tcMar>
-          </w:tcPr>
-          <w:p>
-            <w:r/>
-            <w:r>
-              <w:rPr>
-                <w:rFonts w:ascii="Arial" w:hAnsi="Arial" w:eastAsia="Arial"/>
-                <w:b w:val="0"/>
-                <w:sz w:val="20"/>
-              </w:rPr>
-              <w:t>python3 client.py --list</w:t>
-            </w:r>
-          </w:p>
-        </w:tc>
-      </w:tr>
-      <w:tr>
-        <w:tc>
-          <w:tcPr>
-            <w:tcW w:type="dxa" w:w="2600"/>
-            <w:vAlign w:val="center"/>
-            <w:tcMar>
-              <w:top w:w="80" w:type="dxa"/>
-              <w:start w:w="120" w:type="dxa"/>
-              <w:bottom w:w="80" w:type="dxa"/>
-              <w:end w:w="120" w:type="dxa"/>
-            </w:tcMar>
-          </w:tcPr>
-          <w:p>
-            <w:r/>
-            <w:r>
-              <w:rPr>
-                <w:rFonts w:ascii="Arial" w:hAnsi="Arial" w:eastAsia="Arial"/>
-                <w:b w:val="0"/>
-                <w:sz w:val="20"/>
-              </w:rPr>
-              <w:t>调用文本服务</w:t>
-            </w:r>
-          </w:p>
-        </w:tc>
-        <w:tc>
-          <w:tcPr>
-            <w:tcW w:type="dxa" w:w="6600"/>
-            <w:vAlign w:val="center"/>
-            <w:tcMar>
-              <w:top w:w="80" w:type="dxa"/>
-              <w:start w:w="120" w:type="dxa"/>
-              <w:bottom w:w="80" w:type="dxa"/>
-              <w:end w:w="120" w:type="dxa"/>
-            </w:tcMar>
-          </w:tcPr>
-          <w:p>
-            <w:r/>
-            <w:r>
-              <w:rPr>
-                <w:rFonts w:ascii="Arial" w:hAnsi="Arial" w:eastAsia="Arial"/>
-                <w:b w:val="0"/>
-                <w:sz w:val="20"/>
-              </w:rPr>
-              <w:t>python3 client.py --call text --text "hello from mac"</w:t>
-            </w:r>
-          </w:p>
-        </w:tc>
-      </w:tr>
-      <w:tr>
-        <w:tc>
-          <w:tcPr>
-            <w:tcW w:type="dxa" w:w="2600"/>
-            <w:vAlign w:val="center"/>
-            <w:tcMar>
-              <w:top w:w="80" w:type="dxa"/>
-              <w:start w:w="120" w:type="dxa"/>
-              <w:bottom w:w="80" w:type="dxa"/>
-              <w:end w:w="120" w:type="dxa"/>
-            </w:tcMar>
-          </w:tcPr>
-          <w:p>
-            <w:r/>
-            <w:r>
-              <w:rPr>
-                <w:rFonts w:ascii="Arial" w:hAnsi="Arial" w:eastAsia="Arial"/>
-                <w:b w:val="0"/>
-                <w:sz w:val="20"/>
-              </w:rPr>
-              <w:t>调用命令服务</w:t>
-            </w:r>
-          </w:p>
-        </w:tc>
-        <w:tc>
-          <w:tcPr>
-            <w:tcW w:type="dxa" w:w="6600"/>
-            <w:vAlign w:val="center"/>
-            <w:tcMar>
-              <w:top w:w="80" w:type="dxa"/>
-              <w:start w:w="120" w:type="dxa"/>
-              <w:bottom w:w="80" w:type="dxa"/>
-              <w:end w:w="120" w:type="dxa"/>
-            </w:tcMar>
-          </w:tcPr>
-          <w:p>
-            <w:r/>
-            <w:r>
-              <w:rPr>
-                <w:rFonts w:ascii="Arial" w:hAnsi="Arial" w:eastAsia="Arial"/>
-                <w:b w:val="0"/>
-                <w:sz w:val="20"/>
-              </w:rPr>
-              <w:t>python3 client.py --call command --command "pwd"</w:t>
-            </w:r>
-          </w:p>
-        </w:tc>
-      </w:tr>
-      <w:tr>
-        <w:tc>
-          <w:tcPr>
-            <w:tcW w:type="dxa" w:w="2600"/>
-            <w:vAlign w:val="center"/>
-            <w:tcMar>
-              <w:top w:w="80" w:type="dxa"/>
-              <w:start w:w="120" w:type="dxa"/>
-              <w:bottom w:w="80" w:type="dxa"/>
-              <w:end w:w="120" w:type="dxa"/>
-            </w:tcMar>
-          </w:tcPr>
-          <w:p>
-            <w:r/>
-            <w:r>
-              <w:rPr>
-                <w:rFonts w:ascii="Arial" w:hAnsi="Arial" w:eastAsia="Arial"/>
-                <w:b w:val="0"/>
-                <w:sz w:val="20"/>
-              </w:rPr>
-              <w:t>调用 HTTP 服务</w:t>
-            </w:r>
-          </w:p>
-        </w:tc>
-        <w:tc>
-          <w:tcPr>
-            <w:tcW w:type="dxa" w:w="6600"/>
-            <w:vAlign w:val="center"/>
-            <w:tcMar>
-              <w:top w:w="80" w:type="dxa"/>
-              <w:start w:w="120" w:type="dxa"/>
-              <w:bottom w:w="80" w:type="dxa"/>
-              <w:end w:w="120" w:type="dxa"/>
-            </w:tcMar>
-          </w:tcPr>
-          <w:p>
-            <w:r/>
-            <w:r>
-              <w:rPr>
-                <w:rFonts w:ascii="Arial" w:hAnsi="Arial" w:eastAsia="Arial"/>
-                <w:b w:val="0"/>
-                <w:sz w:val="20"/>
-              </w:rPr>
-              <w:t>python3 -m http.server 8000；python3 client.py --call http --endpoint page --method GET --path /</w:t>
-            </w:r>
-          </w:p>
-        </w:tc>
-      </w:tr>
-      <w:tr>
-        <w:tc>
-          <w:tcPr>
-            <w:tcW w:type="dxa" w:w="2600"/>
-            <w:vAlign w:val="center"/>
-            <w:tcMar>
-              <w:top w:w="80" w:type="dxa"/>
-              <w:start w:w="120" w:type="dxa"/>
-              <w:bottom w:w="80" w:type="dxa"/>
-              <w:end w:w="120" w:type="dxa"/>
-            </w:tcMar>
-          </w:tcPr>
-          <w:p>
-            <w:r/>
-            <w:r>
-              <w:rPr>
-                <w:rFonts w:ascii="Arial" w:hAnsi="Arial" w:eastAsia="Arial"/>
-                <w:b w:val="0"/>
-                <w:sz w:val="20"/>
-              </w:rPr>
-              <w:t>错误 token</w:t>
-            </w:r>
-          </w:p>
-        </w:tc>
-        <w:tc>
-          <w:tcPr>
-            <w:tcW w:type="dxa" w:w="6600"/>
-            <w:vAlign w:val="center"/>
-            <w:tcMar>
-              <w:top w:w="80" w:type="dxa"/>
-              <w:start w:w="120" w:type="dxa"/>
-              <w:bottom w:w="80" w:type="dxa"/>
-              <w:end w:w="120" w:type="dxa"/>
-            </w:tcMar>
-          </w:tcPr>
-          <w:p>
-            <w:r/>
-            <w:r>
-              <w:rPr>
-                <w:rFonts w:ascii="Arial" w:hAnsi="Arial" w:eastAsia="Arial"/>
-                <w:b w:val="0"/>
-                <w:sz w:val="20"/>
-              </w:rPr>
-              <w:t>python3 client.py --call text --service-token wrong-token --text "should fail"</w:t>
-            </w:r>
-          </w:p>
-        </w:tc>
-      </w:tr>
-      <w:tr>
-        <w:tc>
-          <w:tcPr>
-            <w:tcW w:type="dxa" w:w="2600"/>
-            <w:vAlign w:val="center"/>
-            <w:tcMar>
-              <w:top w:w="80" w:type="dxa"/>
-              <w:start w:w="120" w:type="dxa"/>
-              <w:bottom w:w="80" w:type="dxa"/>
-              <w:end w:w="120" w:type="dxa"/>
-            </w:tcMar>
-          </w:tcPr>
-          <w:p>
-            <w:r/>
-            <w:r>
-              <w:rPr>
-                <w:rFonts w:ascii="Arial" w:hAnsi="Arial" w:eastAsia="Arial"/>
-                <w:b w:val="0"/>
-                <w:sz w:val="20"/>
-              </w:rPr>
-              <w:t>服务不存在</w:t>
-            </w:r>
-          </w:p>
-        </w:tc>
-        <w:tc>
-          <w:tcPr>
-            <w:tcW w:type="dxa" w:w="6600"/>
-            <w:vAlign w:val="center"/>
-            <w:tcMar>
-              <w:top w:w="80" w:type="dxa"/>
-              <w:start w:w="120" w:type="dxa"/>
-              <w:bottom w:w="80" w:type="dxa"/>
-              <w:end w:w="120" w:type="dxa"/>
-            </w:tcMar>
-          </w:tcPr>
-          <w:p>
-            <w:r/>
-            <w:r>
-              <w:rPr>
-                <w:rFonts w:ascii="Arial" w:hAnsi="Arial" w:eastAsia="Arial"/>
-                <w:b w:val="0"/>
-                <w:sz w:val="20"/>
-              </w:rPr>
-              <w:t>python3 client.py --call text --service-id missing-service --text "should fail"</w:t>
-            </w:r>
-          </w:p>
-        </w:tc>
-      </w:tr>
-    </w:tbl>
-    <w:p/>
-    <w:p>
-      <w:pPr>
-        <w:pStyle w:val="Heading1"/>
-      </w:pPr>
-      <w:r>
-        <w:rPr>
-          <w:rFonts w:ascii="Arial" w:hAnsi="Arial" w:eastAsia="Arial"/>
-          <w:b w:val="0"/>
-        </w:rPr>
-        <w:t>7. 测试用例与结果</w:t>
-      </w:r>
-    </w:p>
-    <w:tbl>
-      <w:tblPr>
-        <w:tblStyle w:val="TableGrid"/>
-        <w:tblW w:type="dxa" w:w="9200"/>
-        <w:jc w:val="center"/>
-        <w:tblLayout w:type="fixed"/>
-        <w:tblLook w:firstColumn="1" w:firstRow="1" w:lastColumn="0" w:lastRow="0" w:noHBand="0" w:noVBand="1" w:val="04A0"/>
-      </w:tblPr>
-      <w:tblGrid>
-        <w:gridCol w:w="900"/>
-        <w:gridCol w:w="4300"/>
-        <w:gridCol w:w="4000"/>
-      </w:tblGrid>
-      <w:tr>
-        <w:tc>
-          <w:tcPr>
-            <w:tcW w:type="dxa" w:w="900"/>
-            <w:shd w:fill="1F4E79"/>
-            <w:vAlign w:val="center"/>
-            <w:tcMar>
-              <w:top w:w="80" w:type="dxa"/>
-              <w:start w:w="120" w:type="dxa"/>
-              <w:bottom w:w="80" w:type="dxa"/>
-              <w:end w:w="120" w:type="dxa"/>
-            </w:tcMar>
-          </w:tcPr>
-          <w:p>
-            <w:r/>
-            <w:r>
-              <w:rPr>
-                <w:rFonts w:ascii="Arial" w:hAnsi="Arial" w:eastAsia="Arial"/>
-                <w:b/>
-                <w:color w:val="FFFFFF"/>
-              </w:rPr>
-              <w:t>编号</w:t>
-            </w:r>
-          </w:p>
-        </w:tc>
-        <w:tc>
-          <w:tcPr>
-            <w:tcW w:type="dxa" w:w="4300"/>
-            <w:shd w:fill="1F4E79"/>
-            <w:vAlign w:val="center"/>
-            <w:tcMar>
-              <w:top w:w="80" w:type="dxa"/>
-              <w:start w:w="120" w:type="dxa"/>
-              <w:bottom w:w="80" w:type="dxa"/>
-              <w:end w:w="120" w:type="dxa"/>
-            </w:tcMar>
-          </w:tcPr>
-          <w:p>
-            <w:r/>
-            <w:r>
-              <w:rPr>
-                <w:rFonts w:ascii="Arial" w:hAnsi="Arial" w:eastAsia="Arial"/>
-                <w:b/>
-                <w:color w:val="FFFFFF"/>
-              </w:rPr>
-              <w:t>测试内容</w:t>
-            </w:r>
-          </w:p>
-        </w:tc>
-        <w:tc>
-          <w:tcPr>
-            <w:tcW w:type="dxa" w:w="4000"/>
-            <w:shd w:fill="1F4E79"/>
-            <w:vAlign w:val="center"/>
-            <w:tcMar>
-              <w:top w:w="80" w:type="dxa"/>
-              <w:start w:w="120" w:type="dxa"/>
-              <w:bottom w:w="80" w:type="dxa"/>
-              <w:end w:w="120" w:type="dxa"/>
-            </w:tcMar>
-          </w:tcPr>
-          <w:p>
-            <w:r/>
-            <w:r>
-              <w:rPr>
-                <w:rFonts w:ascii="Arial" w:hAnsi="Arial" w:eastAsia="Arial"/>
-                <w:b/>
-                <w:color w:val="FFFFFF"/>
-              </w:rPr>
-              <w:t>预期结果</w:t>
-            </w:r>
-          </w:p>
-        </w:tc>
-      </w:tr>
-      <w:tr>
-        <w:tc>
-          <w:tcPr>
-            <w:tcW w:type="dxa" w:w="900"/>
-            <w:vAlign w:val="center"/>
-            <w:tcMar>
-              <w:top w:w="80" w:type="dxa"/>
-              <w:start w:w="120" w:type="dxa"/>
-              <w:bottom w:w="80" w:type="dxa"/>
-              <w:end w:w="120" w:type="dxa"/>
-            </w:tcMar>
-          </w:tcPr>
-          <w:p>
-            <w:r/>
-            <w:r>
-              <w:rPr>
-                <w:rFonts w:ascii="Arial" w:hAnsi="Arial" w:eastAsia="Arial"/>
-                <w:b w:val="0"/>
-                <w:sz w:val="20"/>
-              </w:rPr>
-              <w:t>T1</w:t>
-            </w:r>
-          </w:p>
-        </w:tc>
-        <w:tc>
-          <w:tcPr>
-            <w:tcW w:type="dxa" w:w="4300"/>
-            <w:vAlign w:val="center"/>
-            <w:tcMar>
-              <w:top w:w="80" w:type="dxa"/>
-              <w:start w:w="120" w:type="dxa"/>
-              <w:bottom w:w="80" w:type="dxa"/>
-              <w:end w:w="120" w:type="dxa"/>
-            </w:tcMar>
-          </w:tcPr>
-          <w:p>
-            <w:r/>
-            <w:r>
-              <w:rPr>
-                <w:rFonts w:ascii="Arial" w:hAnsi="Arial" w:eastAsia="Arial"/>
-                <w:b w:val="0"/>
-                <w:sz w:val="20"/>
-              </w:rPr>
-              <w:t>Relay、Agent、Client 按顺序启动并认证</w:t>
-            </w:r>
-          </w:p>
-        </w:tc>
-        <w:tc>
-          <w:tcPr>
-            <w:tcW w:type="dxa" w:w="4000"/>
-            <w:vAlign w:val="center"/>
-            <w:tcMar>
-              <w:top w:w="80" w:type="dxa"/>
-              <w:start w:w="120" w:type="dxa"/>
-              <w:bottom w:w="80" w:type="dxa"/>
-              <w:end w:w="120" w:type="dxa"/>
-            </w:tcMar>
-          </w:tcPr>
-          <w:p>
-            <w:r/>
-            <w:r>
-              <w:rPr>
-                <w:rFonts w:ascii="Arial" w:hAnsi="Arial" w:eastAsia="Arial"/>
-                <w:b w:val="0"/>
-                <w:sz w:val="20"/>
-              </w:rPr>
-              <w:t>返回 HELLO_OK、AUTH_OK、PUBLISH_OK</w:t>
-            </w:r>
-          </w:p>
-        </w:tc>
-      </w:tr>
-      <w:tr>
-        <w:tc>
-          <w:tcPr>
-            <w:tcW w:type="dxa" w:w="900"/>
-            <w:vAlign w:val="center"/>
-            <w:tcMar>
-              <w:top w:w="80" w:type="dxa"/>
-              <w:start w:w="120" w:type="dxa"/>
-              <w:bottom w:w="80" w:type="dxa"/>
-              <w:end w:w="120" w:type="dxa"/>
-            </w:tcMar>
-          </w:tcPr>
-          <w:p>
-            <w:r/>
-            <w:r>
-              <w:rPr>
-                <w:rFonts w:ascii="Arial" w:hAnsi="Arial" w:eastAsia="Arial"/>
-                <w:b w:val="0"/>
-                <w:sz w:val="20"/>
-              </w:rPr>
-              <w:t>T2</w:t>
-            </w:r>
-          </w:p>
-        </w:tc>
-        <w:tc>
-          <w:tcPr>
-            <w:tcW w:type="dxa" w:w="4300"/>
-            <w:vAlign w:val="center"/>
-            <w:tcMar>
-              <w:top w:w="80" w:type="dxa"/>
-              <w:start w:w="120" w:type="dxa"/>
-              <w:bottom w:w="80" w:type="dxa"/>
-              <w:end w:w="120" w:type="dxa"/>
-            </w:tcMar>
-          </w:tcPr>
-          <w:p>
-            <w:r/>
-            <w:r>
-              <w:rPr>
-                <w:rFonts w:ascii="Arial" w:hAnsi="Arial" w:eastAsia="Arial"/>
-                <w:b w:val="0"/>
-                <w:sz w:val="20"/>
-              </w:rPr>
-              <w:t>Client 执行 LIST</w:t>
-            </w:r>
-          </w:p>
-        </w:tc>
-        <w:tc>
-          <w:tcPr>
-            <w:tcW w:type="dxa" w:w="4000"/>
-            <w:vAlign w:val="center"/>
-            <w:tcMar>
-              <w:top w:w="80" w:type="dxa"/>
-              <w:start w:w="120" w:type="dxa"/>
-              <w:bottom w:w="80" w:type="dxa"/>
-              <w:end w:w="120" w:type="dxa"/>
-            </w:tcMar>
-          </w:tcPr>
-          <w:p>
-            <w:r/>
-            <w:r>
-              <w:rPr>
-                <w:rFonts w:ascii="Arial" w:hAnsi="Arial" w:eastAsia="Arial"/>
-                <w:b w:val="0"/>
-                <w:sz w:val="20"/>
-              </w:rPr>
-              <w:t>返回 note-box、win-command、frontend-workspace 等服务目录</w:t>
-            </w:r>
-          </w:p>
-        </w:tc>
-      </w:tr>
-      <w:tr>
-        <w:tc>
-          <w:tcPr>
-            <w:tcW w:type="dxa" w:w="900"/>
-            <w:vAlign w:val="center"/>
-            <w:tcMar>
-              <w:top w:w="80" w:type="dxa"/>
-              <w:start w:w="120" w:type="dxa"/>
-              <w:bottom w:w="80" w:type="dxa"/>
-              <w:end w:w="120" w:type="dxa"/>
-            </w:tcMar>
-          </w:tcPr>
-          <w:p>
-            <w:r/>
-            <w:r>
-              <w:rPr>
-                <w:rFonts w:ascii="Arial" w:hAnsi="Arial" w:eastAsia="Arial"/>
-                <w:b w:val="0"/>
-                <w:sz w:val="20"/>
-              </w:rPr>
-              <w:t>T3</w:t>
-            </w:r>
-          </w:p>
-        </w:tc>
-        <w:tc>
-          <w:tcPr>
-            <w:tcW w:type="dxa" w:w="4300"/>
-            <w:vAlign w:val="center"/>
-            <w:tcMar>
-              <w:top w:w="80" w:type="dxa"/>
-              <w:start w:w="120" w:type="dxa"/>
-              <w:bottom w:w="80" w:type="dxa"/>
-              <w:end w:w="120" w:type="dxa"/>
-            </w:tcMar>
-          </w:tcPr>
-          <w:p>
-            <w:r/>
-            <w:r>
-              <w:rPr>
-                <w:rFonts w:ascii="Arial" w:hAnsi="Arial" w:eastAsia="Arial"/>
-                <w:b w:val="0"/>
-                <w:sz w:val="20"/>
-              </w:rPr>
-              <w:t>调用 note-box 文本服务</w:t>
-            </w:r>
-          </w:p>
-        </w:tc>
-        <w:tc>
-          <w:tcPr>
-            <w:tcW w:type="dxa" w:w="4000"/>
-            <w:vAlign w:val="center"/>
-            <w:tcMar>
-              <w:top w:w="80" w:type="dxa"/>
-              <w:start w:w="120" w:type="dxa"/>
-              <w:bottom w:w="80" w:type="dxa"/>
-              <w:end w:w="120" w:type="dxa"/>
-            </w:tcMar>
-          </w:tcPr>
-          <w:p>
-            <w:r/>
-            <w:r>
-              <w:rPr>
-                <w:rFonts w:ascii="Arial" w:hAnsi="Arial" w:eastAsia="Arial"/>
-                <w:b w:val="0"/>
-                <w:sz w:val="20"/>
-              </w:rPr>
-              <w:t>返回 200 OK 和文本回显</w:t>
-            </w:r>
-          </w:p>
-        </w:tc>
-      </w:tr>
-      <w:tr>
-        <w:tc>
-          <w:tcPr>
-            <w:tcW w:type="dxa" w:w="900"/>
-            <w:vAlign w:val="center"/>
-            <w:tcMar>
-              <w:top w:w="80" w:type="dxa"/>
-              <w:start w:w="120" w:type="dxa"/>
-              <w:bottom w:w="80" w:type="dxa"/>
-              <w:end w:w="120" w:type="dxa"/>
-            </w:tcMar>
-          </w:tcPr>
-          <w:p>
-            <w:r/>
-            <w:r>
-              <w:rPr>
-                <w:rFonts w:ascii="Arial" w:hAnsi="Arial" w:eastAsia="Arial"/>
-                <w:b w:val="0"/>
-                <w:sz w:val="20"/>
-              </w:rPr>
-              <w:t>T4</w:t>
-            </w:r>
-          </w:p>
-        </w:tc>
-        <w:tc>
-          <w:tcPr>
-            <w:tcW w:type="dxa" w:w="4300"/>
-            <w:vAlign w:val="center"/>
-            <w:tcMar>
-              <w:top w:w="80" w:type="dxa"/>
-              <w:start w:w="120" w:type="dxa"/>
-              <w:bottom w:w="80" w:type="dxa"/>
-              <w:end w:w="120" w:type="dxa"/>
-            </w:tcMar>
-          </w:tcPr>
-          <w:p>
-            <w:r/>
-            <w:r>
-              <w:rPr>
-                <w:rFonts w:ascii="Arial" w:hAnsi="Arial" w:eastAsia="Arial"/>
-                <w:b w:val="0"/>
-                <w:sz w:val="20"/>
-              </w:rPr>
-              <w:t>调用 win-command 中的 pwd 或 git status</w:t>
-            </w:r>
-          </w:p>
-        </w:tc>
-        <w:tc>
-          <w:tcPr>
-            <w:tcW w:type="dxa" w:w="4000"/>
-            <w:vAlign w:val="center"/>
-            <w:tcMar>
-              <w:top w:w="80" w:type="dxa"/>
-              <w:start w:w="120" w:type="dxa"/>
-              <w:bottom w:w="80" w:type="dxa"/>
-              <w:end w:w="120" w:type="dxa"/>
-            </w:tcMar>
-          </w:tcPr>
-          <w:p>
-            <w:r/>
-            <w:r>
-              <w:rPr>
-                <w:rFonts w:ascii="Arial" w:hAnsi="Arial" w:eastAsia="Arial"/>
-                <w:b w:val="0"/>
-                <w:sz w:val="20"/>
-              </w:rPr>
-              <w:t>返回 exit_code、stdout、stderr</w:t>
-            </w:r>
-          </w:p>
-        </w:tc>
-      </w:tr>
-      <w:tr>
-        <w:tc>
-          <w:tcPr>
-            <w:tcW w:type="dxa" w:w="900"/>
-            <w:vAlign w:val="center"/>
-            <w:tcMar>
-              <w:top w:w="80" w:type="dxa"/>
-              <w:start w:w="120" w:type="dxa"/>
-              <w:bottom w:w="80" w:type="dxa"/>
-              <w:end w:w="120" w:type="dxa"/>
-            </w:tcMar>
-          </w:tcPr>
-          <w:p>
-            <w:r/>
-            <w:r>
-              <w:rPr>
-                <w:rFonts w:ascii="Arial" w:hAnsi="Arial" w:eastAsia="Arial"/>
-                <w:b w:val="0"/>
-                <w:sz w:val="20"/>
-              </w:rPr>
-              <w:t>T5</w:t>
-            </w:r>
-          </w:p>
-        </w:tc>
-        <w:tc>
-          <w:tcPr>
-            <w:tcW w:type="dxa" w:w="4300"/>
-            <w:vAlign w:val="center"/>
-            <w:tcMar>
-              <w:top w:w="80" w:type="dxa"/>
-              <w:start w:w="120" w:type="dxa"/>
-              <w:bottom w:w="80" w:type="dxa"/>
-              <w:end w:w="120" w:type="dxa"/>
-            </w:tcMar>
-          </w:tcPr>
-          <w:p>
-            <w:r/>
-            <w:r>
-              <w:rPr>
-                <w:rFonts w:ascii="Arial" w:hAnsi="Arial" w:eastAsia="Arial"/>
-                <w:b w:val="0"/>
-                <w:sz w:val="20"/>
-              </w:rPr>
-              <w:t>调用 frontend-workspace 的 page endpoint</w:t>
-            </w:r>
-          </w:p>
-        </w:tc>
-        <w:tc>
-          <w:tcPr>
-            <w:tcW w:type="dxa" w:w="4000"/>
-            <w:vAlign w:val="center"/>
-            <w:tcMar>
-              <w:top w:w="80" w:type="dxa"/>
-              <w:start w:w="120" w:type="dxa"/>
-              <w:bottom w:w="80" w:type="dxa"/>
-              <w:end w:w="120" w:type="dxa"/>
-            </w:tcMar>
-          </w:tcPr>
-          <w:p>
-            <w:r/>
-            <w:r>
-              <w:rPr>
-                <w:rFonts w:ascii="Arial" w:hAnsi="Arial" w:eastAsia="Arial"/>
-                <w:b w:val="0"/>
-                <w:sz w:val="20"/>
-              </w:rPr>
-              <w:t>返回 http_status、headers 和 body preview</w:t>
-            </w:r>
-          </w:p>
-        </w:tc>
-      </w:tr>
-      <w:tr>
-        <w:tc>
-          <w:tcPr>
-            <w:tcW w:type="dxa" w:w="900"/>
-            <w:vAlign w:val="center"/>
-            <w:tcMar>
-              <w:top w:w="80" w:type="dxa"/>
-              <w:start w:w="120" w:type="dxa"/>
-              <w:bottom w:w="80" w:type="dxa"/>
-              <w:end w:w="120" w:type="dxa"/>
-            </w:tcMar>
-          </w:tcPr>
-          <w:p>
-            <w:r/>
-            <w:r>
-              <w:rPr>
-                <w:rFonts w:ascii="Arial" w:hAnsi="Arial" w:eastAsia="Arial"/>
-                <w:b w:val="0"/>
-                <w:sz w:val="20"/>
-              </w:rPr>
-              <w:t>T6</w:t>
-            </w:r>
-          </w:p>
-        </w:tc>
-        <w:tc>
-          <w:tcPr>
-            <w:tcW w:type="dxa" w:w="4300"/>
-            <w:vAlign w:val="center"/>
-            <w:tcMar>
-              <w:top w:w="80" w:type="dxa"/>
-              <w:start w:w="120" w:type="dxa"/>
-              <w:bottom w:w="80" w:type="dxa"/>
-              <w:end w:w="120" w:type="dxa"/>
-            </w:tcMar>
-          </w:tcPr>
-          <w:p>
-            <w:r/>
-            <w:r>
-              <w:rPr>
-                <w:rFonts w:ascii="Arial" w:hAnsi="Arial" w:eastAsia="Arial"/>
-                <w:b w:val="0"/>
-                <w:sz w:val="20"/>
-              </w:rPr>
-              <w:t>使用错误 service token</w:t>
-            </w:r>
-          </w:p>
-        </w:tc>
-        <w:tc>
-          <w:tcPr>
-            <w:tcW w:type="dxa" w:w="4000"/>
-            <w:vAlign w:val="center"/>
-            <w:tcMar>
-              <w:top w:w="80" w:type="dxa"/>
-              <w:start w:w="120" w:type="dxa"/>
-              <w:bottom w:w="80" w:type="dxa"/>
-              <w:end w:w="120" w:type="dxa"/>
-            </w:tcMar>
-          </w:tcPr>
-          <w:p>
-            <w:r/>
-            <w:r>
-              <w:rPr>
-                <w:rFonts w:ascii="Arial" w:hAnsi="Arial" w:eastAsia="Arial"/>
-                <w:b w:val="0"/>
-                <w:sz w:val="20"/>
-              </w:rPr>
-              <w:t>返回 403 SERVICE_TOKEN_INVALID</w:t>
-            </w:r>
-          </w:p>
-        </w:tc>
-      </w:tr>
-      <w:tr>
-        <w:tc>
-          <w:tcPr>
-            <w:tcW w:type="dxa" w:w="900"/>
-            <w:vAlign w:val="center"/>
-            <w:tcMar>
-              <w:top w:w="80" w:type="dxa"/>
-              <w:start w:w="120" w:type="dxa"/>
-              <w:bottom w:w="80" w:type="dxa"/>
-              <w:end w:w="120" w:type="dxa"/>
-            </w:tcMar>
-          </w:tcPr>
-          <w:p>
-            <w:r/>
-            <w:r>
-              <w:rPr>
-                <w:rFonts w:ascii="Arial" w:hAnsi="Arial" w:eastAsia="Arial"/>
-                <w:b w:val="0"/>
-                <w:sz w:val="20"/>
-              </w:rPr>
-              <w:t>T7</w:t>
-            </w:r>
-          </w:p>
-        </w:tc>
-        <w:tc>
-          <w:tcPr>
-            <w:tcW w:type="dxa" w:w="4300"/>
-            <w:vAlign w:val="center"/>
-            <w:tcMar>
-              <w:top w:w="80" w:type="dxa"/>
-              <w:start w:w="120" w:type="dxa"/>
-              <w:bottom w:w="80" w:type="dxa"/>
-              <w:end w:w="120" w:type="dxa"/>
-            </w:tcMar>
-          </w:tcPr>
-          <w:p>
-            <w:r/>
-            <w:r>
-              <w:rPr>
-                <w:rFonts w:ascii="Arial" w:hAnsi="Arial" w:eastAsia="Arial"/>
-                <w:b w:val="0"/>
-                <w:sz w:val="20"/>
-              </w:rPr>
-              <w:t>调用不存在的 service_id</w:t>
-            </w:r>
-          </w:p>
-        </w:tc>
-        <w:tc>
-          <w:tcPr>
-            <w:tcW w:type="dxa" w:w="4000"/>
-            <w:vAlign w:val="center"/>
-            <w:tcMar>
-              <w:top w:w="80" w:type="dxa"/>
-              <w:start w:w="120" w:type="dxa"/>
-              <w:bottom w:w="80" w:type="dxa"/>
-              <w:end w:w="120" w:type="dxa"/>
-            </w:tcMar>
-          </w:tcPr>
-          <w:p>
-            <w:r/>
-            <w:r>
-              <w:rPr>
-                <w:rFonts w:ascii="Arial" w:hAnsi="Arial" w:eastAsia="Arial"/>
-                <w:b w:val="0"/>
-                <w:sz w:val="20"/>
-              </w:rPr>
-              <w:t>返回 404 SERVICE_NOT_FOUND</w:t>
-            </w:r>
-          </w:p>
-        </w:tc>
-      </w:tr>
-      <w:tr>
-        <w:tc>
-          <w:tcPr>
-            <w:tcW w:type="dxa" w:w="900"/>
-            <w:vAlign w:val="center"/>
-            <w:tcMar>
-              <w:top w:w="80" w:type="dxa"/>
-              <w:start w:w="120" w:type="dxa"/>
-              <w:bottom w:w="80" w:type="dxa"/>
-              <w:end w:w="120" w:type="dxa"/>
-            </w:tcMar>
-          </w:tcPr>
-          <w:p>
-            <w:r/>
-            <w:r>
-              <w:rPr>
-                <w:rFonts w:ascii="Arial" w:hAnsi="Arial" w:eastAsia="Arial"/>
-                <w:b w:val="0"/>
-                <w:sz w:val="20"/>
-              </w:rPr>
-              <w:t>T8</w:t>
-            </w:r>
-          </w:p>
-        </w:tc>
-        <w:tc>
-          <w:tcPr>
-            <w:tcW w:type="dxa" w:w="4300"/>
-            <w:vAlign w:val="center"/>
-            <w:tcMar>
-              <w:top w:w="80" w:type="dxa"/>
-              <w:start w:w="120" w:type="dxa"/>
-              <w:bottom w:w="80" w:type="dxa"/>
-              <w:end w:w="120" w:type="dxa"/>
-            </w:tcMar>
-          </w:tcPr>
-          <w:p>
-            <w:r/>
-            <w:r>
-              <w:rPr>
-                <w:rFonts w:ascii="Arial" w:hAnsi="Arial" w:eastAsia="Arial"/>
-                <w:b w:val="0"/>
-                <w:sz w:val="20"/>
-              </w:rPr>
-              <w:t>Agent 断开后再次调用已发布服务</w:t>
-            </w:r>
-          </w:p>
-        </w:tc>
-        <w:tc>
-          <w:tcPr>
-            <w:tcW w:type="dxa" w:w="4000"/>
-            <w:vAlign w:val="center"/>
-            <w:tcMar>
-              <w:top w:w="80" w:type="dxa"/>
-              <w:start w:w="120" w:type="dxa"/>
-              <w:bottom w:w="80" w:type="dxa"/>
-              <w:end w:w="120" w:type="dxa"/>
-            </w:tcMar>
-          </w:tcPr>
-          <w:p>
-            <w:r/>
-            <w:r>
-              <w:rPr>
-                <w:rFonts w:ascii="Arial" w:hAnsi="Arial" w:eastAsia="Arial"/>
-                <w:b w:val="0"/>
-                <w:sz w:val="20"/>
-              </w:rPr>
-              <w:t>返回 503 AGENT_OFFLINE</w:t>
-            </w:r>
-          </w:p>
-        </w:tc>
-      </w:tr>
-      <w:tr>
-        <w:tc>
-          <w:tcPr>
-            <w:tcW w:type="dxa" w:w="900"/>
-            <w:vAlign w:val="center"/>
-            <w:tcMar>
-              <w:top w:w="80" w:type="dxa"/>
-              <w:start w:w="120" w:type="dxa"/>
-              <w:bottom w:w="80" w:type="dxa"/>
-              <w:end w:w="120" w:type="dxa"/>
-            </w:tcMar>
-          </w:tcPr>
-          <w:p>
-            <w:r/>
-            <w:r>
-              <w:rPr>
-                <w:rFonts w:ascii="Arial" w:hAnsi="Arial" w:eastAsia="Arial"/>
-                <w:b w:val="0"/>
-                <w:sz w:val="20"/>
-              </w:rPr>
-              <w:t>T9</w:t>
-            </w:r>
-          </w:p>
-        </w:tc>
-        <w:tc>
-          <w:tcPr>
-            <w:tcW w:type="dxa" w:w="4300"/>
-            <w:vAlign w:val="center"/>
-            <w:tcMar>
-              <w:top w:w="80" w:type="dxa"/>
-              <w:start w:w="120" w:type="dxa"/>
-              <w:bottom w:w="80" w:type="dxa"/>
-              <w:end w:w="120" w:type="dxa"/>
-            </w:tcMar>
-          </w:tcPr>
-          <w:p>
-            <w:r/>
-            <w:r>
-              <w:rPr>
-                <w:rFonts w:ascii="Arial" w:hAnsi="Arial" w:eastAsia="Arial"/>
-                <w:b w:val="0"/>
-                <w:sz w:val="20"/>
-              </w:rPr>
-              <w:t>payload 超过服务 policy 限制</w:t>
-            </w:r>
-          </w:p>
-        </w:tc>
-        <w:tc>
-          <w:tcPr>
-            <w:tcW w:type="dxa" w:w="4000"/>
-            <w:vAlign w:val="center"/>
-            <w:tcMar>
-              <w:top w:w="80" w:type="dxa"/>
-              <w:start w:w="120" w:type="dxa"/>
-              <w:bottom w:w="80" w:type="dxa"/>
-              <w:end w:w="120" w:type="dxa"/>
-            </w:tcMar>
-          </w:tcPr>
-          <w:p>
-            <w:r/>
-            <w:r>
-              <w:rPr>
-                <w:rFonts w:ascii="Arial" w:hAnsi="Arial" w:eastAsia="Arial"/>
-                <w:b w:val="0"/>
-                <w:sz w:val="20"/>
-              </w:rPr>
-              <w:t>返回 413 PAYLOAD_TOO_LARGE</w:t>
-            </w:r>
-          </w:p>
-        </w:tc>
-      </w:tr>
-      <w:tr>
-        <w:tc>
-          <w:tcPr>
-            <w:tcW w:type="dxa" w:w="900"/>
-            <w:vAlign w:val="center"/>
-            <w:tcMar>
-              <w:top w:w="80" w:type="dxa"/>
-              <w:start w:w="120" w:type="dxa"/>
-              <w:bottom w:w="80" w:type="dxa"/>
-              <w:end w:w="120" w:type="dxa"/>
-            </w:tcMar>
-          </w:tcPr>
-          <w:p>
-            <w:r/>
-            <w:r>
-              <w:rPr>
-                <w:rFonts w:ascii="Arial" w:hAnsi="Arial" w:eastAsia="Arial"/>
-                <w:b w:val="0"/>
-                <w:sz w:val="20"/>
-              </w:rPr>
-              <w:t>T10</w:t>
-            </w:r>
-          </w:p>
-        </w:tc>
-        <w:tc>
-          <w:tcPr>
-            <w:tcW w:type="dxa" w:w="4300"/>
-            <w:vAlign w:val="center"/>
-            <w:tcMar>
-              <w:top w:w="80" w:type="dxa"/>
-              <w:start w:w="120" w:type="dxa"/>
-              <w:bottom w:w="80" w:type="dxa"/>
-              <w:end w:w="120" w:type="dxa"/>
-            </w:tcMar>
-          </w:tcPr>
-          <w:p>
-            <w:r/>
-            <w:r>
-              <w:rPr>
-                <w:rFonts w:ascii="Arial" w:hAnsi="Arial" w:eastAsia="Arial"/>
-                <w:b w:val="0"/>
-                <w:sz w:val="20"/>
-              </w:rPr>
-              <w:t>短时间内超过调用频率限制</w:t>
-            </w:r>
-          </w:p>
-        </w:tc>
-        <w:tc>
-          <w:tcPr>
-            <w:tcW w:type="dxa" w:w="4000"/>
-            <w:vAlign w:val="center"/>
-            <w:tcMar>
-              <w:top w:w="80" w:type="dxa"/>
-              <w:start w:w="120" w:type="dxa"/>
-              <w:bottom w:w="80" w:type="dxa"/>
-              <w:end w:w="120" w:type="dxa"/>
-            </w:tcMar>
-          </w:tcPr>
-          <w:p>
-            <w:r/>
-            <w:r>
-              <w:rPr>
-                <w:rFonts w:ascii="Arial" w:hAnsi="Arial" w:eastAsia="Arial"/>
-                <w:b w:val="0"/>
-                <w:sz w:val="20"/>
-              </w:rPr>
-              <w:t>返回 429 TOO_MANY_REQUESTS</w:t>
-            </w:r>
-          </w:p>
-        </w:tc>
-      </w:tr>
-    </w:tbl>
-    <w:p/>
-    <w:p>
-      <w:pPr>
-        <w:pStyle w:val="Heading1"/>
-      </w:pPr>
-      <w:r>
-        <w:rPr>
-          <w:rFonts w:ascii="Arial" w:hAnsi="Arial" w:eastAsia="Arial"/>
-          <w:b w:val="0"/>
-        </w:rPr>
-        <w:t>8. 错误处理、安全与隐私</w:t>
-      </w:r>
-    </w:p>
-    <w:p>
-      <w:r>
-        <w:rPr>
-          <w:rFonts w:ascii="Arial" w:hAnsi="Arial" w:eastAsia="Arial"/>
-          <w:b w:val="0"/>
-        </w:rPr>
-        <w:t>SGP 使用统一状态码描述协议结果，参考 HTTP/FTP 的响应码思想。常见状态包括 200 OK、201 CREATED、400 BAD_REQUEST、401 UNAUTHORIZED、403 FORBIDDEN、404 NOT_FOUND、408 TIMEOUT、413 PAYLOAD_TOO_LARGE、426 VERSION_NOT_SUPPORTED、429 TOO_MANY_REQUESTS、502 BAD_GATEWAY 和 503 SERVICE_UNAVAILABLE。</w:t>
-      </w:r>
-    </w:p>
-    <w:p>
-      <w:pPr>
-        <w:pStyle w:val="ListBullet"/>
-      </w:pPr>
-      <w:r>
-        <w:rPr>
-          <w:rFonts w:ascii="Arial" w:hAnsi="Arial" w:eastAsia="Arial"/>
-          <w:b w:val="0"/>
-        </w:rPr>
-        <w:t>Relay 登录使用预共享密钥的 SHA256 哈希。</w:t>
-      </w:r>
-    </w:p>
-    <w:p>
-      <w:pPr>
-        <w:pStyle w:val="ListBullet"/>
-      </w:pPr>
-      <w:r>
-        <w:rPr>
-          <w:rFonts w:ascii="Arial" w:hAnsi="Arial" w:eastAsia="Arial"/>
-          <w:b w:val="0"/>
-        </w:rPr>
-        <w:t>Relay 登录成功后发放随机 session token。</w:t>
-      </w:r>
-    </w:p>
-    <w:p>
-      <w:pPr>
-        <w:pStyle w:val="ListBullet"/>
-      </w:pPr>
-      <w:r>
-        <w:rPr>
-          <w:rFonts w:ascii="Arial" w:hAnsi="Arial" w:eastAsia="Arial"/>
-          <w:b w:val="0"/>
-        </w:rPr>
-        <w:t>每个 Service 具有独立 access token，Relay 保存 token 哈希。</w:t>
-      </w:r>
-    </w:p>
-    <w:p>
-      <w:pPr>
-        <w:pStyle w:val="ListBullet"/>
-      </w:pPr>
-      <w:r>
-        <w:rPr>
-          <w:rFonts w:ascii="Arial" w:hAnsi="Arial" w:eastAsia="Arial"/>
-          <w:b w:val="0"/>
-        </w:rPr>
-        <w:t>Relay 根据 Service policy 检查 payload 大小、超时和调用频率。</w:t>
-      </w:r>
-    </w:p>
-    <w:p>
-      <w:pPr>
-        <w:pStyle w:val="ListBullet"/>
-      </w:pPr>
-      <w:r>
-        <w:rPr>
-          <w:rFonts w:ascii="Arial" w:hAnsi="Arial" w:eastAsia="Arial"/>
-          <w:b w:val="0"/>
-        </w:rPr>
-        <w:t>command.exec 由 Agent 使用白名单限制，不开放任意 shell。</w:t>
-      </w:r>
-    </w:p>
-    <w:p>
-      <w:pPr>
-        <w:pStyle w:val="ListBullet"/>
-      </w:pPr>
-      <w:r>
-        <w:rPr>
-          <w:rFonts w:ascii="Arial" w:hAnsi="Arial" w:eastAsia="Arial"/>
-          <w:b w:val="0"/>
-        </w:rPr>
-        <w:t>LIST 返回时过滤 auth、handler 和真实内网地址等敏感信息。</w:t>
-      </w:r>
-    </w:p>
-    <w:p>
-      <w:r>
-        <w:rPr>
-          <w:rFonts w:ascii="Arial" w:hAnsi="Arial" w:eastAsia="Arial"/>
-          <w:b w:val="0"/>
-        </w:rPr>
-        <w:t>安全边界：本实验原型没有实现 TLS，token 会明文经过 TCP 连接。真实公网部署时应加入 TLS、访问日志、权限隔离、token 轮换和更细粒度授权。</w:t>
-      </w:r>
-    </w:p>
-    <w:p>
-      <w:pPr>
-        <w:pStyle w:val="Heading1"/>
-      </w:pPr>
-      <w:r>
-        <w:rPr>
-          <w:rFonts w:ascii="Arial" w:hAnsi="Arial" w:eastAsia="Arial"/>
-          <w:b w:val="0"/>
-        </w:rPr>
-        <w:t>9. 扩展性设计</w:t>
-      </w:r>
-    </w:p>
-    <w:p>
-      <w:r>
-        <w:rPr>
-          <w:rFonts w:ascii="Arial" w:hAnsi="Arial" w:eastAsia="Arial"/>
-          <w:b w:val="0"/>
-        </w:rPr>
-        <w:t>SGP 的扩展方式是新增 Service，而不是新增 Relay 协议命令。扩展 Service 通过 service_type、contract、metadata 和 handler 描述业务输入输出，由发布方本机代码执行。</w:t>
-      </w:r>
-    </w:p>
-    <w:tbl>
-      <w:tblPr>
-        <w:tblStyle w:val="TableGrid"/>
-        <w:tblW w:type="dxa" w:w="9200"/>
-        <w:jc w:val="center"/>
-        <w:tblLayout w:type="fixed"/>
-        <w:tblLook w:firstColumn="1" w:firstRow="1" w:lastColumn="0" w:lastRow="0" w:noHBand="0" w:noVBand="1" w:val="04A0"/>
-      </w:tblPr>
-      <w:tblGrid>
-        <w:gridCol w:w="2600"/>
-        <w:gridCol w:w="6600"/>
-      </w:tblGrid>
-      <w:tr>
-        <w:tc>
-          <w:tcPr>
-            <w:tcW w:type="dxa" w:w="2600"/>
-            <w:shd w:fill="1F4E79"/>
-            <w:vAlign w:val="center"/>
-            <w:tcMar>
-              <w:top w:w="80" w:type="dxa"/>
-              <w:start w:w="120" w:type="dxa"/>
-              <w:bottom w:w="80" w:type="dxa"/>
-              <w:end w:w="120" w:type="dxa"/>
-            </w:tcMar>
-          </w:tcPr>
-          <w:p>
-            <w:r/>
-            <w:r>
-              <w:rPr>
-                <w:rFonts w:ascii="Arial" w:hAnsi="Arial" w:eastAsia="Arial"/>
-                <w:b/>
-                <w:color w:val="FFFFFF"/>
-              </w:rPr>
-              <w:t>扩展示例</w:t>
-            </w:r>
-          </w:p>
-        </w:tc>
-        <w:tc>
-          <w:tcPr>
-            <w:tcW w:type="dxa" w:w="6600"/>
-            <w:shd w:fill="1F4E79"/>
-            <w:vAlign w:val="center"/>
-            <w:tcMar>
-              <w:top w:w="80" w:type="dxa"/>
-              <w:start w:w="120" w:type="dxa"/>
-              <w:bottom w:w="80" w:type="dxa"/>
-              <w:end w:w="120" w:type="dxa"/>
-            </w:tcMar>
-          </w:tcPr>
-          <w:p>
-            <w:r/>
-            <w:r>
-              <w:rPr>
-                <w:rFonts w:ascii="Arial" w:hAnsi="Arial" w:eastAsia="Arial"/>
-                <w:b/>
-                <w:color w:val="FFFFFF"/>
-              </w:rPr>
               <w:t>说明</w:t>
             </w:r>
           </w:p>
@@ -4289,47 +998,21 @@
       <w:tr>
         <w:tc>
           <w:tcPr>
-            <w:tcW w:type="dxa" w:w="2600"/>
-            <w:vAlign w:val="center"/>
-            <w:tcMar>
-              <w:top w:w="80" w:type="dxa"/>
-              <w:start w:w="120" w:type="dxa"/>
-              <w:bottom w:w="80" w:type="dxa"/>
-              <w:end w:w="120" w:type="dxa"/>
-            </w:tcMar>
+            <w:tcW w:type="dxa" w:w="4320"/>
           </w:tcPr>
           <w:p>
-            <w:r/>
             <w:r>
-              <w:rPr>
-                <w:rFonts w:ascii="Arial" w:hAnsi="Arial" w:eastAsia="Arial"/>
-                <w:b w:val="0"/>
-                <w:sz w:val="20"/>
-              </w:rPr>
-              <w:t>custom-note</w:t>
+              <w:t>`service_id`</w:t>
             </w:r>
           </w:p>
         </w:tc>
         <w:tc>
           <w:tcPr>
-            <w:tcW w:type="dxa" w:w="6600"/>
-            <w:vAlign w:val="center"/>
-            <w:tcMar>
-              <w:top w:w="80" w:type="dxa"/>
-              <w:start w:w="120" w:type="dxa"/>
-              <w:bottom w:w="80" w:type="dxa"/>
-              <w:end w:w="120" w:type="dxa"/>
-            </w:tcMar>
+            <w:tcW w:type="dxa" w:w="4320"/>
           </w:tcPr>
           <w:p>
-            <w:r/>
             <w:r>
-              <w:rPr>
-                <w:rFonts w:ascii="Arial" w:hAnsi="Arial" w:eastAsia="Arial"/>
-                <w:b w:val="0"/>
-                <w:sz w:val="20"/>
-              </w:rPr>
-              <w:t>使用 text.echo 类型定义自定义文本服务</w:t>
+              <w:t>服务编号，例如 `file-box`</w:t>
             </w:r>
           </w:p>
         </w:tc>
@@ -4337,47 +1020,21 @@
       <w:tr>
         <w:tc>
           <w:tcPr>
-            <w:tcW w:type="dxa" w:w="2600"/>
-            <w:vAlign w:val="center"/>
-            <w:tcMar>
-              <w:top w:w="80" w:type="dxa"/>
-              <w:start w:w="120" w:type="dxa"/>
-              <w:bottom w:w="80" w:type="dxa"/>
-              <w:end w:w="120" w:type="dxa"/>
-            </w:tcMar>
+            <w:tcW w:type="dxa" w:w="4320"/>
           </w:tcPr>
           <w:p>
-            <w:r/>
             <w:r>
-              <w:rPr>
-                <w:rFonts w:ascii="Arial" w:hAnsi="Arial" w:eastAsia="Arial"/>
-                <w:b w:val="0"/>
-                <w:sz w:val="20"/>
-              </w:rPr>
-              <w:t>custom-command</w:t>
+              <w:t>`service_type`</w:t>
             </w:r>
           </w:p>
         </w:tc>
         <w:tc>
           <w:tcPr>
-            <w:tcW w:type="dxa" w:w="6600"/>
-            <w:vAlign w:val="center"/>
-            <w:tcMar>
-              <w:top w:w="80" w:type="dxa"/>
-              <w:start w:w="120" w:type="dxa"/>
-              <w:bottom w:w="80" w:type="dxa"/>
-              <w:end w:w="120" w:type="dxa"/>
-            </w:tcMar>
+            <w:tcW w:type="dxa" w:w="4320"/>
           </w:tcPr>
           <w:p>
-            <w:r/>
             <w:r>
-              <w:rPr>
-                <w:rFonts w:ascii="Arial" w:hAnsi="Arial" w:eastAsia="Arial"/>
-                <w:b w:val="0"/>
-                <w:sz w:val="20"/>
-              </w:rPr>
-              <w:t>使用 command.exec 类型定义独立命令白名单</w:t>
+              <w:t>服务类型，例如 `file.transfer`</w:t>
             </w:r>
           </w:p>
         </w:tc>
@@ -4385,47 +1042,21 @@
       <w:tr>
         <w:tc>
           <w:tcPr>
-            <w:tcW w:type="dxa" w:w="2600"/>
-            <w:vAlign w:val="center"/>
-            <w:tcMar>
-              <w:top w:w="80" w:type="dxa"/>
-              <w:start w:w="120" w:type="dxa"/>
-              <w:bottom w:w="80" w:type="dxa"/>
-              <w:end w:w="120" w:type="dxa"/>
-            </w:tcMar>
+            <w:tcW w:type="dxa" w:w="4320"/>
           </w:tcPr>
           <w:p>
-            <w:r/>
             <w:r>
-              <w:rPr>
-                <w:rFonts w:ascii="Arial" w:hAnsi="Arial" w:eastAsia="Arial"/>
-                <w:b w:val="0"/>
-                <w:sz w:val="20"/>
-              </w:rPr>
-              <w:t>custom-web</w:t>
+              <w:t>`auth`</w:t>
             </w:r>
           </w:p>
         </w:tc>
         <w:tc>
           <w:tcPr>
-            <w:tcW w:type="dxa" w:w="6600"/>
-            <w:vAlign w:val="center"/>
-            <w:tcMar>
-              <w:top w:w="80" w:type="dxa"/>
-              <w:start w:w="120" w:type="dxa"/>
-              <w:bottom w:w="80" w:type="dxa"/>
-              <w:end w:w="120" w:type="dxa"/>
-            </w:tcMar>
+            <w:tcW w:type="dxa" w:w="4320"/>
           </w:tcPr>
           <w:p>
-            <w:r/>
             <w:r>
-              <w:rPr>
-                <w:rFonts w:ascii="Arial" w:hAnsi="Arial" w:eastAsia="Arial"/>
-                <w:b w:val="0"/>
-                <w:sz w:val="20"/>
-              </w:rPr>
-              <w:t>使用 http.bundle 类型定义自定义 HTTP endpoint</w:t>
+              <w:t>服务访问 token 或 token hash</w:t>
             </w:r>
           </w:p>
         </w:tc>
@@ -4433,166 +1064,21 @@
       <w:tr>
         <w:tc>
           <w:tcPr>
-            <w:tcW w:type="dxa" w:w="2600"/>
-            <w:vAlign w:val="center"/>
-            <w:tcMar>
-              <w:top w:w="80" w:type="dxa"/>
-              <w:start w:w="120" w:type="dxa"/>
-              <w:bottom w:w="80" w:type="dxa"/>
-              <w:end w:w="120" w:type="dxa"/>
-            </w:tcMar>
+            <w:tcW w:type="dxa" w:w="4320"/>
           </w:tcPr>
           <w:p>
-            <w:r/>
             <w:r>
-              <w:rPr>
-                <w:rFonts w:ascii="Arial" w:hAnsi="Arial" w:eastAsia="Arial"/>
-                <w:b w:val="0"/>
-                <w:sz w:val="20"/>
-              </w:rPr>
-              <w:t>file-box</w:t>
+              <w:t>`policy`</w:t>
             </w:r>
           </w:p>
         </w:tc>
         <w:tc>
           <w:tcPr>
-            <w:tcW w:type="dxa" w:w="6600"/>
-            <w:vAlign w:val="center"/>
-            <w:tcMar>
-              <w:top w:w="80" w:type="dxa"/>
-              <w:start w:w="120" w:type="dxa"/>
-              <w:bottom w:w="80" w:type="dxa"/>
-              <w:end w:w="120" w:type="dxa"/>
-            </w:tcMar>
+            <w:tcW w:type="dxa" w:w="4320"/>
           </w:tcPr>
           <w:p>
-            <w:r/>
             <w:r>
-              <w:rPr>
-                <w:rFonts w:ascii="Arial" w:hAnsi="Arial" w:eastAsia="Arial"/>
-                <w:b w:val="0"/>
-                <w:sz w:val="20"/>
-              </w:rPr>
-              <w:t>使用 file.transfer 类型和本地 handler 实现受限文件读写</w:t>
-            </w:r>
-          </w:p>
-        </w:tc>
-      </w:tr>
-    </w:tbl>
-    <w:p/>
-    <w:p>
-      <w:r>
-        <w:rPr>
-          <w:rFonts w:ascii="Arial" w:hAnsi="Arial" w:eastAsia="Arial"/>
-          <w:b w:val="0"/>
-        </w:rPr>
-        <w:t>file.transfer 是类 FTP 扩展示例，用于展示协议可扩展性；它不是 SGP 第一版的核心功能。</w:t>
-      </w:r>
-    </w:p>
-    <w:p>
-      <w:pPr>
-        <w:pStyle w:val="Heading1"/>
-      </w:pPr>
-      <w:r>
-        <w:rPr>
-          <w:rFonts w:ascii="Arial" w:hAnsi="Arial" w:eastAsia="Arial"/>
-          <w:b w:val="0"/>
-        </w:rPr>
-        <w:t>10. 与 RPC、frp/ngrok 的关系</w:t>
-      </w:r>
-    </w:p>
-    <w:p>
-      <w:r>
-        <w:rPr>
-          <w:rFonts w:ascii="Arial" w:hAnsi="Arial" w:eastAsia="Arial"/>
-          <w:b w:val="0"/>
-        </w:rPr>
-        <w:t>SGP 承认并采用 RPC-style 的请求响应模型。RPC 是调用范式，SGP 是承载该范式的具体应用层协议。SGP 的差异在于协议内置服务发布、服务发现、中继路由、服务级授权和通用策略检查。</w:t>
-      </w:r>
-    </w:p>
-    <w:tbl>
-      <w:tblPr>
-        <w:tblStyle w:val="TableGrid"/>
-        <w:tblW w:type="dxa" w:w="9200"/>
-        <w:jc w:val="center"/>
-        <w:tblLayout w:type="fixed"/>
-        <w:tblLook w:firstColumn="1" w:firstRow="1" w:lastColumn="0" w:lastRow="0" w:noHBand="0" w:noVBand="1" w:val="04A0"/>
-      </w:tblPr>
-      <w:tblGrid>
-        <w:gridCol w:w="1800"/>
-        <w:gridCol w:w="3600"/>
-        <w:gridCol w:w="3800"/>
-      </w:tblGrid>
-      <w:tr>
-        <w:tc>
-          <w:tcPr>
-            <w:tcW w:type="dxa" w:w="1800"/>
-            <w:shd w:fill="1F4E79"/>
-            <w:vAlign w:val="center"/>
-            <w:tcMar>
-              <w:top w:w="80" w:type="dxa"/>
-              <w:start w:w="120" w:type="dxa"/>
-              <w:bottom w:w="80" w:type="dxa"/>
-              <w:end w:w="120" w:type="dxa"/>
-            </w:tcMar>
-          </w:tcPr>
-          <w:p>
-            <w:r/>
-            <w:r>
-              <w:rPr>
-                <w:rFonts w:ascii="Arial" w:hAnsi="Arial" w:eastAsia="Arial"/>
-                <w:b/>
-                <w:color w:val="FFFFFF"/>
-              </w:rPr>
-              <w:t>对比项</w:t>
-            </w:r>
-          </w:p>
-        </w:tc>
-        <w:tc>
-          <w:tcPr>
-            <w:tcW w:type="dxa" w:w="3600"/>
-            <w:shd w:fill="1F4E79"/>
-            <w:vAlign w:val="center"/>
-            <w:tcMar>
-              <w:top w:w="80" w:type="dxa"/>
-              <w:start w:w="120" w:type="dxa"/>
-              <w:bottom w:w="80" w:type="dxa"/>
-              <w:end w:w="120" w:type="dxa"/>
-            </w:tcMar>
-          </w:tcPr>
-          <w:p>
-            <w:r/>
-            <w:r>
-              <w:rPr>
-                <w:rFonts w:ascii="Arial" w:hAnsi="Arial" w:eastAsia="Arial"/>
-                <w:b/>
-                <w:color w:val="FFFFFF"/>
-              </w:rPr>
-              <w:t>普通 RPC</w:t>
-            </w:r>
-          </w:p>
-        </w:tc>
-        <w:tc>
-          <w:tcPr>
-            <w:tcW w:type="dxa" w:w="3800"/>
-            <w:shd w:fill="1F4E79"/>
-            <w:vAlign w:val="center"/>
-            <w:tcMar>
-              <w:top w:w="80" w:type="dxa"/>
-              <w:start w:w="120" w:type="dxa"/>
-              <w:bottom w:w="80" w:type="dxa"/>
-              <w:end w:w="120" w:type="dxa"/>
-            </w:tcMar>
-          </w:tcPr>
-          <w:p>
-            <w:r/>
-            <w:r>
-              <w:rPr>
-                <w:rFonts w:ascii="Arial" w:hAnsi="Arial" w:eastAsia="Arial"/>
-                <w:b/>
-                <w:color w:val="FFFFFF"/>
-              </w:rPr>
-              <w:t>SGP</w:t>
+              <w:t>payload 大小、超时、调用频率等限制</w:t>
             </w:r>
           </w:p>
         </w:tc>
@@ -4600,70 +1086,21 @@
       <w:tr>
         <w:tc>
           <w:tcPr>
-            <w:tcW w:type="dxa" w:w="1800"/>
-            <w:vAlign w:val="center"/>
-            <w:tcMar>
-              <w:top w:w="80" w:type="dxa"/>
-              <w:start w:w="120" w:type="dxa"/>
-              <w:bottom w:w="80" w:type="dxa"/>
-              <w:end w:w="120" w:type="dxa"/>
-            </w:tcMar>
+            <w:tcW w:type="dxa" w:w="4320"/>
           </w:tcPr>
           <w:p>
-            <w:r/>
             <w:r>
-              <w:rPr>
-                <w:rFonts w:ascii="Arial" w:hAnsi="Arial" w:eastAsia="Arial"/>
-                <w:b w:val="0"/>
-                <w:sz w:val="20"/>
-              </w:rPr>
-              <w:t>调用对象</w:t>
+              <w:t>`endpoints`</w:t>
             </w:r>
           </w:p>
         </w:tc>
         <w:tc>
           <w:tcPr>
-            <w:tcW w:type="dxa" w:w="3600"/>
-            <w:vAlign w:val="center"/>
-            <w:tcMar>
-              <w:top w:w="80" w:type="dxa"/>
-              <w:start w:w="120" w:type="dxa"/>
-              <w:bottom w:w="80" w:type="dxa"/>
-              <w:end w:w="120" w:type="dxa"/>
-            </w:tcMar>
+            <w:tcW w:type="dxa" w:w="4320"/>
           </w:tcPr>
           <w:p>
-            <w:r/>
             <w:r>
-              <w:rPr>
-                <w:rFonts w:ascii="Arial" w:hAnsi="Arial" w:eastAsia="Arial"/>
-                <w:b w:val="0"/>
-                <w:sz w:val="20"/>
-              </w:rPr>
-              <w:t>函数或方法</w:t>
-            </w:r>
-          </w:p>
-        </w:tc>
-        <w:tc>
-          <w:tcPr>
-            <w:tcW w:type="dxa" w:w="3800"/>
-            <w:vAlign w:val="center"/>
-            <w:tcMar>
-              <w:top w:w="80" w:type="dxa"/>
-              <w:start w:w="120" w:type="dxa"/>
-              <w:bottom w:w="80" w:type="dxa"/>
-              <w:end w:w="120" w:type="dxa"/>
-            </w:tcMar>
-          </w:tcPr>
-          <w:p>
-            <w:r/>
-            <w:r>
-              <w:rPr>
-                <w:rFonts w:ascii="Arial" w:hAnsi="Arial" w:eastAsia="Arial"/>
-                <w:b w:val="0"/>
-                <w:sz w:val="20"/>
-              </w:rPr>
-              <w:t>Relay 目录中的 Service</w:t>
+              <w:t>HTTP 类服务的 endpoint 配置</w:t>
             </w:r>
           </w:p>
         </w:tc>
@@ -4671,70 +1108,21 @@
       <w:tr>
         <w:tc>
           <w:tcPr>
-            <w:tcW w:type="dxa" w:w="1800"/>
-            <w:vAlign w:val="center"/>
-            <w:tcMar>
-              <w:top w:w="80" w:type="dxa"/>
-              <w:start w:w="120" w:type="dxa"/>
-              <w:bottom w:w="80" w:type="dxa"/>
-              <w:end w:w="120" w:type="dxa"/>
-            </w:tcMar>
+            <w:tcW w:type="dxa" w:w="4320"/>
           </w:tcPr>
           <w:p>
-            <w:r/>
             <w:r>
-              <w:rPr>
-                <w:rFonts w:ascii="Arial" w:hAnsi="Arial" w:eastAsia="Arial"/>
-                <w:b w:val="0"/>
-                <w:sz w:val="20"/>
-              </w:rPr>
-              <w:t>发现机制</w:t>
+              <w:t>`contract`</w:t>
             </w:r>
           </w:p>
         </w:tc>
         <w:tc>
           <w:tcPr>
-            <w:tcW w:type="dxa" w:w="3600"/>
-            <w:vAlign w:val="center"/>
-            <w:tcMar>
-              <w:top w:w="80" w:type="dxa"/>
-              <w:start w:w="120" w:type="dxa"/>
-              <w:bottom w:w="80" w:type="dxa"/>
-              <w:end w:w="120" w:type="dxa"/>
-            </w:tcMar>
+            <w:tcW w:type="dxa" w:w="4320"/>
           </w:tcPr>
           <w:p>
-            <w:r/>
             <w:r>
-              <w:rPr>
-                <w:rFonts w:ascii="Arial" w:hAnsi="Arial" w:eastAsia="Arial"/>
-                <w:b w:val="0"/>
-                <w:sz w:val="20"/>
-              </w:rPr>
-              <w:t>常依赖固定地址或外部注册中心</w:t>
-            </w:r>
-          </w:p>
-        </w:tc>
-        <w:tc>
-          <w:tcPr>
-            <w:tcW w:type="dxa" w:w="3800"/>
-            <w:vAlign w:val="center"/>
-            <w:tcMar>
-              <w:top w:w="80" w:type="dxa"/>
-              <w:start w:w="120" w:type="dxa"/>
-              <w:bottom w:w="80" w:type="dxa"/>
-              <w:end w:w="120" w:type="dxa"/>
-            </w:tcMar>
-          </w:tcPr>
-          <w:p>
-            <w:r/>
-            <w:r>
-              <w:rPr>
-                <w:rFonts w:ascii="Arial" w:hAnsi="Arial" w:eastAsia="Arial"/>
-                <w:b w:val="0"/>
-                <w:sz w:val="20"/>
-              </w:rPr>
-              <w:t>协议内置 PUBLISH 和 LIST</w:t>
+              <w:t>输入 schema、输出 schema 和示例</w:t>
             </w:r>
           </w:p>
         </w:tc>
@@ -4742,70 +1130,21 @@
       <w:tr>
         <w:tc>
           <w:tcPr>
-            <w:tcW w:type="dxa" w:w="1800"/>
-            <w:vAlign w:val="center"/>
-            <w:tcMar>
-              <w:top w:w="80" w:type="dxa"/>
-              <w:start w:w="120" w:type="dxa"/>
-              <w:bottom w:w="80" w:type="dxa"/>
-              <w:end w:w="120" w:type="dxa"/>
-            </w:tcMar>
+            <w:tcW w:type="dxa" w:w="4320"/>
           </w:tcPr>
           <w:p>
-            <w:r/>
             <w:r>
-              <w:rPr>
-                <w:rFonts w:ascii="Arial" w:hAnsi="Arial" w:eastAsia="Arial"/>
-                <w:b w:val="0"/>
-                <w:sz w:val="20"/>
-              </w:rPr>
-              <w:t>网络模型</w:t>
+              <w:t>`metadata`</w:t>
             </w:r>
           </w:p>
         </w:tc>
         <w:tc>
           <w:tcPr>
-            <w:tcW w:type="dxa" w:w="3600"/>
-            <w:vAlign w:val="center"/>
-            <w:tcMar>
-              <w:top w:w="80" w:type="dxa"/>
-              <w:start w:w="120" w:type="dxa"/>
-              <w:bottom w:w="80" w:type="dxa"/>
-              <w:end w:w="120" w:type="dxa"/>
-            </w:tcMar>
+            <w:tcW w:type="dxa" w:w="4320"/>
           </w:tcPr>
           <w:p>
-            <w:r/>
             <w:r>
-              <w:rPr>
-                <w:rFonts w:ascii="Arial" w:hAnsi="Arial" w:eastAsia="Arial"/>
-                <w:b w:val="0"/>
-                <w:sz w:val="20"/>
-              </w:rPr>
-              <w:t>调用方常直连服务端</w:t>
-            </w:r>
-          </w:p>
-        </w:tc>
-        <w:tc>
-          <w:tcPr>
-            <w:tcW w:type="dxa" w:w="3800"/>
-            <w:vAlign w:val="center"/>
-            <w:tcMar>
-              <w:top w:w="80" w:type="dxa"/>
-              <w:start w:w="120" w:type="dxa"/>
-              <w:bottom w:w="80" w:type="dxa"/>
-              <w:end w:w="120" w:type="dxa"/>
-            </w:tcMar>
-          </w:tcPr>
-          <w:p>
-            <w:r/>
-            <w:r>
-              <w:rPr>
-                <w:rFonts w:ascii="Arial" w:hAnsi="Arial" w:eastAsia="Arial"/>
-                <w:b w:val="0"/>
-                <w:sz w:val="20"/>
-              </w:rPr>
-              <w:t>Agent 和 Client 都主动连接 Relay</w:t>
+              <w:t>handler 需要的本地配置</w:t>
             </w:r>
           </w:p>
         </w:tc>
@@ -4813,104 +1152,243 @@
       <w:tr>
         <w:tc>
           <w:tcPr>
-            <w:tcW w:type="dxa" w:w="1800"/>
-            <w:vAlign w:val="center"/>
-            <w:tcMar>
-              <w:top w:w="80" w:type="dxa"/>
-              <w:start w:w="120" w:type="dxa"/>
-              <w:bottom w:w="80" w:type="dxa"/>
-              <w:end w:w="120" w:type="dxa"/>
-            </w:tcMar>
+            <w:tcW w:type="dxa" w:w="4320"/>
           </w:tcPr>
           <w:p>
-            <w:r/>
             <w:r>
-              <w:rPr>
-                <w:rFonts w:ascii="Arial" w:hAnsi="Arial" w:eastAsia="Arial"/>
-                <w:b w:val="0"/>
-                <w:sz w:val="20"/>
-              </w:rPr>
-              <w:t>授权策略</w:t>
+              <w:t>`handler`</w:t>
             </w:r>
           </w:p>
         </w:tc>
         <w:tc>
           <w:tcPr>
-            <w:tcW w:type="dxa" w:w="3600"/>
-            <w:vAlign w:val="center"/>
-            <w:tcMar>
-              <w:top w:w="80" w:type="dxa"/>
-              <w:start w:w="120" w:type="dxa"/>
-              <w:bottom w:w="80" w:type="dxa"/>
-              <w:end w:w="120" w:type="dxa"/>
-            </w:tcMar>
+            <w:tcW w:type="dxa" w:w="4320"/>
           </w:tcPr>
           <w:p>
-            <w:r/>
             <w:r>
-              <w:rPr>
-                <w:rFonts w:ascii="Arial" w:hAnsi="Arial" w:eastAsia="Arial"/>
-                <w:b w:val="0"/>
-                <w:sz w:val="20"/>
-              </w:rPr>
-              <w:t>多为全局认证</w:t>
-            </w:r>
-          </w:p>
-        </w:tc>
-        <w:tc>
-          <w:tcPr>
-            <w:tcW w:type="dxa" w:w="3800"/>
-            <w:vAlign w:val="center"/>
-            <w:tcMar>
-              <w:top w:w="80" w:type="dxa"/>
-              <w:start w:w="120" w:type="dxa"/>
-              <w:bottom w:w="80" w:type="dxa"/>
-              <w:end w:w="120" w:type="dxa"/>
-            </w:tcMar>
-          </w:tcPr>
-          <w:p>
-            <w:r/>
-            <w:r>
-              <w:rPr>
-                <w:rFonts w:ascii="Arial" w:hAnsi="Arial" w:eastAsia="Arial"/>
-                <w:b w:val="0"/>
-                <w:sz w:val="20"/>
-              </w:rPr>
-              <w:t>session token + Service access token + policy</w:t>
+              <w:t>Agent 本地 Python handler 文件和函数</w:t>
             </w:r>
           </w:p>
         </w:tc>
       </w:tr>
     </w:tbl>
-    <w:p/>
     <w:p>
       <w:r>
-        <w:rPr>
-          <w:rFonts w:ascii="Arial" w:hAnsi="Arial" w:eastAsia="Arial"/>
-          <w:b w:val="0"/>
-        </w:rPr>
-        <w:t>与 frp/ngrok 相比，SGP 不直接暴露端口，而是暴露 Service 能力。Client 不需要知道内网 IP 和真实端口，只通过服务目录和 contract 构造调用。</w:t>
-      </w:r>
-    </w:p>
-    <w:p>
-      <w:pPr>
-        <w:pStyle w:val="Heading1"/>
-      </w:pPr>
-      <w:r>
-        <w:rPr>
-          <w:rFonts w:ascii="Arial" w:hAnsi="Arial" w:eastAsia="Arial"/>
-          <w:b w:val="0"/>
-        </w:rPr>
-        <w:t>11. LLM 使用说明</w:t>
+        <w:t>示例：</w:t>
       </w:r>
     </w:p>
     <w:p>
       <w:r>
         <w:rPr>
-          <w:rFonts w:ascii="Arial" w:hAnsi="Arial" w:eastAsia="Arial"/>
-          <w:b w:val="0"/>
+          <w:rFonts w:ascii="Courier New" w:hAnsi="Courier New"/>
+          <w:sz w:val="18"/>
         </w:rPr>
-        <w:t>本实验允许并鼓励使用 LLM 辅助开发。本人主要使用 LLM 进行以下工作：</w:t>
+        <w:t>{</w:t>
+        <w:br/>
+        <w:t xml:space="preserve">  "service_id": "file-box",</w:t>
+        <w:br/>
+        <w:t xml:space="preserve">  "service_type": "file.transfer",</w:t>
+        <w:br/>
+        <w:t xml:space="preserve">  "auth": {</w:t>
+        <w:br/>
+        <w:t xml:space="preserve">    "access_token": "service-token"</w:t>
+        <w:br/>
+        <w:t xml:space="preserve">  },</w:t>
+        <w:br/>
+        <w:t xml:space="preserve">  "metadata": {</w:t>
+        <w:br/>
+        <w:t xml:space="preserve">    "root_dir": "shared_files",</w:t>
+        <w:br/>
+        <w:t xml:space="preserve">    "allow_upload": true</w:t>
+        <w:br/>
+        <w:t xml:space="preserve">  },</w:t>
+        <w:br/>
+        <w:t xml:space="preserve">  "handler": {</w:t>
+        <w:br/>
+        <w:t xml:space="preserve">    "path": "handlers/file_transfer.py",</w:t>
+        <w:br/>
+        <w:t xml:space="preserve">    "function": "handle"</w:t>
+        <w:br/>
+        <w:t xml:space="preserve">  }</w:t>
+        <w:br/>
+        <w:t>}</w:t>
+      </w:r>
+    </w:p>
+    <w:p>
+      <w:r>
+        <w:t>Relay 会过滤 `auth` 和 `handler`，Client 在 `LIST` 里看不到这些敏感字段。</w:t>
+      </w:r>
+    </w:p>
+    <w:p>
+      <w:pPr>
+        <w:pStyle w:val="Heading2"/>
+      </w:pPr>
+      <w:r>
+        <w:t>7. 运行方法</w:t>
+      </w:r>
+    </w:p>
+    <w:p>
+      <w:r>
+        <w:t>准备配置：</w:t>
+      </w:r>
+    </w:p>
+    <w:p>
+      <w:r>
+        <w:rPr>
+          <w:rFonts w:ascii="Courier New" w:hAnsi="Courier New"/>
+          <w:sz w:val="18"/>
+        </w:rPr>
+        <w:t>cp agent.config.example.json agent.config.json</w:t>
+        <w:br/>
+        <w:t>cp client.config.example.json client.config.json</w:t>
+        <w:br/>
+        <w:t>cp services.example.json services.json</w:t>
+      </w:r>
+    </w:p>
+    <w:p>
+      <w:r>
+        <w:t>三个终端分别运行：</w:t>
+      </w:r>
+    </w:p>
+    <w:p>
+      <w:r>
+        <w:rPr>
+          <w:rFonts w:ascii="Courier New" w:hAnsi="Courier New"/>
+          <w:sz w:val="18"/>
+        </w:rPr>
+        <w:t>python3 relay.py --host 127.0.0.1 --port 9000</w:t>
+        <w:br/>
+        <w:t>python3 agent.py</w:t>
+        <w:br/>
+        <w:t>python3 client.py</w:t>
+      </w:r>
+    </w:p>
+    <w:p>
+      <w:r>
+        <w:t>Agent 会读取 `agent.config.json`。其中 `services_config` 默认指向 `services.json`，所以要发布服务时需要先准备这个文件。</w:t>
+      </w:r>
+    </w:p>
+    <w:p>
+      <w:pPr>
+        <w:pStyle w:val="Heading2"/>
+      </w:pPr>
+      <w:r>
+        <w:t>8. Client 交互命令</w:t>
+      </w:r>
+    </w:p>
+    <w:p>
+      <w:r>
+        <w:t>进入 `python3 client.py` 后，可以使用：</w:t>
+      </w:r>
+    </w:p>
+    <w:p>
+      <w:r>
+        <w:rPr>
+          <w:rFonts w:ascii="Courier New" w:hAnsi="Courier New"/>
+          <w:sz w:val="18"/>
+        </w:rPr>
+        <w:t>sgp&gt; list</w:t>
+        <w:br/>
+        <w:t>sgp&gt; help file-box</w:t>
+        <w:br/>
+        <w:t>sgp&gt; help custom-command</w:t>
+        <w:br/>
+        <w:t>sgp&gt; text hello</w:t>
+        <w:br/>
+        <w:t>sgp&gt; cmd pwd</w:t>
+        <w:br/>
+        <w:t>sgp&gt; http /</w:t>
+        <w:br/>
+        <w:t>sgp&gt; file ls</w:t>
+        <w:br/>
+        <w:t>sgp&gt; file stat hello.txt</w:t>
+        <w:br/>
+        <w:t>sgp&gt; file read hello.txt</w:t>
+        <w:br/>
+        <w:t>sgp&gt; file write upload.txt hello</w:t>
+        <w:br/>
+        <w:t>sgp&gt; generic file-box '{"op":"list","path":"."}'</w:t>
+        <w:br/>
+        <w:t>sgp&gt; quit</w:t>
+      </w:r>
+    </w:p>
+    <w:p>
+      <w:r>
+        <w:t>`help &lt;service_id&gt;` 会显示该服务的可用命令。`generic` 是底层 JSON 调用入口，主要用于调试或调用没有专门客户端命令的服务。</w:t>
+      </w:r>
+    </w:p>
+    <w:p>
+      <w:pPr>
+        <w:pStyle w:val="Heading2"/>
+      </w:pPr>
+      <w:r>
+        <w:t>9. file-box 说明</w:t>
+      </w:r>
+    </w:p>
+    <w:p>
+      <w:r>
+        <w:t>`file-box` 使用 `handlers/file_transfer.py`，访问范围由 `services.json` 里的 `metadata.root_dir` 决定：</w:t>
+      </w:r>
+    </w:p>
+    <w:p>
+      <w:r>
+        <w:rPr>
+          <w:rFonts w:ascii="Courier New" w:hAnsi="Courier New"/>
+          <w:sz w:val="18"/>
+        </w:rPr>
+        <w:t>"metadata": {</w:t>
+        <w:br/>
+        <w:t xml:space="preserve">  "root_dir": "shared_files",</w:t>
+        <w:br/>
+        <w:t xml:space="preserve">  "allow_upload": true</w:t>
+        <w:br/>
+        <w:t>}</w:t>
+      </w:r>
+    </w:p>
+    <w:p>
+      <w:r>
+        <w:t>默认情况下，它看到的是 Agent 运行目录下的：</w:t>
+      </w:r>
+    </w:p>
+    <w:p>
+      <w:r>
+        <w:rPr>
+          <w:rFonts w:ascii="Courier New" w:hAnsi="Courier New"/>
+          <w:sz w:val="18"/>
+        </w:rPr>
+        <w:t>shared_files/</w:t>
+      </w:r>
+    </w:p>
+    <w:p>
+      <w:r>
+        <w:t>例如 Agent 在本项目目录运行，则 `file ls` 看到的是：</w:t>
+      </w:r>
+    </w:p>
+    <w:p>
+      <w:r>
+        <w:rPr>
+          <w:rFonts w:ascii="Courier New" w:hAnsi="Courier New"/>
+          <w:sz w:val="18"/>
+        </w:rPr>
+        <w:t>/Users/xqqqwq/2026春/homework-2026spring/计网/Socket/shared_files</w:t>
+      </w:r>
+    </w:p>
+    <w:p>
+      <w:r>
+        <w:t>handler 会做路径限制，Client 传入的路径不能逃出这个根目录。</w:t>
+      </w:r>
+    </w:p>
+    <w:p>
+      <w:pPr>
+        <w:pStyle w:val="Heading2"/>
+      </w:pPr>
+      <w:r>
+        <w:t>10. 已实现功能</w:t>
+      </w:r>
+    </w:p>
+    <w:p>
+      <w:r>
+        <w:t>当前代码实现了这些实验功能：</w:t>
       </w:r>
     </w:p>
     <w:p>
@@ -4918,11 +1396,7 @@
         <w:pStyle w:val="ListBullet"/>
       </w:pPr>
       <w:r>
-        <w:rPr>
-          <w:rFonts w:ascii="Arial" w:hAnsi="Arial" w:eastAsia="Arial"/>
-          <w:b w:val="0"/>
-        </w:rPr>
-        <w:t>协助梳理协议文档结构，包括消息格式、命令语义、错误码和交互流程。</w:t>
+        <w:t>固定帧头，能处理 TCP 粘包和半包。</w:t>
       </w:r>
     </w:p>
     <w:p>
@@ -4930,11 +1404,7 @@
         <w:pStyle w:val="ListBullet"/>
       </w:pPr>
       <w:r>
-        <w:rPr>
-          <w:rFonts w:ascii="Arial" w:hAnsi="Arial" w:eastAsia="Arial"/>
-          <w:b w:val="0"/>
-        </w:rPr>
-        <w:t>辅助检查协议是否容易被理解为普通 RPC，并调整表述为 RPC-style 应用层协议。</w:t>
+        <w:t>`HELLO -&gt; AUTH` 登录流程。</w:t>
       </w:r>
     </w:p>
     <w:p>
@@ -4942,11 +1412,7 @@
         <w:pStyle w:val="ListBullet"/>
       </w:pPr>
       <w:r>
-        <w:rPr>
-          <w:rFonts w:ascii="Arial" w:hAnsi="Arial" w:eastAsia="Arial"/>
-          <w:b w:val="0"/>
-        </w:rPr>
-        <w:t>辅助生成和润色 README、实验文档、测试用例和录屏建议。</w:t>
+        <w:t>认证成功后发放 session token。</w:t>
       </w:r>
     </w:p>
     <w:p>
@@ -4954,117 +1420,232 @@
         <w:pStyle w:val="ListBullet"/>
       </w:pPr>
       <w:r>
-        <w:rPr>
-          <w:rFonts w:ascii="Arial" w:hAnsi="Arial" w:eastAsia="Arial"/>
-          <w:b w:val="0"/>
-        </w:rPr>
-        <w:t>在代码实现阶段辅助排查 socket 粘包/半包、JSON 帧格式、错误处理和服务扩展结构。</w:t>
+        <w:t>认证后的 JSON body 使用简化方式加密和校验。</w:t>
+      </w:r>
+    </w:p>
+    <w:p>
+      <w:pPr>
+        <w:pStyle w:val="ListBullet"/>
+      </w:pPr>
+      <w:r>
+        <w:t>Agent 通过配置文件发布服务。</w:t>
+      </w:r>
+    </w:p>
+    <w:p>
+      <w:pPr>
+        <w:pStyle w:val="ListBullet"/>
+      </w:pPr>
+      <w:r>
+        <w:t>Client 查询服务列表并在长连接中反复调用服务。</w:t>
+      </w:r>
+    </w:p>
+    <w:p>
+      <w:pPr>
+        <w:pStyle w:val="ListBullet"/>
+      </w:pPr>
+      <w:r>
+        <w:t>Service 级 access proof。</w:t>
+      </w:r>
+    </w:p>
+    <w:p>
+      <w:pPr>
+        <w:pStyle w:val="ListBullet"/>
+      </w:pPr>
+      <w:r>
+        <w:t>Endpoint 级 access proof。</w:t>
+      </w:r>
+    </w:p>
+    <w:p>
+      <w:pPr>
+        <w:pStyle w:val="ListBullet"/>
+      </w:pPr>
+      <w:r>
+        <w:t>Relay 侧 schema 校验。</w:t>
+      </w:r>
+    </w:p>
+    <w:p>
+      <w:pPr>
+        <w:pStyle w:val="ListBullet"/>
+      </w:pPr>
+      <w:r>
+        <w:t>Relay 侧 payload 大小限制、调用频率限制和调用超时。</w:t>
+      </w:r>
+    </w:p>
+    <w:p>
+      <w:pPr>
+        <w:pStyle w:val="ListBullet"/>
+      </w:pPr>
+      <w:r>
+        <w:t>Relay 对 Agent 做基础保活，Agent 断开后服务会标记为 offline。</w:t>
+      </w:r>
+    </w:p>
+    <w:p>
+      <w:pPr>
+        <w:pStyle w:val="ListBullet"/>
+      </w:pPr>
+      <w:r>
+        <w:t>Relay 使用 `id` 匹配同一 Agent 连接上的并发响应。</w:t>
+      </w:r>
+    </w:p>
+    <w:p>
+      <w:pPr>
+        <w:pStyle w:val="ListBullet"/>
+      </w:pPr>
+      <w:r>
+        <w:t>Relay 输出 JSON 行日志，便于观察连接、认证、发布、列表和调用过程。</w:t>
+      </w:r>
+    </w:p>
+    <w:p>
+      <w:pPr>
+        <w:pStyle w:val="Heading2"/>
+      </w:pPr>
+      <w:r>
+        <w:t>11. 没有实现或只做了原型的部分</w:t>
+      </w:r>
+    </w:p>
+    <w:p>
+      <w:r>
+        <w:t>这些地方不要理解成生产级能力：</w:t>
+      </w:r>
+    </w:p>
+    <w:p>
+      <w:pPr>
+        <w:pStyle w:val="ListBullet"/>
+      </w:pPr>
+      <w:r>
+        <w:t>没有 TLS、证书校验或中间人防护。</w:t>
+      </w:r>
+    </w:p>
+    <w:p>
+      <w:pPr>
+        <w:pStyle w:val="ListBullet"/>
+      </w:pPr>
+      <w:r>
+        <w:t>加密是课程实验用的 HMAC keystream，不是标准 TLS/AEAD。</w:t>
+      </w:r>
+    </w:p>
+    <w:p>
+      <w:pPr>
+        <w:pStyle w:val="ListBullet"/>
+      </w:pPr>
+      <w:r>
+        <w:t>没有 token 轮换、撤销和用户体系。</w:t>
+      </w:r>
+    </w:p>
+    <w:p>
+      <w:pPr>
+        <w:pStyle w:val="ListBullet"/>
+      </w:pPr>
+      <w:r>
+        <w:t>多 Agent 可以同时连接，但同名 `service_id` 会被后发布者覆盖，没有负载均衡。</w:t>
+      </w:r>
+    </w:p>
+    <w:p>
+      <w:pPr>
+        <w:pStyle w:val="ListBullet"/>
+      </w:pPr>
+      <w:r>
+        <w:t>并发是线程模型，没有全局背压、队列控制和压力测试。</w:t>
+      </w:r>
+    </w:p>
+    <w:p>
+      <w:pPr>
+        <w:pStyle w:val="ListBullet"/>
+      </w:pPr>
+      <w:r>
+        <w:t>Relay 服务目录只在内存中，重启后会丢失。</w:t>
+      </w:r>
+    </w:p>
+    <w:p>
+      <w:pPr>
+        <w:pStyle w:val="ListBullet"/>
+      </w:pPr>
+      <w:r>
+        <w:t>schema 校验只实现常用 JSON Schema 子集。</w:t>
+      </w:r>
+    </w:p>
+    <w:p>
+      <w:pPr>
+        <w:pStyle w:val="Heading2"/>
+      </w:pPr>
+      <w:r>
+        <w:t>12. 错误响应格式</w:t>
+      </w:r>
+    </w:p>
+    <w:p>
+      <w:r>
+        <w:t>错误响应仍保留顶层 `status` 和 `message`，并在 `payload.error` 中给出分层错误信息：</w:t>
       </w:r>
     </w:p>
     <w:p>
       <w:r>
         <w:rPr>
-          <w:rFonts w:ascii="Arial" w:hAnsi="Arial" w:eastAsia="Arial"/>
-          <w:b w:val="0"/>
+          <w:rFonts w:ascii="Courier New" w:hAnsi="Courier New"/>
+          <w:sz w:val="18"/>
         </w:rPr>
-        <w:t>本人完成的核心设计包括：确定个人跨设备服务发现与受控调用的应用场景，定义 Service/endpoint/contract/policy 抽象，确定 Relay 中继模型、核心命令集、演示服务边界和录屏展示流程。LLM 输出经过本人筛选、修改和整合，最终协议设计和实现取舍由本人完成。</w:t>
+        <w:t>{</w:t>
+        <w:br/>
+        <w:t xml:space="preserve">  "status": 403,</w:t>
+        <w:br/>
+        <w:t xml:space="preserve">  "message": "SERVICE_TOKEN_INVALID",</w:t>
+        <w:br/>
+        <w:t xml:space="preserve">  "payload": {</w:t>
+        <w:br/>
+        <w:t xml:space="preserve">    "error": {</w:t>
+        <w:br/>
+        <w:t xml:space="preserve">      "layer": "relay",</w:t>
+        <w:br/>
+        <w:t xml:space="preserve">      "component": "authz",</w:t>
+        <w:br/>
+        <w:t xml:space="preserve">      "code": "SERVICE_TOKEN_INVALID",</w:t>
+        <w:br/>
+        <w:t xml:space="preserve">      "message": "Service access proof validation failed."</w:t>
+        <w:br/>
+        <w:t xml:space="preserve">    }</w:t>
+        <w:br/>
+        <w:t xml:space="preserve">  }</w:t>
+        <w:br/>
+        <w:t>}</w:t>
       </w:r>
     </w:p>
     <w:p>
-      <w:pPr>
-        <w:pStyle w:val="Heading1"/>
-      </w:pPr>
       <w:r>
-        <w:rPr>
-          <w:rFonts w:ascii="Arial" w:hAnsi="Arial" w:eastAsia="Arial"/>
-          <w:b w:val="0"/>
-        </w:rPr>
-        <w:t>12. 当前协议可优化方向</w:t>
+        <w:t>错误只描述协议、Relay、Client、Agent 这些层面能确定的事实。Relay 不会声称理解具体 service 内部为什么失败；handler 返回的错误只作为 Agent 层错误透传。</w:t>
+      </w:r>
+    </w:p>
+    <w:p>
+      <w:r>
+        <w:t>常见层级：</w:t>
       </w:r>
     </w:p>
     <w:tbl>
       <w:tblPr>
         <w:tblStyle w:val="TableGrid"/>
-        <w:tblW w:type="dxa" w:w="9200"/>
-        <w:jc w:val="center"/>
-        <w:tblLayout w:type="fixed"/>
+        <w:tblW w:type="auto" w:w="0"/>
         <w:tblLook w:firstColumn="1" w:firstRow="1" w:lastColumn="0" w:lastRow="0" w:noHBand="0" w:noVBand="1" w:val="04A0"/>
       </w:tblPr>
       <w:tblGrid>
-        <w:gridCol w:w="2100"/>
-        <w:gridCol w:w="3300"/>
-        <w:gridCol w:w="3800"/>
+        <w:gridCol w:w="4320"/>
+        <w:gridCol w:w="4320"/>
       </w:tblGrid>
       <w:tr>
         <w:tc>
           <w:tcPr>
-            <w:tcW w:type="dxa" w:w="2100"/>
-            <w:shd w:fill="1F4E79"/>
-            <w:vAlign w:val="center"/>
-            <w:tcMar>
-              <w:top w:w="80" w:type="dxa"/>
-              <w:start w:w="120" w:type="dxa"/>
-              <w:bottom w:w="80" w:type="dxa"/>
-              <w:end w:w="120" w:type="dxa"/>
-            </w:tcMar>
+            <w:tcW w:type="dxa" w:w="4320"/>
           </w:tcPr>
           <w:p>
-            <w:r/>
             <w:r>
-              <w:rPr>
-                <w:rFonts w:ascii="Arial" w:hAnsi="Arial" w:eastAsia="Arial"/>
-                <w:b/>
-                <w:color w:val="FFFFFF"/>
-              </w:rPr>
-              <w:t>方向</w:t>
+              <w:t>layer</w:t>
             </w:r>
           </w:p>
         </w:tc>
         <w:tc>
           <w:tcPr>
-            <w:tcW w:type="dxa" w:w="3300"/>
-            <w:shd w:fill="1F4E79"/>
-            <w:vAlign w:val="center"/>
-            <w:tcMar>
-              <w:top w:w="80" w:type="dxa"/>
-              <w:start w:w="120" w:type="dxa"/>
-              <w:bottom w:w="80" w:type="dxa"/>
-              <w:end w:w="120" w:type="dxa"/>
-            </w:tcMar>
+            <w:tcW w:type="dxa" w:w="4320"/>
           </w:tcPr>
           <w:p>
-            <w:r/>
             <w:r>
-              <w:rPr>
-                <w:rFonts w:ascii="Arial" w:hAnsi="Arial" w:eastAsia="Arial"/>
-                <w:b/>
-                <w:color w:val="FFFFFF"/>
-              </w:rPr>
-              <w:t>当前情况</w:t>
-            </w:r>
-          </w:p>
-        </w:tc>
-        <w:tc>
-          <w:tcPr>
-            <w:tcW w:type="dxa" w:w="3800"/>
-            <w:shd w:fill="1F4E79"/>
-            <w:vAlign w:val="center"/>
-            <w:tcMar>
-              <w:top w:w="80" w:type="dxa"/>
-              <w:start w:w="120" w:type="dxa"/>
-              <w:bottom w:w="80" w:type="dxa"/>
-              <w:end w:w="120" w:type="dxa"/>
-            </w:tcMar>
-          </w:tcPr>
-          <w:p>
-            <w:r/>
-            <w:r>
-              <w:rPr>
-                <w:rFonts w:ascii="Arial" w:hAnsi="Arial" w:eastAsia="Arial"/>
-                <w:b/>
-                <w:color w:val="FFFFFF"/>
-              </w:rPr>
-              <w:t>可优化方案</w:t>
+              <w:t>含义</w:t>
             </w:r>
           </w:p>
         </w:tc>
@@ -5072,70 +1653,21 @@
       <w:tr>
         <w:tc>
           <w:tcPr>
-            <w:tcW w:type="dxa" w:w="2100"/>
-            <w:vAlign w:val="center"/>
-            <w:tcMar>
-              <w:top w:w="80" w:type="dxa"/>
-              <w:start w:w="120" w:type="dxa"/>
-              <w:bottom w:w="80" w:type="dxa"/>
-              <w:end w:w="120" w:type="dxa"/>
-            </w:tcMar>
+            <w:tcW w:type="dxa" w:w="4320"/>
           </w:tcPr>
           <w:p>
-            <w:r/>
             <w:r>
-              <w:rPr>
-                <w:rFonts w:ascii="Arial" w:hAnsi="Arial" w:eastAsia="Arial"/>
-                <w:b w:val="0"/>
-                <w:sz w:val="20"/>
-              </w:rPr>
-              <w:t>认证安全</w:t>
+              <w:t>`protocol`</w:t>
             </w:r>
           </w:p>
         </w:tc>
         <w:tc>
           <w:tcPr>
-            <w:tcW w:type="dxa" w:w="3300"/>
-            <w:vAlign w:val="center"/>
-            <w:tcMar>
-              <w:top w:w="80" w:type="dxa"/>
-              <w:start w:w="120" w:type="dxa"/>
-              <w:bottom w:w="80" w:type="dxa"/>
-              <w:end w:w="120" w:type="dxa"/>
-            </w:tcMar>
+            <w:tcW w:type="dxa" w:w="4320"/>
           </w:tcPr>
           <w:p>
-            <w:r/>
             <w:r>
-              <w:rPr>
-                <w:rFonts w:ascii="Arial" w:hAnsi="Arial" w:eastAsia="Arial"/>
-                <w:b w:val="0"/>
-                <w:sz w:val="20"/>
-              </w:rPr>
-              <w:t>SHA256 哈希和明文 TCP 满足课程原型</w:t>
-            </w:r>
-          </w:p>
-        </w:tc>
-        <w:tc>
-          <w:tcPr>
-            <w:tcW w:type="dxa" w:w="3800"/>
-            <w:vAlign w:val="center"/>
-            <w:tcMar>
-              <w:top w:w="80" w:type="dxa"/>
-              <w:start w:w="120" w:type="dxa"/>
-              <w:bottom w:w="80" w:type="dxa"/>
-              <w:end w:w="120" w:type="dxa"/>
-            </w:tcMar>
-          </w:tcPr>
-          <w:p>
-            <w:r/>
-            <w:r>
-              <w:rPr>
-                <w:rFonts w:ascii="Arial" w:hAnsi="Arial" w:eastAsia="Arial"/>
-                <w:b w:val="0"/>
-                <w:sz w:val="20"/>
-              </w:rPr>
-              <w:t>加入 TLS、challenge-response、token 过期和轮换</w:t>
+              <w:t>帧格式、版本、JSON、加密校验等问题</w:t>
             </w:r>
           </w:p>
         </w:tc>
@@ -5143,70 +1675,21 @@
       <w:tr>
         <w:tc>
           <w:tcPr>
-            <w:tcW w:type="dxa" w:w="2100"/>
-            <w:vAlign w:val="center"/>
-            <w:tcMar>
-              <w:top w:w="80" w:type="dxa"/>
-              <w:start w:w="120" w:type="dxa"/>
-              <w:bottom w:w="80" w:type="dxa"/>
-              <w:end w:w="120" w:type="dxa"/>
-            </w:tcMar>
+            <w:tcW w:type="dxa" w:w="4320"/>
           </w:tcPr>
           <w:p>
-            <w:r/>
             <w:r>
-              <w:rPr>
-                <w:rFonts w:ascii="Arial" w:hAnsi="Arial" w:eastAsia="Arial"/>
-                <w:b w:val="0"/>
-                <w:sz w:val="20"/>
-              </w:rPr>
-              <w:t>消息语义</w:t>
+              <w:t>`relay`</w:t>
             </w:r>
           </w:p>
         </w:tc>
         <w:tc>
           <w:tcPr>
-            <w:tcW w:type="dxa" w:w="3300"/>
-            <w:vAlign w:val="center"/>
-            <w:tcMar>
-              <w:top w:w="80" w:type="dxa"/>
-              <w:start w:w="120" w:type="dxa"/>
-              <w:bottom w:w="80" w:type="dxa"/>
-              <w:end w:w="120" w:type="dxa"/>
-            </w:tcMar>
+            <w:tcW w:type="dxa" w:w="4320"/>
           </w:tcPr>
           <w:p>
-            <w:r/>
             <w:r>
-              <w:rPr>
-                <w:rFonts w:ascii="Arial" w:hAnsi="Arial" w:eastAsia="Arial"/>
-                <w:b w:val="0"/>
-                <w:sz w:val="20"/>
-              </w:rPr>
-              <w:t>CALL 为同步请求响应</w:t>
-            </w:r>
-          </w:p>
-        </w:tc>
-        <w:tc>
-          <w:tcPr>
-            <w:tcW w:type="dxa" w:w="3800"/>
-            <w:vAlign w:val="center"/>
-            <w:tcMar>
-              <w:top w:w="80" w:type="dxa"/>
-              <w:start w:w="120" w:type="dxa"/>
-              <w:bottom w:w="80" w:type="dxa"/>
-              <w:end w:w="120" w:type="dxa"/>
-            </w:tcMar>
-          </w:tcPr>
-          <w:p>
-            <w:r/>
-            <w:r>
-              <w:rPr>
-                <w:rFonts w:ascii="Arial" w:hAnsi="Arial" w:eastAsia="Arial"/>
-                <w:b w:val="0"/>
-                <w:sz w:val="20"/>
-              </w:rPr>
-              <w:t>增加 EVENT、异步 CALL、进度事件和取消调用</w:t>
+              <w:t>Relay 认证、鉴权、schema、路由、限流、超时</w:t>
             </w:r>
           </w:p>
         </w:tc>
@@ -5214,70 +1697,21 @@
       <w:tr>
         <w:tc>
           <w:tcPr>
-            <w:tcW w:type="dxa" w:w="2100"/>
-            <w:vAlign w:val="center"/>
-            <w:tcMar>
-              <w:top w:w="80" w:type="dxa"/>
-              <w:start w:w="120" w:type="dxa"/>
-              <w:bottom w:w="80" w:type="dxa"/>
-              <w:end w:w="120" w:type="dxa"/>
-            </w:tcMar>
+            <w:tcW w:type="dxa" w:w="4320"/>
           </w:tcPr>
           <w:p>
-            <w:r/>
             <w:r>
-              <w:rPr>
-                <w:rFonts w:ascii="Arial" w:hAnsi="Arial" w:eastAsia="Arial"/>
-                <w:b w:val="0"/>
-                <w:sz w:val="20"/>
-              </w:rPr>
-              <w:t>服务契约</w:t>
+              <w:t>`agent`</w:t>
             </w:r>
           </w:p>
         </w:tc>
         <w:tc>
           <w:tcPr>
-            <w:tcW w:type="dxa" w:w="3300"/>
-            <w:vAlign w:val="center"/>
-            <w:tcMar>
-              <w:top w:w="80" w:type="dxa"/>
-              <w:start w:w="120" w:type="dxa"/>
-              <w:bottom w:w="80" w:type="dxa"/>
-              <w:end w:w="120" w:type="dxa"/>
-            </w:tcMar>
+            <w:tcW w:type="dxa" w:w="4320"/>
           </w:tcPr>
           <w:p>
-            <w:r/>
             <w:r>
-              <w:rPr>
-                <w:rFonts w:ascii="Arial" w:hAnsi="Arial" w:eastAsia="Arial"/>
-                <w:b w:val="0"/>
-                <w:sz w:val="20"/>
-              </w:rPr>
-              <w:t>contract 目前以示例输入输出为主</w:t>
-            </w:r>
-          </w:p>
-        </w:tc>
-        <w:tc>
-          <w:tcPr>
-            <w:tcW w:type="dxa" w:w="3800"/>
-            <w:vAlign w:val="center"/>
-            <w:tcMar>
-              <w:top w:w="80" w:type="dxa"/>
-              <w:start w:w="120" w:type="dxa"/>
-              <w:bottom w:w="80" w:type="dxa"/>
-              <w:end w:w="120" w:type="dxa"/>
-            </w:tcMar>
-          </w:tcPr>
-          <w:p>
-            <w:r/>
-            <w:r>
-              <w:rPr>
-                <w:rFonts w:ascii="Arial" w:hAnsi="Arial" w:eastAsia="Arial"/>
-                <w:b w:val="0"/>
-                <w:sz w:val="20"/>
-              </w:rPr>
-              <w:t>引入 JSON Schema 或更严格的字段约束</w:t>
+              <w:t>Agent 或 handler 返回的问题</w:t>
             </w:r>
           </w:p>
         </w:tc>
@@ -5285,70 +1719,116 @@
       <w:tr>
         <w:tc>
           <w:tcPr>
-            <w:tcW w:type="dxa" w:w="2100"/>
-            <w:vAlign w:val="center"/>
-            <w:tcMar>
-              <w:top w:w="80" w:type="dxa"/>
-              <w:start w:w="120" w:type="dxa"/>
-              <w:bottom w:w="80" w:type="dxa"/>
-              <w:end w:w="120" w:type="dxa"/>
-            </w:tcMar>
+            <w:tcW w:type="dxa" w:w="4320"/>
           </w:tcPr>
           <w:p>
-            <w:r/>
             <w:r>
-              <w:rPr>
-                <w:rFonts w:ascii="Arial" w:hAnsi="Arial" w:eastAsia="Arial"/>
-                <w:b w:val="0"/>
-                <w:sz w:val="20"/>
-              </w:rPr>
-              <w:t>并发能力</w:t>
+              <w:t>`client`</w:t>
             </w:r>
           </w:p>
         </w:tc>
         <w:tc>
           <w:tcPr>
-            <w:tcW w:type="dxa" w:w="3300"/>
-            <w:vAlign w:val="center"/>
-            <w:tcMar>
-              <w:top w:w="80" w:type="dxa"/>
-              <w:start w:w="120" w:type="dxa"/>
-              <w:bottom w:w="80" w:type="dxa"/>
-              <w:end w:w="120" w:type="dxa"/>
-            </w:tcMar>
+            <w:tcW w:type="dxa" w:w="4320"/>
           </w:tcPr>
           <w:p>
-            <w:r/>
             <w:r>
-              <w:rPr>
-                <w:rFonts w:ascii="Arial" w:hAnsi="Arial" w:eastAsia="Arial"/>
-                <w:b w:val="0"/>
-                <w:sz w:val="20"/>
-              </w:rPr>
-              <w:t>每个 Service 调用对 Agent 连接加锁</w:t>
+              <w:t>Client 本地配置或输入问题</w:t>
+            </w:r>
+          </w:p>
+        </w:tc>
+      </w:tr>
+    </w:tbl>
+    <w:p>
+      <w:pPr>
+        <w:pStyle w:val="Heading2"/>
+      </w:pPr>
+      <w:r>
+        <w:t>13. Relay 日志</w:t>
+      </w:r>
+    </w:p>
+    <w:p>
+      <w:r>
+        <w:t>Relay 输出一行一个 JSON，例如：</w:t>
+      </w:r>
+    </w:p>
+    <w:p>
+      <w:r>
+        <w:rPr>
+          <w:rFonts w:ascii="Courier New" w:hAnsi="Courier New"/>
+          <w:sz w:val="18"/>
+        </w:rPr>
+        <w:t>{"ts":1781090000.123,"component":"relay","event":"call_received","id":"...","service_id":"file-box"}</w:t>
+        <w:br/>
+        <w:t>{"ts":1781090000.140,"component":"relay","event":"call_completed","id":"...","service_id":"file-box","status":200,"message":"OK","duration_ms":17}</w:t>
+      </w:r>
+    </w:p>
+    <w:p>
+      <w:r>
+        <w:t>这些日志用于实验观察，不写入文件。需要保存时可以用 shell 重定向：</w:t>
+      </w:r>
+    </w:p>
+    <w:p>
+      <w:r>
+        <w:rPr>
+          <w:rFonts w:ascii="Courier New" w:hAnsi="Courier New"/>
+          <w:sz w:val="18"/>
+        </w:rPr>
+        <w:t>python3 relay.py --host 127.0.0.1 --port 9000 &gt; relay.log</w:t>
+      </w:r>
+    </w:p>
+    <w:p>
+      <w:pPr>
+        <w:pStyle w:val="Heading2"/>
+      </w:pPr>
+      <w:r>
+        <w:t>14. 测试建议</w:t>
+      </w:r>
+    </w:p>
+    <w:p>
+      <w:r>
+        <w:t>建议按下面顺序测试：</w:t>
+      </w:r>
+    </w:p>
+    <w:tbl>
+      <w:tblPr>
+        <w:tblStyle w:val="TableGrid"/>
+        <w:tblW w:type="auto" w:w="0"/>
+        <w:tblLook w:firstColumn="1" w:firstRow="1" w:lastColumn="0" w:lastRow="0" w:noHBand="0" w:noVBand="1" w:val="04A0"/>
+      </w:tblPr>
+      <w:tblGrid>
+        <w:gridCol w:w="2880"/>
+        <w:gridCol w:w="2880"/>
+        <w:gridCol w:w="2880"/>
+      </w:tblGrid>
+      <w:tr>
+        <w:tc>
+          <w:tcPr>
+            <w:tcW w:type="dxa" w:w="2880"/>
+          </w:tcPr>
+          <w:p>
+            <w:r>
+              <w:t>编号</w:t>
             </w:r>
           </w:p>
         </w:tc>
         <w:tc>
           <w:tcPr>
-            <w:tcW w:type="dxa" w:w="3800"/>
-            <w:vAlign w:val="center"/>
-            <w:tcMar>
-              <w:top w:w="80" w:type="dxa"/>
-              <w:start w:w="120" w:type="dxa"/>
-              <w:bottom w:w="80" w:type="dxa"/>
-              <w:end w:w="120" w:type="dxa"/>
-            </w:tcMar>
+            <w:tcW w:type="dxa" w:w="2880"/>
           </w:tcPr>
           <w:p>
-            <w:r/>
             <w:r>
-              <w:rPr>
-                <w:rFonts w:ascii="Arial" w:hAnsi="Arial" w:eastAsia="Arial"/>
-                <w:b w:val="0"/>
-                <w:sz w:val="20"/>
-              </w:rPr>
-              <w:t>支持多连接 Agent、调用队列和 request multiplexing</w:t>
+              <w:t>内容</w:t>
+            </w:r>
+          </w:p>
+        </w:tc>
+        <w:tc>
+          <w:tcPr>
+            <w:tcW w:type="dxa" w:w="2880"/>
+          </w:tcPr>
+          <w:p>
+            <w:r>
+              <w:t>预期</w:t>
             </w:r>
           </w:p>
         </w:tc>
@@ -5356,70 +1836,31 @@
       <w:tr>
         <w:tc>
           <w:tcPr>
-            <w:tcW w:type="dxa" w:w="2100"/>
-            <w:vAlign w:val="center"/>
-            <w:tcMar>
-              <w:top w:w="80" w:type="dxa"/>
-              <w:start w:w="120" w:type="dxa"/>
-              <w:bottom w:w="80" w:type="dxa"/>
-              <w:end w:w="120" w:type="dxa"/>
-            </w:tcMar>
+            <w:tcW w:type="dxa" w:w="2880"/>
           </w:tcPr>
           <w:p>
-            <w:r/>
             <w:r>
-              <w:rPr>
-                <w:rFonts w:ascii="Arial" w:hAnsi="Arial" w:eastAsia="Arial"/>
-                <w:b w:val="0"/>
-                <w:sz w:val="20"/>
-              </w:rPr>
-              <w:t>错误细粒度</w:t>
+              <w:t>T1</w:t>
             </w:r>
           </w:p>
         </w:tc>
         <w:tc>
           <w:tcPr>
-            <w:tcW w:type="dxa" w:w="3300"/>
-            <w:vAlign w:val="center"/>
-            <w:tcMar>
-              <w:top w:w="80" w:type="dxa"/>
-              <w:start w:w="120" w:type="dxa"/>
-              <w:bottom w:w="80" w:type="dxa"/>
-              <w:end w:w="120" w:type="dxa"/>
-            </w:tcMar>
+            <w:tcW w:type="dxa" w:w="2880"/>
           </w:tcPr>
           <w:p>
-            <w:r/>
             <w:r>
-              <w:rPr>
-                <w:rFonts w:ascii="Arial" w:hAnsi="Arial" w:eastAsia="Arial"/>
-                <w:b w:val="0"/>
-                <w:sz w:val="20"/>
-              </w:rPr>
-              <w:t>已有统一状态码</w:t>
+              <w:t>启动 Relay、Agent、Client</w:t>
             </w:r>
           </w:p>
         </w:tc>
         <w:tc>
           <w:tcPr>
-            <w:tcW w:type="dxa" w:w="3800"/>
-            <w:vAlign w:val="center"/>
-            <w:tcMar>
-              <w:top w:w="80" w:type="dxa"/>
-              <w:start w:w="120" w:type="dxa"/>
-              <w:bottom w:w="80" w:type="dxa"/>
-              <w:end w:w="120" w:type="dxa"/>
-            </w:tcMar>
+            <w:tcW w:type="dxa" w:w="2880"/>
           </w:tcPr>
           <w:p>
-            <w:r/>
             <w:r>
-              <w:rPr>
-                <w:rFonts w:ascii="Arial" w:hAnsi="Arial" w:eastAsia="Arial"/>
-                <w:b w:val="0"/>
-                <w:sz w:val="20"/>
-              </w:rPr>
-              <w:t>区分 Relay 错误、Agent 错误、Service 业务错误</w:t>
+              <w:t>Agent 发布 `services.json` 中的服务</w:t>
             </w:r>
           </w:p>
         </w:tc>
@@ -5427,70 +1868,31 @@
       <w:tr>
         <w:tc>
           <w:tcPr>
-            <w:tcW w:type="dxa" w:w="2100"/>
-            <w:vAlign w:val="center"/>
-            <w:tcMar>
-              <w:top w:w="80" w:type="dxa"/>
-              <w:start w:w="120" w:type="dxa"/>
-              <w:bottom w:w="80" w:type="dxa"/>
-              <w:end w:w="120" w:type="dxa"/>
-            </w:tcMar>
+            <w:tcW w:type="dxa" w:w="2880"/>
           </w:tcPr>
           <w:p>
-            <w:r/>
             <w:r>
-              <w:rPr>
-                <w:rFonts w:ascii="Arial" w:hAnsi="Arial" w:eastAsia="Arial"/>
-                <w:b w:val="0"/>
-                <w:sz w:val="20"/>
-              </w:rPr>
-              <w:t>服务生命周期</w:t>
+              <w:t>T2</w:t>
             </w:r>
           </w:p>
         </w:tc>
         <w:tc>
           <w:tcPr>
-            <w:tcW w:type="dxa" w:w="3300"/>
-            <w:vAlign w:val="center"/>
-            <w:tcMar>
-              <w:top w:w="80" w:type="dxa"/>
-              <w:start w:w="120" w:type="dxa"/>
-              <w:bottom w:w="80" w:type="dxa"/>
-              <w:end w:w="120" w:type="dxa"/>
-            </w:tcMar>
+            <w:tcW w:type="dxa" w:w="2880"/>
           </w:tcPr>
           <w:p>
-            <w:r/>
             <w:r>
-              <w:rPr>
-                <w:rFonts w:ascii="Arial" w:hAnsi="Arial" w:eastAsia="Arial"/>
-                <w:b w:val="0"/>
-                <w:sz w:val="20"/>
-              </w:rPr>
-              <w:t>断开后标记 offline</w:t>
+              <w:t>Client 执行 `list`</w:t>
             </w:r>
           </w:p>
         </w:tc>
         <w:tc>
           <w:tcPr>
-            <w:tcW w:type="dxa" w:w="3800"/>
-            <w:vAlign w:val="center"/>
-            <w:tcMar>
-              <w:top w:w="80" w:type="dxa"/>
-              <w:start w:w="120" w:type="dxa"/>
-              <w:bottom w:w="80" w:type="dxa"/>
-              <w:end w:w="120" w:type="dxa"/>
-            </w:tcMar>
+            <w:tcW w:type="dxa" w:w="2880"/>
           </w:tcPr>
           <w:p>
-            <w:r/>
             <w:r>
-              <w:rPr>
-                <w:rFonts w:ascii="Arial" w:hAnsi="Arial" w:eastAsia="Arial"/>
-                <w:b w:val="0"/>
-                <w:sz w:val="20"/>
-              </w:rPr>
-              <w:t>增加 TTL、心跳续租、服务下线 UNPUBLISH</w:t>
+              <w:t>显示服务列表和 online 状态</w:t>
             </w:r>
           </w:p>
         </w:tc>
@@ -5498,126 +1900,555 @@
       <w:tr>
         <w:tc>
           <w:tcPr>
-            <w:tcW w:type="dxa" w:w="2100"/>
-            <w:vAlign w:val="center"/>
-            <w:tcMar>
-              <w:top w:w="80" w:type="dxa"/>
-              <w:start w:w="120" w:type="dxa"/>
-              <w:bottom w:w="80" w:type="dxa"/>
-              <w:end w:w="120" w:type="dxa"/>
-            </w:tcMar>
+            <w:tcW w:type="dxa" w:w="2880"/>
           </w:tcPr>
           <w:p>
-            <w:r/>
             <w:r>
-              <w:rPr>
-                <w:rFonts w:ascii="Arial" w:hAnsi="Arial" w:eastAsia="Arial"/>
-                <w:b w:val="0"/>
-                <w:sz w:val="20"/>
-              </w:rPr>
-              <w:t>权限模型</w:t>
+              <w:t>T3</w:t>
             </w:r>
           </w:p>
         </w:tc>
         <w:tc>
           <w:tcPr>
-            <w:tcW w:type="dxa" w:w="3300"/>
-            <w:vAlign w:val="center"/>
-            <w:tcMar>
-              <w:top w:w="80" w:type="dxa"/>
-              <w:start w:w="120" w:type="dxa"/>
-              <w:bottom w:w="80" w:type="dxa"/>
-              <w:end w:w="120" w:type="dxa"/>
-            </w:tcMar>
+            <w:tcW w:type="dxa" w:w="2880"/>
           </w:tcPr>
           <w:p>
-            <w:r/>
             <w:r>
-              <w:rPr>
-                <w:rFonts w:ascii="Arial" w:hAnsi="Arial" w:eastAsia="Arial"/>
-                <w:b w:val="0"/>
-                <w:sz w:val="20"/>
-              </w:rPr>
-              <w:t>Service token 粒度较粗</w:t>
+              <w:t>`help file-box`</w:t>
             </w:r>
           </w:p>
         </w:tc>
         <w:tc>
           <w:tcPr>
-            <w:tcW w:type="dxa" w:w="3800"/>
-            <w:vAlign w:val="center"/>
-            <w:tcMar>
-              <w:top w:w="80" w:type="dxa"/>
-              <w:start w:w="120" w:type="dxa"/>
-              <w:bottom w:w="80" w:type="dxa"/>
-              <w:end w:w="120" w:type="dxa"/>
-            </w:tcMar>
+            <w:tcW w:type="dxa" w:w="2880"/>
           </w:tcPr>
           <w:p>
-            <w:r/>
             <w:r>
-              <w:rPr>
-                <w:rFonts w:ascii="Arial" w:hAnsi="Arial" w:eastAsia="Arial"/>
-                <w:b w:val="0"/>
-                <w:sz w:val="20"/>
-              </w:rPr>
-              <w:t>支持只读/写入/endpoint 级权限和审计日志</w:t>
+              <w:t>显示文件服务命令</w:t>
+            </w:r>
+          </w:p>
+        </w:tc>
+      </w:tr>
+      <w:tr>
+        <w:tc>
+          <w:tcPr>
+            <w:tcW w:type="dxa" w:w="2880"/>
+          </w:tcPr>
+          <w:p>
+            <w:r>
+              <w:t>T4</w:t>
+            </w:r>
+          </w:p>
+        </w:tc>
+        <w:tc>
+          <w:tcPr>
+            <w:tcW w:type="dxa" w:w="2880"/>
+          </w:tcPr>
+          <w:p>
+            <w:r>
+              <w:t>`file ls`</w:t>
+            </w:r>
+          </w:p>
+        </w:tc>
+        <w:tc>
+          <w:tcPr>
+            <w:tcW w:type="dxa" w:w="2880"/>
+          </w:tcPr>
+          <w:p>
+            <w:r>
+              <w:t>列出 `shared_files/` 内容</w:t>
+            </w:r>
+          </w:p>
+        </w:tc>
+      </w:tr>
+      <w:tr>
+        <w:tc>
+          <w:tcPr>
+            <w:tcW w:type="dxa" w:w="2880"/>
+          </w:tcPr>
+          <w:p>
+            <w:r>
+              <w:t>T5</w:t>
+            </w:r>
+          </w:p>
+        </w:tc>
+        <w:tc>
+          <w:tcPr>
+            <w:tcW w:type="dxa" w:w="2880"/>
+          </w:tcPr>
+          <w:p>
+            <w:r>
+              <w:t>`text hello`</w:t>
+            </w:r>
+          </w:p>
+        </w:tc>
+        <w:tc>
+          <w:tcPr>
+            <w:tcW w:type="dxa" w:w="2880"/>
+          </w:tcPr>
+          <w:p>
+            <w:r>
+              <w:t>返回文本回显</w:t>
+            </w:r>
+          </w:p>
+        </w:tc>
+      </w:tr>
+      <w:tr>
+        <w:tc>
+          <w:tcPr>
+            <w:tcW w:type="dxa" w:w="2880"/>
+          </w:tcPr>
+          <w:p>
+            <w:r>
+              <w:t>T6</w:t>
+            </w:r>
+          </w:p>
+        </w:tc>
+        <w:tc>
+          <w:tcPr>
+            <w:tcW w:type="dxa" w:w="2880"/>
+          </w:tcPr>
+          <w:p>
+            <w:r>
+              <w:t>`cmd pwd`</w:t>
+            </w:r>
+          </w:p>
+        </w:tc>
+        <w:tc>
+          <w:tcPr>
+            <w:tcW w:type="dxa" w:w="2880"/>
+          </w:tcPr>
+          <w:p>
+            <w:r>
+              <w:t>返回命令输出</w:t>
+            </w:r>
+          </w:p>
+        </w:tc>
+      </w:tr>
+      <w:tr>
+        <w:tc>
+          <w:tcPr>
+            <w:tcW w:type="dxa" w:w="2880"/>
+          </w:tcPr>
+          <w:p>
+            <w:r>
+              <w:t>T7</w:t>
+            </w:r>
+          </w:p>
+        </w:tc>
+        <w:tc>
+          <w:tcPr>
+            <w:tcW w:type="dxa" w:w="2880"/>
+          </w:tcPr>
+          <w:p>
+            <w:r>
+              <w:t>使用错误 service token</w:t>
+            </w:r>
+          </w:p>
+        </w:tc>
+        <w:tc>
+          <w:tcPr>
+            <w:tcW w:type="dxa" w:w="2880"/>
+          </w:tcPr>
+          <w:p>
+            <w:r>
+              <w:t>返回 `SERVICE_TOKEN_INVALID`，Agent 不会收到调用</w:t>
+            </w:r>
+          </w:p>
+        </w:tc>
+      </w:tr>
+      <w:tr>
+        <w:tc>
+          <w:tcPr>
+            <w:tcW w:type="dxa" w:w="2880"/>
+          </w:tcPr>
+          <w:p>
+            <w:r>
+              <w:t>T8</w:t>
+            </w:r>
+          </w:p>
+        </w:tc>
+        <w:tc>
+          <w:tcPr>
+            <w:tcW w:type="dxa" w:w="2880"/>
+          </w:tcPr>
+          <w:p>
+            <w:r>
+              <w:t>输入不符合 schema</w:t>
+            </w:r>
+          </w:p>
+        </w:tc>
+        <w:tc>
+          <w:tcPr>
+            <w:tcW w:type="dxa" w:w="2880"/>
+          </w:tcPr>
+          <w:p>
+            <w:r>
+              <w:t>返回 `SCHEMA_VALIDATION_FAILED`</w:t>
+            </w:r>
+          </w:p>
+        </w:tc>
+      </w:tr>
+      <w:tr>
+        <w:tc>
+          <w:tcPr>
+            <w:tcW w:type="dxa" w:w="2880"/>
+          </w:tcPr>
+          <w:p>
+            <w:r>
+              <w:t>T9</w:t>
+            </w:r>
+          </w:p>
+        </w:tc>
+        <w:tc>
+          <w:tcPr>
+            <w:tcW w:type="dxa" w:w="2880"/>
+          </w:tcPr>
+          <w:p>
+            <w:r>
+              <w:t>停止 Agent 后调用</w:t>
+            </w:r>
+          </w:p>
+        </w:tc>
+        <w:tc>
+          <w:tcPr>
+            <w:tcW w:type="dxa" w:w="2880"/>
+          </w:tcPr>
+          <w:p>
+            <w:r>
+              <w:t>返回 `AGENT_OFFLINE` 或服务显示 offline</w:t>
             </w:r>
           </w:p>
         </w:tc>
       </w:tr>
     </w:tbl>
-    <w:p/>
     <w:p>
       <w:pPr>
-        <w:pStyle w:val="Heading1"/>
+        <w:pStyle w:val="Heading2"/>
       </w:pPr>
       <w:r>
-        <w:rPr>
-          <w:rFonts w:ascii="Arial" w:hAnsi="Arial" w:eastAsia="Arial"/>
-          <w:b w:val="0"/>
-        </w:rPr>
-        <w:t>13. 总结</w:t>
+        <w:t>15. 录屏建议</w:t>
+      </w:r>
+    </w:p>
+    <w:p>
+      <w:r>
+        <w:t>录屏建议控制在 5 到 8 分钟，重点展示“协议设计和功能确实跑通”，不要把时间花在解释代码细节上。推荐流程如下：</w:t>
+      </w:r>
+    </w:p>
+    <w:p>
+      <w:pPr>
+        <w:pStyle w:val="ListNumber"/>
+      </w:pPr>
+      <w:r>
+        <w:t>开场展示目录结构和配置文件。</w:t>
+      </w:r>
+    </w:p>
+    <w:p>
+      <w:r>
+        <w:t xml:space="preserve">   - 展示 `protocol.py`、`relay.py`、`agent.py`、`client.py`。</w:t>
+      </w:r>
+    </w:p>
+    <w:p>
+      <w:r>
+        <w:t xml:space="preserve">   - 展示 `agent.config.json` 中的 `services_config`。</w:t>
+      </w:r>
+    </w:p>
+    <w:p>
+      <w:r>
+        <w:t xml:space="preserve">   - 展示 `services.json` 中的 `file-box`、`custom-note`、`custom-command`、`custom-web`，说明具体能力由 handler 提供。</w:t>
+      </w:r>
+    </w:p>
+    <w:p>
+      <w:pPr>
+        <w:pStyle w:val="ListNumber"/>
+      </w:pPr>
+      <w:r>
+        <w:t>启动 Relay。</w:t>
+      </w:r>
+    </w:p>
+    <w:p>
+      <w:r>
+        <w:t xml:space="preserve">   - 运行 `python3 relay.py --host 127.0.0.1 --port 9000`。</w:t>
+      </w:r>
+    </w:p>
+    <w:p>
+      <w:r>
+        <w:t xml:space="preserve">   - 说明 Relay 只负责登录、服务目录、校验、转发和日志。</w:t>
+      </w:r>
+    </w:p>
+    <w:p>
+      <w:r>
+        <w:t xml:space="preserve">   - 让屏幕中能看到 Relay 输出的 JSON 行日志。</w:t>
+      </w:r>
+    </w:p>
+    <w:p>
+      <w:pPr>
+        <w:pStyle w:val="ListNumber"/>
+      </w:pPr>
+      <w:r>
+        <w:t>启动 Agent。</w:t>
+      </w:r>
+    </w:p>
+    <w:p>
+      <w:r>
+        <w:t xml:space="preserve">   - 运行 `python3 agent.py`。</w:t>
+      </w:r>
+    </w:p>
+    <w:p>
+      <w:r>
+        <w:t xml:space="preserve">   - 展示 Agent 加载了几个 handler，并发布了几个服务。</w:t>
+      </w:r>
+    </w:p>
+    <w:p>
+      <w:r>
+        <w:t xml:space="preserve">   - 说明 Agent 没有默认发布服务，发布内容来自 `services.json`。</w:t>
+      </w:r>
+    </w:p>
+    <w:p>
+      <w:pPr>
+        <w:pStyle w:val="ListNumber"/>
+      </w:pPr>
+      <w:r>
+        <w:t>启动 Client 并查看服务。</w:t>
+      </w:r>
+    </w:p>
+    <w:p>
+      <w:r>
+        <w:t xml:space="preserve">   - 运行 `python3 client.py`。</w:t>
+      </w:r>
+    </w:p>
+    <w:p>
+      <w:r>
+        <w:t xml:space="preserve">   - 输入 `list`。</w:t>
+      </w:r>
+    </w:p>
+    <w:p>
+      <w:r>
+        <w:t xml:space="preserve">   - 输入 `help file-box`，展示服务级帮助。</w:t>
+      </w:r>
+    </w:p>
+    <w:p>
+      <w:r>
+        <w:t xml:space="preserve">   - 输入 `help custom-command`，展示命令白名单。</w:t>
+      </w:r>
+    </w:p>
+    <w:p>
+      <w:pPr>
+        <w:pStyle w:val="ListNumber"/>
+      </w:pPr>
+      <w:r>
+        <w:t>演示正常调用。</w:t>
+      </w:r>
+    </w:p>
+    <w:p>
+      <w:r>
+        <w:t xml:space="preserve">   - 输入 `text hello`，展示文本回显。</w:t>
+      </w:r>
+    </w:p>
+    <w:p>
+      <w:r>
+        <w:t xml:space="preserve">   - 输入 `cmd pwd`，展示白名单命令输出。</w:t>
+      </w:r>
+    </w:p>
+    <w:p>
+      <w:r>
+        <w:t xml:space="preserve">   - 先准备 `shared_files/hello.txt`，再输入 `file ls` 和 `file read hello.txt`，展示文件服务。</w:t>
+      </w:r>
+    </w:p>
+    <w:p>
+      <w:r>
+        <w:t xml:space="preserve">   - 如果要展示 HTTP 服务，另开终端运行 `python3 -m http.server 8000`，再输入 `http /`。</w:t>
+      </w:r>
+    </w:p>
+    <w:p>
+      <w:pPr>
+        <w:pStyle w:val="ListNumber"/>
+      </w:pPr>
+      <w:r>
+        <w:t>演示错误处理。</w:t>
+      </w:r>
+    </w:p>
+    <w:p>
+      <w:r>
+        <w:t xml:space="preserve">   - 可以另开一个 Client，用错误 `service_token` 调用，展示 `SERVICE_TOKEN_INVALID`。</w:t>
+      </w:r>
+    </w:p>
+    <w:p>
+      <w:r>
+        <w:t xml:space="preserve">   - 或输入不符合 schema 的 `generic` 调用，展示 `SCHEMA_VALIDATION_FAILED`。</w:t>
+      </w:r>
+    </w:p>
+    <w:p>
+      <w:r>
+        <w:t xml:space="preserve">   - 同时切到 Relay 终端，展示 `call_rejected` 日志。</w:t>
+      </w:r>
+    </w:p>
+    <w:p>
+      <w:pPr>
+        <w:pStyle w:val="ListNumber"/>
+      </w:pPr>
+      <w:r>
+        <w:t>演示 Agent 离线。</w:t>
+      </w:r>
+    </w:p>
+    <w:p>
+      <w:r>
+        <w:t xml:space="preserve">   - 停止 Agent。</w:t>
+      </w:r>
+    </w:p>
+    <w:p>
+      <w:r>
+        <w:t xml:space="preserve">   - Client 再执行一次调用或 `list`，观察 offline 或 `AGENT_OFFLINE`。</w:t>
+      </w:r>
+    </w:p>
+    <w:p>
+      <w:r>
+        <w:t xml:space="preserve">   - 说明这是 Relay 通过连接关闭和保活维护的生命周期状态。</w:t>
+      </w:r>
+    </w:p>
+    <w:p>
+      <w:r>
+        <w:t>录屏时建议使用三个终端窗口并排：</w:t>
       </w:r>
     </w:p>
     <w:p>
       <w:r>
         <w:rPr>
-          <w:rFonts w:ascii="Arial" w:hAnsi="Arial" w:eastAsia="Arial"/>
-          <w:b w:val="0"/>
+          <w:rFonts w:ascii="Courier New" w:hAnsi="Courier New"/>
+          <w:sz w:val="18"/>
         </w:rPr>
-        <w:t>本实验完成了一个基于 TCP socket 的自定义应用层协议 SGP。SGP 使用明确的帧格式和 JSON 消息结构，定义了认证、服务发布、服务发现、服务调用、错误处理和扩展机制。虽然它采用 RPC-style 的调用模型，但协议的核心价值在于面向 NAT 后个人设备的服务声明、服务发现、中继路由和受控调用。实验原型能够完成正常调用和多种异常场景演示，满足课程对协议功能、逻辑、安全隐私、可维护性和实验文档的基本要求。</w:t>
+        <w:t>左：Relay 日志</w:t>
+        <w:br/>
+        <w:t>中：Agent 日志</w:t>
+        <w:br/>
+        <w:t>右：Client 交互</w:t>
+      </w:r>
+    </w:p>
+    <w:p>
+      <w:r>
+        <w:t>如果有录音，可以按下面的顺序讲：</w:t>
+      </w:r>
+    </w:p>
+    <w:p>
+      <w:r>
+        <w:rPr>
+          <w:rFonts w:ascii="Courier New" w:hAnsi="Courier New"/>
+          <w:sz w:val="18"/>
+        </w:rPr>
+        <w:t>这个实验实现了一个基于 TCP socket 的应用层协议。TCP 只提供字节流，所以我在 protocol.py 中定义了 24 字节帧头和 JSON body。系统分为 Relay、Agent、Client 三个角色。Agent 主动连接 Relay 并发布 services.json 中的服务，Client 通过 LIST 发现服务，再通过 CALL 调用。Relay 不理解具体业务，只做认证、schema、policy 和路由检查。具体业务由 Agent 端 handler 完成。</w:t>
+      </w:r>
+    </w:p>
+    <w:p>
+      <w:pPr>
+        <w:pStyle w:val="Heading2"/>
+      </w:pPr>
+      <w:r>
+        <w:t>16. LLM 使用说明</w:t>
+      </w:r>
+    </w:p>
+    <w:p>
+      <w:r>
+        <w:t>本实验开发过程中使用了 LLM 辅助完成部分代码整理、文档润色和调试建议。具体使用方式如下：</w:t>
+      </w:r>
+    </w:p>
+    <w:p>
+      <w:pPr>
+        <w:pStyle w:val="ListBullet"/>
+      </w:pPr>
+      <w:r>
+        <w:t>使用 LLM 协助梳理协议结构，包括 Relay、Agent、Client 的职责划分。</w:t>
+      </w:r>
+    </w:p>
+    <w:p>
+      <w:pPr>
+        <w:pStyle w:val="ListBullet"/>
+      </w:pPr>
+      <w:r>
+        <w:t>使用 LLM 辅助生成和修改部分 Python 代码，例如 client 交互命令、handler 拆分、错误格式整理和日志格式整理。</w:t>
+      </w:r>
+    </w:p>
+    <w:p>
+      <w:pPr>
+        <w:pStyle w:val="ListBullet"/>
+      </w:pPr>
+      <w:r>
+        <w:t>使用 LLM 辅助检查 README 和实验文档中与当前实现不一致的表述。</w:t>
+      </w:r>
+    </w:p>
+    <w:p>
+      <w:pPr>
+        <w:pStyle w:val="ListBullet"/>
+      </w:pPr>
+      <w:r>
+        <w:t>使用 LLM 辅助设计录屏流程和测试顺序。</w:t>
+      </w:r>
+    </w:p>
+    <w:p>
+      <w:r>
+        <w:t>本人完成和确认的部分包括：</w:t>
+      </w:r>
+    </w:p>
+    <w:p>
+      <w:pPr>
+        <w:pStyle w:val="ListBullet"/>
+      </w:pPr>
+      <w:r>
+        <w:t>确定协议应用场景和最终功能范围。</w:t>
+      </w:r>
+    </w:p>
+    <w:p>
+      <w:pPr>
+        <w:pStyle w:val="ListBullet"/>
+      </w:pPr>
+      <w:r>
+        <w:t>决定使用 Relay 中继模型，以及 Service、handler、contract、policy 等核心抽象。</w:t>
+      </w:r>
+    </w:p>
+    <w:p>
+      <w:pPr>
+        <w:pStyle w:val="ListBullet"/>
+      </w:pPr>
+      <w:r>
+        <w:t>运行和验证 Relay、Agent、Client 的端到端流程。</w:t>
+      </w:r>
+    </w:p>
+    <w:p>
+      <w:pPr>
+        <w:pStyle w:val="ListBullet"/>
+      </w:pPr>
+      <w:r>
+        <w:t>根据实际运行结果修正文档中夸大或不准确的描述。</w:t>
+      </w:r>
+    </w:p>
+    <w:p>
+      <w:pPr>
+        <w:pStyle w:val="ListBullet"/>
+      </w:pPr>
+      <w:r>
+        <w:t>对最终提交内容进行检查，确保本地配置文件和 token 不被提交。</w:t>
+      </w:r>
+    </w:p>
+    <w:p>
+      <w:pPr>
+        <w:pStyle w:val="Heading2"/>
+      </w:pPr>
+      <w:r>
+        <w:t>17. 小结</w:t>
+      </w:r>
+    </w:p>
+    <w:p>
+      <w:r>
+        <w:t>这个实验实现的是一个可观察、可扩展的 socket 协议原型。它展示了应用层协议如何处理消息边界、登录认证、服务目录、调用转发、基础权限控制和错误返回。当前版本适合作为课程实验和演示，不适合作为真实公网生产系统使用。</w:t>
       </w:r>
     </w:p>
     <w:sectPr>
-      <w:footerReference w:type="default" r:id="rId9"/>
       <w:pgSz w:w="12240" w:h="15840"/>
-      <w:pgMar w:top="1440" w:right="1440" w:bottom="1440" w:left="1440" w:header="720" w:footer="720" w:gutter="0"/>
+      <w:pgMar w:top="1440" w:right="1800" w:bottom="1440" w:left="1800" w:header="720" w:footer="720" w:gutter="0"/>
       <w:cols w:space="720"/>
       <w:docGrid w:linePitch="360"/>
     </w:sectPr>
   </w:body>
 </w:document>
-</file>
-
-<file path=word/footer1.xml><?xml version="1.0" encoding="utf-8"?>
-<w:ftr xmlns:m="http://schemas.openxmlformats.org/officeDocument/2006/math" xmlns:mc="http://schemas.openxmlformats.org/markup-compatibility/2006" xmlns:mo="http://schemas.microsoft.com/office/mac/office/2008/main" xmlns:mv="urn:schemas-microsoft-com:mac:vml" xmlns:o="urn:schemas-microsoft-com:office:office" xmlns:r="http://schemas.openxmlformats.org/officeDocument/2006/relationships" xmlns:v="urn:schemas-microsoft-com:vml" xmlns:w10="urn:schemas-microsoft-com:office:word" xmlns:w14="http://schemas.microsoft.com/office/word/2010/wordml" xmlns:w="http://schemas.openxmlformats.org/wordprocessingml/2006/main" xmlns:wne="http://schemas.microsoft.com/office/word/2006/wordml" xmlns:wp14="http://schemas.microsoft.com/office/word/2010/wordprocessingDrawing" xmlns:wp="http://schemas.openxmlformats.org/drawingml/2006/wordprocessingDrawing" xmlns:wpc="http://schemas.microsoft.com/office/word/2010/wordprocessingCanvas" xmlns:wpg="http://schemas.microsoft.com/office/word/2010/wordprocessingGroup" xmlns:wpi="http://schemas.microsoft.com/office/word/2010/wordprocessingInk" xmlns:wps="http://schemas.microsoft.com/office/word/2010/wordprocessingShape" mc:Ignorable="w14 wp14">
-  <w:p>
-    <w:pPr>
-      <w:pStyle w:val="Footer"/>
-      <w:jc w:val="center"/>
-    </w:pPr>
-    <w:r>
-      <w:rPr>
-        <w:rFonts w:ascii="Arial" w:hAnsi="Arial" w:eastAsia="Arial"/>
-        <w:b w:val="0"/>
-        <w:color w:val="666666"/>
-        <w:sz w:val="18"/>
-      </w:rPr>
-      <w:t>ServiceGate Protocol Socket 实验文档</w:t>
-    </w:r>
-  </w:p>
-</w:ftr>
 </file>
 
 <file path=word/numbering.xml><?xml version="1.0" encoding="utf-8"?>
@@ -5983,12 +2814,9 @@
     <w:name w:val="Normal"/>
     <w:qFormat/>
     <w:rsid w:val="00FC693F"/>
-    <w:pPr>
-      <w:spacing w:after="120" w:line="276" w:lineRule="auto"/>
-    </w:pPr>
     <w:rPr>
-      <w:rFonts w:ascii="Arial" w:hAnsi="Arial" w:eastAsia="Arial"/>
-      <w:sz w:val="22"/>
+      <w:rFonts w:ascii="Arial" w:hAnsi="Arial"/>
+      <w:sz w:val="21"/>
     </w:rPr>
   </w:style>
   <w:style w:type="paragraph" w:styleId="Header">
@@ -6046,15 +2874,15 @@
     <w:pPr>
       <w:keepNext/>
       <w:keepLines/>
-      <w:spacing w:before="280" w:after="120"/>
+      <w:spacing w:before="480" w:after="0"/>
       <w:outlineLvl w:val="0"/>
     </w:pPr>
     <w:rPr>
-      <w:rFonts w:asciiTheme="majorHAnsi" w:eastAsiaTheme="majorEastAsia" w:hAnsiTheme="majorHAnsi" w:cstheme="majorBidi" w:ascii="Arial" w:hAnsi="Arial" w:eastAsia="Arial"/>
+      <w:rFonts w:asciiTheme="majorHAnsi" w:eastAsiaTheme="majorEastAsia" w:hAnsiTheme="majorHAnsi" w:cstheme="majorBidi"/>
       <w:b/>
       <w:bCs/>
-      <w:color w:val="1F4E79"/>
-      <w:sz w:val="32"/>
+      <w:color w:val="365F91" w:themeColor="accent1" w:themeShade="BF"/>
+      <w:sz w:val="28"/>
       <w:szCs w:val="28"/>
     </w:rPr>
   </w:style>
@@ -6070,14 +2898,14 @@
     <w:pPr>
       <w:keepNext/>
       <w:keepLines/>
-      <w:spacing w:before="200" w:after="80"/>
+      <w:spacing w:before="200" w:after="0"/>
       <w:outlineLvl w:val="1"/>
     </w:pPr>
     <w:rPr>
-      <w:rFonts w:asciiTheme="majorHAnsi" w:eastAsiaTheme="majorEastAsia" w:hAnsiTheme="majorHAnsi" w:cstheme="majorBidi" w:ascii="Arial" w:hAnsi="Arial" w:eastAsia="Arial"/>
+      <w:rFonts w:asciiTheme="majorHAnsi" w:eastAsiaTheme="majorEastAsia" w:hAnsiTheme="majorHAnsi" w:cstheme="majorBidi"/>
       <w:b/>
       <w:bCs/>
-      <w:color w:val="2F5597"/>
+      <w:color w:val="4F81BD" w:themeColor="accent1"/>
       <w:sz w:val="26"/>
       <w:szCs w:val="26"/>
     </w:rPr>
@@ -6094,15 +2922,14 @@
     <w:pPr>
       <w:keepNext/>
       <w:keepLines/>
-      <w:spacing w:before="160" w:after="60"/>
+      <w:spacing w:before="200" w:after="0"/>
       <w:outlineLvl w:val="2"/>
     </w:pPr>
     <w:rPr>
-      <w:rFonts w:asciiTheme="majorHAnsi" w:eastAsiaTheme="majorEastAsia" w:hAnsiTheme="majorHAnsi" w:cstheme="majorBidi" w:ascii="Arial" w:hAnsi="Arial" w:eastAsia="Arial"/>
+      <w:rFonts w:asciiTheme="majorHAnsi" w:eastAsiaTheme="majorEastAsia" w:hAnsiTheme="majorHAnsi" w:cstheme="majorBidi"/>
       <w:b/>
       <w:bCs/>
-      <w:color w:val="404040"/>
-      <w:sz w:val="24"/>
+      <w:color w:val="4F81BD" w:themeColor="accent1"/>
     </w:rPr>
   </w:style>
   <w:style w:type="paragraph" w:styleId="Heading4">
@@ -6518,13 +3345,8 @@
       <w:numPr>
         <w:numId w:val="1"/>
       </w:numPr>
-      <w:spacing w:after="120" w:line="276" w:lineRule="auto"/>
       <w:contextualSpacing/>
     </w:pPr>
-    <w:rPr>
-      <w:rFonts w:ascii="Arial" w:hAnsi="Arial" w:eastAsia="Arial"/>
-      <w:sz w:val="22"/>
-    </w:rPr>
   </w:style>
   <w:style w:type="paragraph" w:styleId="ListBullet2">
     <w:name w:val="List Bullet 2"/>
@@ -6562,13 +3384,8 @@
       <w:numPr>
         <w:numId w:val="5"/>
       </w:numPr>
-      <w:spacing w:after="120" w:line="276" w:lineRule="auto"/>
       <w:contextualSpacing/>
     </w:pPr>
-    <w:rPr>
-      <w:rFonts w:ascii="Arial" w:hAnsi="Arial" w:eastAsia="Arial"/>
-      <w:sz w:val="22"/>
-    </w:rPr>
   </w:style>
   <w:style w:type="paragraph" w:styleId="ListNumber2">
     <w:name w:val="List Number 2"/>

--- a/ServiceGate Protocol Socket实验文档.docx
+++ b/ServiceGate Protocol Socket实验文档.docx
@@ -4,7 +4,7 @@
   <w:body>
     <w:p>
       <w:pPr>
-        <w:pStyle w:val="Title"/>
+        <w:pStyle w:val="Heading1"/>
       </w:pPr>
       <w:r>
         <w:t>网络 Socket 编程实验文档</w:t>
@@ -12,7 +12,7 @@
     </w:p>
     <w:p>
       <w:pPr>
-        <w:pStyle w:val="Heading1"/>
+        <w:pStyle w:val="Heading2"/>
       </w:pPr>
       <w:r>
         <w:t>ServiceGate Protocol 实验说明</w:t>
@@ -20,7 +20,7 @@
     </w:p>
     <w:p>
       <w:pPr>
-        <w:pStyle w:val="Heading2"/>
+        <w:pStyle w:val="Heading3"/>
       </w:pPr>
       <w:r>
         <w:t>1. 实验目的</w:t>
@@ -73,165 +73,7 @@
     </w:p>
     <w:p>
       <w:pPr>
-        <w:pStyle w:val="Heading2"/>
-      </w:pPr>
-      <w:r>
-        <w:t>2. 程序角色</w:t>
-      </w:r>
-    </w:p>
-    <w:p>
-      <w:r>
-        <w:t>本实验有三个角色：</w:t>
-      </w:r>
-    </w:p>
-    <w:tbl>
-      <w:tblPr>
-        <w:tblStyle w:val="TableGrid"/>
-        <w:tblW w:type="auto" w:w="0"/>
-        <w:tblLook w:firstColumn="1" w:firstRow="1" w:lastColumn="0" w:lastRow="0" w:noHBand="0" w:noVBand="1" w:val="04A0"/>
-      </w:tblPr>
-      <w:tblGrid>
-        <w:gridCol w:w="2880"/>
-        <w:gridCol w:w="2880"/>
-        <w:gridCol w:w="2880"/>
-      </w:tblGrid>
-      <w:tr>
-        <w:tc>
-          <w:tcPr>
-            <w:tcW w:type="dxa" w:w="2880"/>
-          </w:tcPr>
-          <w:p>
-            <w:r>
-              <w:t>角色</w:t>
-            </w:r>
-          </w:p>
-        </w:tc>
-        <w:tc>
-          <w:tcPr>
-            <w:tcW w:type="dxa" w:w="2880"/>
-          </w:tcPr>
-          <w:p>
-            <w:r>
-              <w:t>程序</w:t>
-            </w:r>
-          </w:p>
-        </w:tc>
-        <w:tc>
-          <w:tcPr>
-            <w:tcW w:type="dxa" w:w="2880"/>
-          </w:tcPr>
-          <w:p>
-            <w:r>
-              <w:t>作用</w:t>
-            </w:r>
-          </w:p>
-        </w:tc>
-      </w:tr>
-      <w:tr>
-        <w:tc>
-          <w:tcPr>
-            <w:tcW w:type="dxa" w:w="2880"/>
-          </w:tcPr>
-          <w:p>
-            <w:r>
-              <w:t>Relay</w:t>
-            </w:r>
-          </w:p>
-        </w:tc>
-        <w:tc>
-          <w:tcPr>
-            <w:tcW w:type="dxa" w:w="2880"/>
-          </w:tcPr>
-          <w:p>
-            <w:r>
-              <w:t>`relay.py`</w:t>
-            </w:r>
-          </w:p>
-        </w:tc>
-        <w:tc>
-          <w:tcPr>
-            <w:tcW w:type="dxa" w:w="2880"/>
-          </w:tcPr>
-          <w:p>
-            <w:r>
-              <w:t>接收 Agent 和 Client 连接，维护服务目录，校验通用权限和 schema，并转发 `CALL`</w:t>
-            </w:r>
-          </w:p>
-        </w:tc>
-      </w:tr>
-      <w:tr>
-        <w:tc>
-          <w:tcPr>
-            <w:tcW w:type="dxa" w:w="2880"/>
-          </w:tcPr>
-          <w:p>
-            <w:r>
-              <w:t>Agent</w:t>
-            </w:r>
-          </w:p>
-        </w:tc>
-        <w:tc>
-          <w:tcPr>
-            <w:tcW w:type="dxa" w:w="2880"/>
-          </w:tcPr>
-          <w:p>
-            <w:r>
-              <w:t>`agent.py`</w:t>
-            </w:r>
-          </w:p>
-        </w:tc>
-        <w:tc>
-          <w:tcPr>
-            <w:tcW w:type="dxa" w:w="2880"/>
-          </w:tcPr>
-          <w:p>
-            <w:r>
-              <w:t>主动连接 Relay，读取配置文件发布服务，并把调用分发给本地 handler</w:t>
-            </w:r>
-          </w:p>
-        </w:tc>
-      </w:tr>
-      <w:tr>
-        <w:tc>
-          <w:tcPr>
-            <w:tcW w:type="dxa" w:w="2880"/>
-          </w:tcPr>
-          <w:p>
-            <w:r>
-              <w:t>Client</w:t>
-            </w:r>
-          </w:p>
-        </w:tc>
-        <w:tc>
-          <w:tcPr>
-            <w:tcW w:type="dxa" w:w="2880"/>
-          </w:tcPr>
-          <w:p>
-            <w:r>
-              <w:t>`client.py`</w:t>
-            </w:r>
-          </w:p>
-        </w:tc>
-        <w:tc>
-          <w:tcPr>
-            <w:tcW w:type="dxa" w:w="2880"/>
-          </w:tcPr>
-          <w:p>
-            <w:r>
-              <w:t>登录 Relay，查看服务列表，并调用某个服务</w:t>
-            </w:r>
-          </w:p>
-        </w:tc>
-      </w:tr>
-    </w:tbl>
-    <w:p>
-      <w:r>
-        <w:t>Relay 不执行具体业务逻辑。比如文件读取、命令执行、HTTP 转发都在 Agent 端 handler 中完成。</w:t>
-      </w:r>
-    </w:p>
-    <w:p>
-      <w:pPr>
-        <w:pStyle w:val="Heading2"/>
+        <w:pStyle w:val="Heading3"/>
       </w:pPr>
       <w:r>
         <w:t>3. 文件结构</w:t>
@@ -514,7 +356,7 @@
     </w:tbl>
     <w:p>
       <w:pPr>
-        <w:pStyle w:val="Heading2"/>
+        <w:pStyle w:val="Heading3"/>
       </w:pPr>
       <w:r>
         <w:t>4. 协议帧格式</w:t>
@@ -759,17 +601,17 @@
           <w:rFonts w:ascii="Courier New" w:hAnsi="Courier New"/>
           <w:sz w:val="18"/>
         </w:rPr>
-        <w:t>version, type, id, role, cmd, token, service_id, payload, status, message, ext</w:t>
+        <w:t>version, protocol_version, type, id, role, cmd, token, service_id, payload, status, message, ext</w:t>
       </w:r>
     </w:p>
     <w:p>
       <w:r>
-        <w:t>其中 `id` 用于匹配请求和响应。</w:t>
+        <w:t>其中 `version` 和 `protocol_version` 当前均为 `1.0`；`protocol_version` 是显式协议版本字段，`id` 用于匹配请求和响应。</w:t>
       </w:r>
     </w:p>
     <w:p>
       <w:pPr>
-        <w:pStyle w:val="Heading2"/>
+        <w:pStyle w:val="Heading3"/>
       </w:pPr>
       <w:r>
         <w:t>5. 核心命令</w:t>
@@ -947,7 +789,7 @@
     </w:p>
     <w:p>
       <w:pPr>
-        <w:pStyle w:val="Heading2"/>
+        <w:pStyle w:val="Heading3"/>
       </w:pPr>
       <w:r>
         <w:t>6. 服务配置</w:t>
@@ -1221,7 +1063,7 @@
     </w:p>
     <w:p>
       <w:pPr>
-        <w:pStyle w:val="Heading2"/>
+        <w:pStyle w:val="Heading3"/>
       </w:pPr>
       <w:r>
         <w:t>7. 运行方法</w:t>
@@ -1256,7 +1098,7 @@
           <w:rFonts w:ascii="Courier New" w:hAnsi="Courier New"/>
           <w:sz w:val="18"/>
         </w:rPr>
-        <w:t>python3 relay.py --host 127.0.0.1 --port 9000</w:t>
+        <w:t>python3 relay.py --host 127.0.0.1 --port 9000 --log-file relay.log</w:t>
         <w:br/>
         <w:t>python3 agent.py</w:t>
         <w:br/>
@@ -1270,7 +1112,7 @@
     </w:p>
     <w:p>
       <w:pPr>
-        <w:pStyle w:val="Heading2"/>
+        <w:pStyle w:val="Heading3"/>
       </w:pPr>
       <w:r>
         <w:t>8. Client 交互命令</w:t>
@@ -1319,7 +1161,7 @@
     </w:p>
     <w:p>
       <w:pPr>
-        <w:pStyle w:val="Heading2"/>
+        <w:pStyle w:val="Heading3"/>
       </w:pPr>
       <w:r>
         <w:t>9. file-box 说明</w:t>
@@ -1380,7 +1222,7 @@
     </w:p>
     <w:p>
       <w:pPr>
-        <w:pStyle w:val="Heading2"/>
+        <w:pStyle w:val="Heading3"/>
       </w:pPr>
       <w:r>
         <w:t>10. 已实现功能</w:t>
@@ -1497,7 +1339,7 @@
     </w:p>
     <w:p>
       <w:pPr>
-        <w:pStyle w:val="Heading2"/>
+        <w:pStyle w:val="Heading3"/>
       </w:pPr>
       <w:r>
         <w:t>11. 没有实现或只做了原型的部分</w:t>
@@ -1566,7 +1408,7 @@
     </w:p>
     <w:p>
       <w:pPr>
-        <w:pStyle w:val="Heading2"/>
+        <w:pStyle w:val="Heading3"/>
       </w:pPr>
       <w:r>
         <w:t>12. 错误响应格式</w:t>
@@ -1741,7 +1583,7 @@
     </w:tbl>
     <w:p>
       <w:pPr>
-        <w:pStyle w:val="Heading2"/>
+        <w:pStyle w:val="Heading3"/>
       </w:pPr>
       <w:r>
         <w:t>13. Relay 日志</w:t>
@@ -1765,7 +1607,7 @@
     </w:p>
     <w:p>
       <w:r>
-        <w:t>这些日志用于实验观察，不写入文件。需要保存时可以用 shell 重定向：</w:t>
+        <w:t>Relay 日志会即时输出到终端。需要同时保存到本地文件时使用 `--log-file`：</w:t>
       </w:r>
     </w:p>
     <w:p>
@@ -1774,12 +1616,12 @@
           <w:rFonts w:ascii="Courier New" w:hAnsi="Courier New"/>
           <w:sz w:val="18"/>
         </w:rPr>
-        <w:t>python3 relay.py --host 127.0.0.1 --port 9000 &gt; relay.log</w:t>
+        <w:t>python3 relay.py --host 127.0.0.1 --port 9000 --log-file relay.log</w:t>
       </w:r>
     </w:p>
     <w:p>
       <w:pPr>
-        <w:pStyle w:val="Heading2"/>
+        <w:pStyle w:val="Heading3"/>
       </w:pPr>
       <w:r>
         <w:t>14. 测试建议</w:t>
@@ -2124,7 +1966,7 @@
     </w:tbl>
     <w:p>
       <w:pPr>
-        <w:pStyle w:val="Heading2"/>
+        <w:pStyle w:val="Heading3"/>
       </w:pPr>
       <w:r>
         <w:t>15. 录屏建议</w:t>
@@ -2144,18 +1986,27 @@
       </w:r>
     </w:p>
     <w:p>
+      <w:pPr>
+        <w:pStyle w:val="ListBullet"/>
+      </w:pPr>
       <w:r>
-        <w:t xml:space="preserve">   - 展示 `protocol.py`、`relay.py`、`agent.py`、`client.py`。</w:t>
+        <w:t>展示 `protocol.py`、`relay.py`、`agent.py`、`client.py`。</w:t>
       </w:r>
     </w:p>
     <w:p>
+      <w:pPr>
+        <w:pStyle w:val="ListBullet"/>
+      </w:pPr>
       <w:r>
-        <w:t xml:space="preserve">   - 展示 `agent.config.json` 中的 `services_config`。</w:t>
+        <w:t>展示 `agent.config.json` 中的 `services_config`。</w:t>
       </w:r>
     </w:p>
     <w:p>
+      <w:pPr>
+        <w:pStyle w:val="ListBullet"/>
+      </w:pPr>
       <w:r>
-        <w:t xml:space="preserve">   - 展示 `services.json` 中的 `file-box`、`custom-note`、`custom-command`、`custom-web`，说明具体能力由 handler 提供。</w:t>
+        <w:t>展示 `services.json` 中的 `file-box`、`custom-note`、`custom-command`、`custom-web`，说明具体能力由 handler 提供。</w:t>
       </w:r>
     </w:p>
     <w:p>
@@ -2167,18 +2018,27 @@
       </w:r>
     </w:p>
     <w:p>
+      <w:pPr>
+        <w:pStyle w:val="ListBullet"/>
+      </w:pPr>
       <w:r>
-        <w:t xml:space="preserve">   - 运行 `python3 relay.py --host 127.0.0.1 --port 9000`。</w:t>
+        <w:t>运行 `python3 relay.py --host 127.0.0.1 --port 9000 --log-file relay.log`。</w:t>
       </w:r>
     </w:p>
     <w:p>
+      <w:pPr>
+        <w:pStyle w:val="ListBullet"/>
+      </w:pPr>
       <w:r>
-        <w:t xml:space="preserve">   - 说明 Relay 只负责登录、服务目录、校验、转发和日志。</w:t>
+        <w:t>说明 Relay 只负责登录、服务目录、校验、转发和日志。</w:t>
       </w:r>
     </w:p>
     <w:p>
+      <w:pPr>
+        <w:pStyle w:val="ListBullet"/>
+      </w:pPr>
       <w:r>
-        <w:t xml:space="preserve">   - 让屏幕中能看到 Relay 输出的 JSON 行日志。</w:t>
+        <w:t>让屏幕中能看到 Relay 输出的 JSON 行日志。</w:t>
       </w:r>
     </w:p>
     <w:p>
@@ -2190,18 +2050,27 @@
       </w:r>
     </w:p>
     <w:p>
+      <w:pPr>
+        <w:pStyle w:val="ListBullet"/>
+      </w:pPr>
       <w:r>
-        <w:t xml:space="preserve">   - 运行 `python3 agent.py`。</w:t>
+        <w:t>运行 `python3 agent.py`。</w:t>
       </w:r>
     </w:p>
     <w:p>
+      <w:pPr>
+        <w:pStyle w:val="ListBullet"/>
+      </w:pPr>
       <w:r>
-        <w:t xml:space="preserve">   - 展示 Agent 加载了几个 handler，并发布了几个服务。</w:t>
+        <w:t>展示 Agent 加载了几个 handler，并发布了几个服务。</w:t>
       </w:r>
     </w:p>
     <w:p>
+      <w:pPr>
+        <w:pStyle w:val="ListBullet"/>
+      </w:pPr>
       <w:r>
-        <w:t xml:space="preserve">   - 说明 Agent 没有默认发布服务，发布内容来自 `services.json`。</w:t>
+        <w:t>说明 Agent 没有默认发布服务，发布内容来自 `services.json`。</w:t>
       </w:r>
     </w:p>
     <w:p>
@@ -2213,23 +2082,35 @@
       </w:r>
     </w:p>
     <w:p>
+      <w:pPr>
+        <w:pStyle w:val="ListBullet"/>
+      </w:pPr>
       <w:r>
-        <w:t xml:space="preserve">   - 运行 `python3 client.py`。</w:t>
+        <w:t>运行 `python3 client.py`。</w:t>
       </w:r>
     </w:p>
     <w:p>
+      <w:pPr>
+        <w:pStyle w:val="ListBullet"/>
+      </w:pPr>
       <w:r>
-        <w:t xml:space="preserve">   - 输入 `list`。</w:t>
+        <w:t>输入 `list`。</w:t>
       </w:r>
     </w:p>
     <w:p>
+      <w:pPr>
+        <w:pStyle w:val="ListBullet"/>
+      </w:pPr>
       <w:r>
-        <w:t xml:space="preserve">   - 输入 `help file-box`，展示服务级帮助。</w:t>
+        <w:t>输入 `help file-box`，展示服务级帮助。</w:t>
       </w:r>
     </w:p>
     <w:p>
+      <w:pPr>
+        <w:pStyle w:val="ListBullet"/>
+      </w:pPr>
       <w:r>
-        <w:t xml:space="preserve">   - 输入 `help custom-command`，展示命令白名单。</w:t>
+        <w:t>输入 `help custom-command`，展示命令白名单。</w:t>
       </w:r>
     </w:p>
     <w:p>
@@ -2241,23 +2122,35 @@
       </w:r>
     </w:p>
     <w:p>
+      <w:pPr>
+        <w:pStyle w:val="ListBullet"/>
+      </w:pPr>
       <w:r>
-        <w:t xml:space="preserve">   - 输入 `text hello`，展示文本回显。</w:t>
+        <w:t>输入 `text hello`，展示文本回显。</w:t>
       </w:r>
     </w:p>
     <w:p>
+      <w:pPr>
+        <w:pStyle w:val="ListBullet"/>
+      </w:pPr>
       <w:r>
-        <w:t xml:space="preserve">   - 输入 `cmd pwd`，展示白名单命令输出。</w:t>
+        <w:t>输入 `cmd pwd`，展示白名单命令输出。</w:t>
       </w:r>
     </w:p>
     <w:p>
+      <w:pPr>
+        <w:pStyle w:val="ListBullet"/>
+      </w:pPr>
       <w:r>
-        <w:t xml:space="preserve">   - 先准备 `shared_files/hello.txt`，再输入 `file ls` 和 `file read hello.txt`，展示文件服务。</w:t>
+        <w:t>先准备 `shared_files/hello.txt`，再输入 `file ls` 和 `file read hello.txt`，展示文件服务。</w:t>
       </w:r>
     </w:p>
     <w:p>
+      <w:pPr>
+        <w:pStyle w:val="ListBullet"/>
+      </w:pPr>
       <w:r>
-        <w:t xml:space="preserve">   - 如果要展示 HTTP 服务，另开终端运行 `python3 -m http.server 8000`，再输入 `http /`。</w:t>
+        <w:t>如果要展示 HTTP 服务，另开终端运行 `python3 -m http.server 8000`，再输入 `http /`。</w:t>
       </w:r>
     </w:p>
     <w:p>
@@ -2269,18 +2162,27 @@
       </w:r>
     </w:p>
     <w:p>
+      <w:pPr>
+        <w:pStyle w:val="ListBullet"/>
+      </w:pPr>
       <w:r>
-        <w:t xml:space="preserve">   - 可以另开一个 Client，用错误 `service_token` 调用，展示 `SERVICE_TOKEN_INVALID`。</w:t>
+        <w:t>可以另开一个 Client，用错误 `service_token` 调用，展示 `SERVICE_TOKEN_INVALID`。</w:t>
       </w:r>
     </w:p>
     <w:p>
+      <w:pPr>
+        <w:pStyle w:val="ListBullet"/>
+      </w:pPr>
       <w:r>
-        <w:t xml:space="preserve">   - 或输入不符合 schema 的 `generic` 调用，展示 `SCHEMA_VALIDATION_FAILED`。</w:t>
+        <w:t>或输入不符合 schema 的 `generic` 调用，展示 `SCHEMA_VALIDATION_FAILED`。</w:t>
       </w:r>
     </w:p>
     <w:p>
+      <w:pPr>
+        <w:pStyle w:val="ListBullet"/>
+      </w:pPr>
       <w:r>
-        <w:t xml:space="preserve">   - 同时切到 Relay 终端，展示 `call_rejected` 日志。</w:t>
+        <w:t>同时切到 Relay 终端，展示 `call_rejected` 日志。</w:t>
       </w:r>
     </w:p>
     <w:p>
@@ -2292,18 +2194,27 @@
       </w:r>
     </w:p>
     <w:p>
+      <w:pPr>
+        <w:pStyle w:val="ListBullet"/>
+      </w:pPr>
       <w:r>
-        <w:t xml:space="preserve">   - 停止 Agent。</w:t>
+        <w:t>停止 Agent。</w:t>
       </w:r>
     </w:p>
     <w:p>
+      <w:pPr>
+        <w:pStyle w:val="ListBullet"/>
+      </w:pPr>
       <w:r>
-        <w:t xml:space="preserve">   - Client 再执行一次调用或 `list`，观察 offline 或 `AGENT_OFFLINE`。</w:t>
+        <w:t>Client 再执行一次调用或 `list`，观察 offline 或 `AGENT_OFFLINE`。</w:t>
       </w:r>
     </w:p>
     <w:p>
+      <w:pPr>
+        <w:pStyle w:val="ListBullet"/>
+      </w:pPr>
       <w:r>
-        <w:t xml:space="preserve">   - 说明这是 Relay 通过连接关闭和保活维护的生命周期状态。</w:t>
+        <w:t>说明这是 Relay 通过连接关闭和保活维护的生命周期状态。</w:t>
       </w:r>
     </w:p>
     <w:p>
@@ -2340,7 +2251,7 @@
     </w:p>
     <w:p>
       <w:pPr>
-        <w:pStyle w:val="Heading2"/>
+        <w:pStyle w:val="Heading3"/>
       </w:pPr>
       <w:r>
         <w:t>16. LLM 使用说明</w:t>
@@ -2430,7 +2341,7 @@
     </w:p>
     <w:p>
       <w:pPr>
-        <w:pStyle w:val="Heading2"/>
+        <w:pStyle w:val="Heading3"/>
       </w:pPr>
       <w:r>
         <w:t>17. 小结</w:t>
